--- a/PileMetric-Panduan-Pengguna.docx
+++ b/PileMetric-Panduan-Pengguna.docx
@@ -4,17 +4,7 @@
   <w:body>
     <w:p>
       <w:pPr>
-        <w:spacing w:after="100" w:before="100"/>
-      </w:pPr>
-    </w:p>
-    <w:p>
-      <w:pPr>
-        <w:spacing w:after="100" w:before="100"/>
-      </w:pPr>
-    </w:p>
-    <w:p>
-      <w:pPr>
-        <w:spacing w:after="100" w:before="100"/>
+        <w:spacing w:after="600" w:before="600"/>
       </w:pPr>
     </w:p>
     <w:p>
@@ -28,8 +18,8 @@
           <w:b/>
           <w:bCs/>
           <w:color w:val="E85D04"/>
-          <w:sz w:val="72"/>
-          <w:szCs w:val="72"/>
+          <w:sz w:val="80"/>
+          <w:szCs w:val="80"/>
         </w:rPr>
         <w:t xml:space="preserve">PILEMETRIC</w:t>
       </w:r>
@@ -43,8 +33,8 @@
         <w:rPr>
           <w:rFonts w:ascii="Calibri" w:cs="Calibri" w:eastAsia="Calibri" w:hAnsi="Calibri"/>
           <w:color w:val="333333"/>
-          <w:sz w:val="40"/>
-          <w:szCs w:val="40"/>
+          <w:sz w:val="44"/>
+          <w:szCs w:val="44"/>
         </w:rPr>
         <w:t xml:space="preserve">Panduan Pengguna</w:t>
       </w:r>
@@ -78,7 +68,7 @@
           <w:sz w:val="22"/>
           <w:szCs w:val="22"/>
         </w:rPr>
-        <w:t xml:space="preserve">Versi 1.0  |  2026</w:t>
+        <w:t xml:space="preserve">Versi 1.1  |  2026</w:t>
       </w:r>
     </w:p>
     <w:p>
@@ -92,7 +82,7 @@
         <w:pBdr>
           <w:bottom w:val="single" w:color="E85D04" w:sz="8" w:space="4"/>
         </w:pBdr>
-        <w:spacing w:after="200" w:before="400"/>
+        <w:spacing w:after="200" w:before="480"/>
       </w:pPr>
       <w:r>
         <w:t xml:space="preserve">1. Pendahuluan</w:t>
@@ -110,7 +100,7 @@
           <w:sz w:val="22"/>
           <w:szCs w:val="22"/>
         </w:rPr>
-        <w:t xml:space="preserve">PileMetric adalah sistem pengukuran volume tumpukan material berbasis fotogrametri. Aplikasi ini memungkinkan operator tambang dan quarry untuk mengukur volume material secara akurat menggunakan foto dari drone, kamera DSLR, atau smartphone — tanpa memerlukan peralatan survei khusus.</w:t>
+        <w:t xml:space="preserve">PileMetric adalah sistem pengukuran volume tumpukan material berbasis fotogrametri. Aplikasi ini memungkinkan operator tambang dan quarry untuk mengukur volume material secara akurat menggunakan foto dari drone, kamera DSLR, atau smartphone.</w:t>
       </w:r>
     </w:p>
     <w:p>
@@ -121,132 +111,10 @@
     <w:p>
       <w:pPr>
         <w:pStyle w:val="Heading2"/>
-        <w:spacing w:after="160" w:before="300"/>
-      </w:pPr>
-      <w:r>
-        <w:t xml:space="preserve">1.1 Fitur Utama</w:t>
-      </w:r>
-    </w:p>
-    <w:p>
-      <w:pPr>
-        <w:pStyle w:val="ListParagraph"/>
-        <w:numPr>
-          <w:ilvl w:val="0"/>
-          <w:numId w:val="1"/>
-        </w:numPr>
-        <w:spacing w:after="60" w:before="60"/>
-      </w:pPr>
-      <w:r>
-        <w:rPr>
-          <w:rFonts w:ascii="Calibri" w:cs="Calibri" w:eastAsia="Calibri" w:hAnsi="Calibri"/>
-          <w:sz w:val="22"/>
-          <w:szCs w:val="22"/>
-        </w:rPr>
-        <w:t xml:space="preserve">Unggah foto drone, DSLR, atau smartphone</w:t>
-      </w:r>
-    </w:p>
-    <w:p>
-      <w:pPr>
-        <w:pStyle w:val="ListParagraph"/>
-        <w:numPr>
-          <w:ilvl w:val="0"/>
-          <w:numId w:val="1"/>
-        </w:numPr>
-        <w:spacing w:after="60" w:before="60"/>
-      </w:pPr>
-      <w:r>
-        <w:rPr>
-          <w:rFonts w:ascii="Calibri" w:cs="Calibri" w:eastAsia="Calibri" w:hAnsi="Calibri"/>
-          <w:sz w:val="22"/>
-          <w:szCs w:val="22"/>
-        </w:rPr>
-        <w:t xml:space="preserve">Pemrosesan otomatis menggunakan fotogrametri profesional</w:t>
-      </w:r>
-    </w:p>
-    <w:p>
-      <w:pPr>
-        <w:pStyle w:val="ListParagraph"/>
-        <w:numPr>
-          <w:ilvl w:val="0"/>
-          <w:numId w:val="1"/>
-        </w:numPr>
-        <w:spacing w:after="60" w:before="60"/>
-      </w:pPr>
-      <w:r>
-        <w:rPr>
-          <w:rFonts w:ascii="Calibri" w:cs="Calibri" w:eastAsia="Calibri" w:hAnsi="Calibri"/>
-          <w:sz w:val="22"/>
-          <w:szCs w:val="22"/>
-        </w:rPr>
-        <w:t xml:space="preserve">Hasil volume dalam meter kubik (m³) dan luas area (m²)</w:t>
-      </w:r>
-    </w:p>
-    <w:p>
-      <w:pPr>
-        <w:pStyle w:val="ListParagraph"/>
-        <w:numPr>
-          <w:ilvl w:val="0"/>
-          <w:numId w:val="1"/>
-        </w:numPr>
-        <w:spacing w:after="60" w:before="60"/>
-      </w:pPr>
-      <w:r>
-        <w:rPr>
-          <w:rFonts w:ascii="Calibri" w:cs="Calibri" w:eastAsia="Calibri" w:hAnsi="Calibri"/>
-          <w:sz w:val="22"/>
-          <w:szCs w:val="22"/>
-        </w:rPr>
-        <w:t xml:space="preserve">Laporan PDF yang dapat diunduh</w:t>
-      </w:r>
-    </w:p>
-    <w:p>
-      <w:pPr>
-        <w:pStyle w:val="ListParagraph"/>
-        <w:numPr>
-          <w:ilvl w:val="0"/>
-          <w:numId w:val="1"/>
-        </w:numPr>
-        <w:spacing w:after="60" w:before="60"/>
-      </w:pPr>
-      <w:r>
-        <w:rPr>
-          <w:rFonts w:ascii="Calibri" w:cs="Calibri" w:eastAsia="Calibri" w:hAnsi="Calibri"/>
-          <w:sz w:val="22"/>
-          <w:szCs w:val="22"/>
-        </w:rPr>
-        <w:t xml:space="preserve">Dasbor ringkasan dan riwayat pekerjaan</w:t>
-      </w:r>
-    </w:p>
-    <w:p>
-      <w:pPr>
-        <w:pStyle w:val="ListParagraph"/>
-        <w:numPr>
-          <w:ilvl w:val="0"/>
-          <w:numId w:val="1"/>
-        </w:numPr>
-        <w:spacing w:after="60" w:before="60"/>
-      </w:pPr>
-      <w:r>
-        <w:rPr>
-          <w:rFonts w:ascii="Calibri" w:cs="Calibri" w:eastAsia="Calibri" w:hAnsi="Calibri"/>
-          <w:sz w:val="22"/>
-          <w:szCs w:val="22"/>
-        </w:rPr>
-        <w:t xml:space="preserve">Dukungan material: Pasir, Tanah, Batu Bara</w:t>
-      </w:r>
-    </w:p>
-    <w:p>
-      <w:pPr>
-        <w:spacing w:after="100" w:before="100"/>
-      </w:pPr>
-    </w:p>
-    <w:p>
-      <w:pPr>
-        <w:pStyle w:val="Heading2"/>
-        <w:spacing w:after="160" w:before="300"/>
-      </w:pPr>
-      <w:r>
-        <w:t xml:space="preserve">1.2 Persyaratan Sistem</w:t>
+        <w:spacing w:after="160" w:before="320"/>
+      </w:pPr>
+      <w:r>
+        <w:t xml:space="preserve">1.1 Alur Kerja Pengukuran</w:t>
       </w:r>
     </w:p>
     <w:tbl>
@@ -269,7 +137,7 @@
         <w:tc>
           <w:tcPr>
             <w:tcW w:type="pct" w:w="35%"/>
-            <w:shd w:color="F5F5F5" w:val="solid"/>
+            <w:shd w:color="F7F7F7" w:val="solid"/>
             <w:tcMar>
               <w:top w:type="dxa" w:w="80"/>
               <w:left w:type="dxa" w:w="120"/>
@@ -286,7 +154,7 @@
                 <w:sz w:val="20"/>
                 <w:szCs w:val="20"/>
               </w:rPr>
-              <w:t xml:space="preserve">Browser</w:t>
+              <w:t xml:space="preserve">Langkah 1</w:t>
             </w:r>
           </w:p>
         </w:tc>
@@ -307,7 +175,7 @@
                 <w:sz w:val="20"/>
                 <w:szCs w:val="20"/>
               </w:rPr>
-              <w:t xml:space="preserve">Google Chrome, Firefox, atau Edge (versi terbaru)</w:t>
+              <w:t xml:space="preserve">Pasang titik GCP di lapangan dan ukur koordinatnya (Longitude, Latitude, Altitude)</w:t>
             </w:r>
           </w:p>
         </w:tc>
@@ -316,7 +184,7 @@
         <w:tc>
           <w:tcPr>
             <w:tcW w:type="pct" w:w="35%"/>
-            <w:shd w:color="F5F5F5" w:val="solid"/>
+            <w:shd w:color="F7F7F7" w:val="solid"/>
             <w:tcMar>
               <w:top w:type="dxa" w:w="80"/>
               <w:left w:type="dxa" w:w="120"/>
@@ -333,7 +201,7 @@
                 <w:sz w:val="20"/>
                 <w:szCs w:val="20"/>
               </w:rPr>
-              <w:t xml:space="preserve">Koneksi Internet</w:t>
+              <w:t xml:space="preserve">Langkah 2</w:t>
             </w:r>
           </w:p>
         </w:tc>
@@ -354,7 +222,7 @@
                 <w:sz w:val="20"/>
                 <w:szCs w:val="20"/>
               </w:rPr>
-              <w:t xml:space="preserve">Diperlukan untuk mengunggah foto dan memproses data</w:t>
+              <w:t xml:space="preserve">Ambil foto tumpukan material dari berbagai sudut menggunakan drone/DSLR</w:t>
             </w:r>
           </w:p>
         </w:tc>
@@ -363,7 +231,7 @@
         <w:tc>
           <w:tcPr>
             <w:tcW w:type="pct" w:w="35%"/>
-            <w:shd w:color="F5F5F5" w:val="solid"/>
+            <w:shd w:color="F7F7F7" w:val="solid"/>
             <w:tcMar>
               <w:top w:type="dxa" w:w="80"/>
               <w:left w:type="dxa" w:w="120"/>
@@ -380,7 +248,7 @@
                 <w:sz w:val="20"/>
                 <w:szCs w:val="20"/>
               </w:rPr>
-              <w:t xml:space="preserve">Format Foto</w:t>
+              <w:t xml:space="preserve">Langkah 3</w:t>
             </w:r>
           </w:p>
         </w:tc>
@@ -401,7 +269,7 @@
                 <w:sz w:val="20"/>
                 <w:szCs w:val="20"/>
               </w:rPr>
-              <w:t xml:space="preserve">JPG/JPEG dengan data GPS/EXIF (disarankan)</w:t>
+              <w:t xml:space="preserve">Ekstrak koordinat GPS dari foto menggunakan menu EXIF Extractor</w:t>
             </w:r>
           </w:p>
         </w:tc>
@@ -410,7 +278,7 @@
         <w:tc>
           <w:tcPr>
             <w:tcW w:type="pct" w:w="35%"/>
-            <w:shd w:color="F5F5F5" w:val="solid"/>
+            <w:shd w:color="F7F7F7" w:val="solid"/>
             <w:tcMar>
               <w:top w:type="dxa" w:w="80"/>
               <w:left w:type="dxa" w:w="120"/>
@@ -427,7 +295,7 @@
                 <w:sz w:val="20"/>
                 <w:szCs w:val="20"/>
               </w:rPr>
-              <w:t xml:space="preserve">Jumlah Foto</w:t>
+              <w:t xml:space="preserve">Langkah 4</w:t>
             </w:r>
           </w:p>
         </w:tc>
@@ -448,12 +316,142 @@
                 <w:sz w:val="20"/>
                 <w:szCs w:val="20"/>
               </w:rPr>
-              <w:t xml:space="preserve">Minimum 20 foto per pengukuran (disarankan 50–150 foto)</w:t>
+              <w:t xml:space="preserve">Buat file gcp_list.txt menggunakan alat Penanda GCP di aplikasi</w:t>
+            </w:r>
+          </w:p>
+        </w:tc>
+      </w:tr>
+      <w:tr>
+        <w:tc>
+          <w:tcPr>
+            <w:tcW w:type="pct" w:w="35%"/>
+            <w:shd w:color="F7F7F7" w:val="solid"/>
+            <w:tcMar>
+              <w:top w:type="dxa" w:w="80"/>
+              <w:left w:type="dxa" w:w="120"/>
+              <w:bottom w:type="dxa" w:w="80"/>
+              <w:right w:type="dxa" w:w="120"/>
+            </w:tcMar>
+          </w:tcPr>
+          <w:p>
+            <w:r>
+              <w:rPr>
+                <w:rFonts w:ascii="Calibri" w:cs="Calibri" w:eastAsia="Calibri" w:hAnsi="Calibri"/>
+                <w:b/>
+                <w:bCs/>
+                <w:sz w:val="20"/>
+                <w:szCs w:val="20"/>
+              </w:rPr>
+              <w:t xml:space="preserve">Langkah 5</w:t>
+            </w:r>
+          </w:p>
+        </w:tc>
+        <w:tc>
+          <w:tcPr>
+            <w:tcW w:type="pct" w:w="65%"/>
+            <w:tcMar>
+              <w:top w:type="dxa" w:w="80"/>
+              <w:left w:type="dxa" w:w="120"/>
+              <w:bottom w:type="dxa" w:w="80"/>
+              <w:right w:type="dxa" w:w="120"/>
+            </w:tcMar>
+          </w:tcPr>
+          <w:p>
+            <w:r>
+              <w:rPr>
+                <w:rFonts w:ascii="Calibri" w:cs="Calibri" w:eastAsia="Calibri" w:hAnsi="Calibri"/>
+                <w:sz w:val="20"/>
+                <w:szCs w:val="20"/>
+              </w:rPr>
+              <w:t xml:space="preserve">Unggah foto dan file GCP, proses pengukuran otomatis berjalan</w:t>
+            </w:r>
+          </w:p>
+        </w:tc>
+      </w:tr>
+      <w:tr>
+        <w:tc>
+          <w:tcPr>
+            <w:tcW w:type="pct" w:w="35%"/>
+            <w:shd w:color="F7F7F7" w:val="solid"/>
+            <w:tcMar>
+              <w:top w:type="dxa" w:w="80"/>
+              <w:left w:type="dxa" w:w="120"/>
+              <w:bottom w:type="dxa" w:w="80"/>
+              <w:right w:type="dxa" w:w="120"/>
+            </w:tcMar>
+          </w:tcPr>
+          <w:p>
+            <w:r>
+              <w:rPr>
+                <w:rFonts w:ascii="Calibri" w:cs="Calibri" w:eastAsia="Calibri" w:hAnsi="Calibri"/>
+                <w:b/>
+                <w:bCs/>
+                <w:sz w:val="20"/>
+                <w:szCs w:val="20"/>
+              </w:rPr>
+              <w:t xml:space="preserve">Langkah 6</w:t>
+            </w:r>
+          </w:p>
+        </w:tc>
+        <w:tc>
+          <w:tcPr>
+            <w:tcW w:type="pct" w:w="65%"/>
+            <w:tcMar>
+              <w:top w:type="dxa" w:w="80"/>
+              <w:left w:type="dxa" w:w="120"/>
+              <w:bottom w:type="dxa" w:w="80"/>
+              <w:right w:type="dxa" w:w="120"/>
+            </w:tcMar>
+          </w:tcPr>
+          <w:p>
+            <w:r>
+              <w:rPr>
+                <w:rFonts w:ascii="Calibri" w:cs="Calibri" w:eastAsia="Calibri" w:hAnsi="Calibri"/>
+                <w:sz w:val="20"/>
+                <w:szCs w:val="20"/>
+              </w:rPr>
+              <w:t xml:space="preserve">Lihat hasil volume (m³) dan unduh laporan PDF</w:t>
             </w:r>
           </w:p>
         </w:tc>
       </w:tr>
     </w:tbl>
+    <w:p>
+      <w:pPr>
+        <w:spacing w:after="100" w:before="100"/>
+      </w:pPr>
+    </w:p>
+    <w:p>
+      <w:pPr>
+        <w:pBdr>
+          <w:left w:val="single" w:color="CC0000" w:sz="16" w:space="8"/>
+        </w:pBdr>
+        <w:shd w:color="FFF5F5" w:val="solid"/>
+        <w:spacing w:after="160" w:before="160"/>
+        <w:ind w:left="431"/>
+      </w:pPr>
+      <w:r>
+        <w:rPr>
+          <w:rFonts w:ascii="Calibri" w:cs="Calibri" w:eastAsia="Calibri" w:hAnsi="Calibri"/>
+          <w:b/>
+          <w:bCs/>
+          <w:color w:val="CC0000"/>
+          <w:sz w:val="20"/>
+          <w:szCs w:val="20"/>
+        </w:rPr>
+        <w:t xml:space="preserve">PENTING: </w:t>
+      </w:r>
+      <w:r>
+        <w:rPr>
+          <w:rFonts w:ascii="Calibri" w:cs="Calibri" w:eastAsia="Calibri" w:hAnsi="Calibri"/>
+          <w:b/>
+          <w:bCs/>
+          <w:sz w:val="20"/>
+          <w:szCs w:val="20"/>
+        </w:rPr>
+        <w:t xml:space="preserve">Penggunaan Ground Control Points (GCP) adalah WAJIB untuk mendapatkan akurasi pengukuran yang optimal. Tanpa GCP, hasil volume dapat memiliki kesalahan hingga 5–10% atau lebih.</w:t>
+      </w:r>
+    </w:p>
     <w:p>
       <w:pPr>
         <w:spacing w:after="100" w:before="100"/>
@@ -470,7 +468,7 @@
         <w:pBdr>
           <w:bottom w:val="single" w:color="E85D04" w:sz="8" w:space="4"/>
         </w:pBdr>
-        <w:spacing w:after="200" w:before="400"/>
+        <w:spacing w:after="200" w:before="480"/>
       </w:pPr>
       <w:r>
         <w:t xml:space="preserve">2. Masuk ke Aplikasi</w:t>
@@ -488,7 +486,7 @@
           <w:sz w:val="22"/>
           <w:szCs w:val="22"/>
         </w:rPr>
-        <w:t xml:space="preserve">Buka aplikasi melalui browser Anda. Halaman utama akan menampilkan layar beranda PileMetric.</w:t>
+        <w:t xml:space="preserve">Buka aplikasi melalui browser Anda. Halaman beranda PileMetric akan tampil seperti berikut:</w:t>
       </w:r>
     </w:p>
     <w:p>
@@ -504,7 +502,7 @@
       <w:r>
         <w:drawing>
           <wp:inline distT="0" distB="0" distL="0" distR="0">
-            <wp:extent cx="5524500" cy="3105150"/>
+            <wp:extent cx="5334000" cy="3000375"/>
             <wp:effectExtent t="0" r="0" b="0" l="0"/>
             <wp:docPr id="1" name="" descr="" title=""/>
             <wp:cNvGraphicFramePr>
@@ -529,7 +527,7 @@
                   <pic:spPr bwMode="auto">
                     <a:xfrm>
                       <a:off x="0" y="0"/>
-                      <a:ext cx="5524500" cy="3105150"/>
+                      <a:ext cx="5334000" cy="3000375"/>
                     </a:xfrm>
                     <a:prstGeom prst="rect">
                       <a:avLst/>
@@ -544,7 +542,7 @@
     </w:p>
     <w:p>
       <w:pPr>
-        <w:spacing w:after="200" w:before="0"/>
+        <w:spacing w:after="220" w:before="0"/>
         <w:jc w:val="center"/>
       </w:pPr>
       <w:r>
@@ -561,15 +559,6 @@
     </w:p>
     <w:p>
       <w:pPr>
-        <w:pStyle w:val="Heading2"/>
-        <w:spacing w:after="160" w:before="300"/>
-      </w:pPr>
-      <w:r>
-        <w:t xml:space="preserve">2.1 Langkah Masuk</w:t>
-      </w:r>
-    </w:p>
-    <w:p>
-      <w:pPr>
         <w:pStyle w:val="ListParagraph"/>
         <w:numPr>
           <w:ilvl w:val="0"/>
@@ -601,25 +590,7 @@
           <w:sz w:val="22"/>
           <w:szCs w:val="22"/>
         </w:rPr>
-        <w:t xml:space="preserve">Halaman login akan terbuka.</w:t>
-      </w:r>
-    </w:p>
-    <w:p>
-      <w:pPr>
-        <w:pStyle w:val="ListParagraph"/>
-        <w:numPr>
-          <w:ilvl w:val="0"/>
-          <w:numId w:val="2"/>
-        </w:numPr>
-        <w:spacing w:after="80" w:before="80"/>
-      </w:pPr>
-      <w:r>
-        <w:rPr>
-          <w:rFonts w:ascii="Calibri" w:cs="Calibri" w:eastAsia="Calibri" w:hAnsi="Calibri"/>
-          <w:sz w:val="22"/>
-          <w:szCs w:val="22"/>
-        </w:rPr>
-        <w:t xml:space="preserve">Pilih metode masuk yang sesuai:</w:t>
+        <w:t xml:space="preserve">Pilih metode masuk:</w:t>
       </w:r>
     </w:p>
     <w:p>
@@ -637,7 +608,7 @@
           <w:sz w:val="22"/>
           <w:szCs w:val="22"/>
         </w:rPr>
-        <w:t xml:space="preserve">Google SSO: Klik tombol "Continue with Google" untuk masuk menggunakan akun Google.</w:t>
+        <w:t xml:space="preserve">Google SSO: Klik "Continue with Google" untuk masuk menggunakan akun Google.</w:t>
       </w:r>
     </w:p>
     <w:p>
@@ -689,7 +660,7 @@
       <w:r>
         <w:drawing>
           <wp:inline distT="0" distB="0" distL="0" distR="0">
-            <wp:extent cx="5524500" cy="3105150"/>
+            <wp:extent cx="5334000" cy="3000375"/>
             <wp:effectExtent t="0" r="0" b="0" l="0"/>
             <wp:docPr id="1" name="" descr="" title=""/>
             <wp:cNvGraphicFramePr>
@@ -714,7 +685,7 @@
                   <pic:spPr bwMode="auto">
                     <a:xfrm>
                       <a:off x="0" y="0"/>
-                      <a:ext cx="5524500" cy="3105150"/>
+                      <a:ext cx="5334000" cy="3000375"/>
                     </a:xfrm>
                     <a:prstGeom prst="rect">
                       <a:avLst/>
@@ -729,7 +700,7 @@
     </w:p>
     <w:p>
       <w:pPr>
-        <w:spacing w:after="200" w:before="0"/>
+        <w:spacing w:after="220" w:before="0"/>
         <w:jc w:val="center"/>
       </w:pPr>
       <w:r>
@@ -749,7 +720,7 @@
         <w:pBdr>
           <w:left w:val="single" w:color="E85D04" w:sz="12" w:space="8"/>
         </w:pBdr>
-        <w:spacing w:after="120" w:before="120"/>
+        <w:spacing w:after="140" w:before="140"/>
         <w:ind w:left="431"/>
       </w:pPr>
       <w:r>
@@ -771,7 +742,7 @@
           <w:sz w:val="20"/>
           <w:szCs w:val="20"/>
         </w:rPr>
-        <w:t xml:space="preserve">Akun baru yang masuk menggunakan Google memerlukan persetujuan dari administrator sebelum dapat mengakses sistem.</w:t>
+        <w:t xml:space="preserve">Akun baru yang mendaftar via Google memerlukan persetujuan administrator sebelum dapat mengakses sistem.</w:t>
       </w:r>
     </w:p>
     <w:p>
@@ -790,11 +761,47 @@
         <w:pBdr>
           <w:bottom w:val="single" w:color="E85D04" w:sz="8" w:space="4"/>
         </w:pBdr>
-        <w:spacing w:after="200" w:before="400"/>
-      </w:pPr>
-      <w:r>
-        <w:t xml:space="preserve">3. Dasbor</w:t>
-      </w:r>
+        <w:spacing w:after="200" w:before="480"/>
+      </w:pPr>
+      <w:r>
+        <w:t xml:space="preserve">3. Persiapan Ground Control Points (GCP)</w:t>
+      </w:r>
+    </w:p>
+    <w:p>
+      <w:pPr>
+        <w:pBdr>
+          <w:left w:val="single" w:color="CC0000" w:sz="16" w:space="8"/>
+        </w:pBdr>
+        <w:shd w:color="FFF5F5" w:val="solid"/>
+        <w:spacing w:after="160" w:before="160"/>
+        <w:ind w:left="431"/>
+      </w:pPr>
+      <w:r>
+        <w:rPr>
+          <w:rFonts w:ascii="Calibri" w:cs="Calibri" w:eastAsia="Calibri" w:hAnsi="Calibri"/>
+          <w:b/>
+          <w:bCs/>
+          <w:color w:val="CC0000"/>
+          <w:sz w:val="20"/>
+          <w:szCs w:val="20"/>
+        </w:rPr>
+        <w:t xml:space="preserve">PENTING: </w:t>
+      </w:r>
+      <w:r>
+        <w:rPr>
+          <w:rFonts w:ascii="Calibri" w:cs="Calibri" w:eastAsia="Calibri" w:hAnsi="Calibri"/>
+          <w:b/>
+          <w:bCs/>
+          <w:sz w:val="20"/>
+          <w:szCs w:val="20"/>
+        </w:rPr>
+        <w:t xml:space="preserve">GCP adalah kewajiban mutlak untuk akurasi pengukuran optimal. Selalu siapkan GCP sebelum melakukan pengambilan foto di lapangan.</w:t>
+      </w:r>
+    </w:p>
+    <w:p>
+      <w:pPr>
+        <w:spacing w:after="100" w:before="100"/>
+      </w:pPr>
     </w:p>
     <w:p>
       <w:pPr>
@@ -808,7 +815,7 @@
           <w:sz w:val="22"/>
           <w:szCs w:val="22"/>
         </w:rPr>
-        <w:t xml:space="preserve">Setelah berhasil masuk, Anda akan melihat Dasbor yang menampilkan ringkasan aktivitas pengukuran.</w:t>
+        <w:t xml:space="preserve">Ground Control Point (GCP) adalah titik fisik di lapangan yang ditandai dengan tanda khusus (misalnya cat berwarna mencolok, papan, atau patok survei) dan telah diketahui koordinatnya secara presisi menggunakan alat survei (GPS RTK, Total Station, atau GNSS).</w:t>
       </w:r>
     </w:p>
     <w:p>
@@ -819,25 +826,100 @@
     <w:p>
       <w:pPr>
         <w:pStyle w:val="Heading2"/>
-        <w:spacing w:after="160" w:before="300"/>
-      </w:pPr>
-      <w:r>
-        <w:t xml:space="preserve">3.1 Tampilan Dasbor</w:t>
-      </w:r>
-    </w:p>
-    <w:p>
-      <w:pPr>
+        <w:spacing w:after="160" w:before="320"/>
+      </w:pPr>
+      <w:r>
+        <w:t xml:space="preserve">3.1 Pemasangan Titik GCP di Lapangan</w:t>
+      </w:r>
+    </w:p>
+    <w:p>
+      <w:pPr>
+        <w:pStyle w:val="ListParagraph"/>
+        <w:numPr>
+          <w:ilvl w:val="0"/>
+          <w:numId w:val="2"/>
+        </w:numPr>
         <w:spacing w:after="80" w:before="80"/>
       </w:pPr>
       <w:r>
         <w:rPr>
           <w:rFonts w:ascii="Calibri" w:cs="Calibri" w:eastAsia="Calibri" w:hAnsi="Calibri"/>
-          <w:b w:val="false"/>
-          <w:bCs w:val="false"/>
-          <w:sz w:val="22"/>
-          <w:szCs w:val="22"/>
-        </w:rPr>
-        <w:t xml:space="preserve">Dasbor menampilkan informasi berikut:</w:t>
+          <w:sz w:val="22"/>
+          <w:szCs w:val="22"/>
+        </w:rPr>
+        <w:t xml:space="preserve">Siapkan minimal 3 titik GCP, disarankan 5–10 titik untuk area besar.</w:t>
+      </w:r>
+    </w:p>
+    <w:p>
+      <w:pPr>
+        <w:pStyle w:val="ListParagraph"/>
+        <w:numPr>
+          <w:ilvl w:val="0"/>
+          <w:numId w:val="2"/>
+        </w:numPr>
+        <w:spacing w:after="80" w:before="80"/>
+      </w:pPr>
+      <w:r>
+        <w:rPr>
+          <w:rFonts w:ascii="Calibri" w:cs="Calibri" w:eastAsia="Calibri" w:hAnsi="Calibri"/>
+          <w:sz w:val="22"/>
+          <w:szCs w:val="22"/>
+        </w:rPr>
+        <w:t xml:space="preserve">Tempatkan titik GCP di sekitar tumpukan material — bukan di atas tumpukan.</w:t>
+      </w:r>
+    </w:p>
+    <w:p>
+      <w:pPr>
+        <w:pStyle w:val="ListParagraph"/>
+        <w:numPr>
+          <w:ilvl w:val="0"/>
+          <w:numId w:val="2"/>
+        </w:numPr>
+        <w:spacing w:after="80" w:before="80"/>
+      </w:pPr>
+      <w:r>
+        <w:rPr>
+          <w:rFonts w:ascii="Calibri" w:cs="Calibri" w:eastAsia="Calibri" w:hAnsi="Calibri"/>
+          <w:sz w:val="22"/>
+          <w:szCs w:val="22"/>
+        </w:rPr>
+        <w:t xml:space="preserve">Buat tanda yang mudah terlihat dari udara: cat putih/kuning kontras berukuran 50×50 cm atau lebih.</w:t>
+      </w:r>
+    </w:p>
+    <w:p>
+      <w:pPr>
+        <w:pStyle w:val="ListParagraph"/>
+        <w:numPr>
+          <w:ilvl w:val="0"/>
+          <w:numId w:val="2"/>
+        </w:numPr>
+        <w:spacing w:after="80" w:before="80"/>
+      </w:pPr>
+      <w:r>
+        <w:rPr>
+          <w:rFonts w:ascii="Calibri" w:cs="Calibri" w:eastAsia="Calibri" w:hAnsi="Calibri"/>
+          <w:sz w:val="22"/>
+          <w:szCs w:val="22"/>
+        </w:rPr>
+        <w:t xml:space="preserve">Sebarkan titik GCP secara merata mengelilingi area pengukuran.</w:t>
+      </w:r>
+    </w:p>
+    <w:p>
+      <w:pPr>
+        <w:pStyle w:val="ListParagraph"/>
+        <w:numPr>
+          <w:ilvl w:val="0"/>
+          <w:numId w:val="2"/>
+        </w:numPr>
+        <w:spacing w:after="80" w:before="80"/>
+      </w:pPr>
+      <w:r>
+        <w:rPr>
+          <w:rFonts w:ascii="Calibri" w:cs="Calibri" w:eastAsia="Calibri" w:hAnsi="Calibri"/>
+          <w:sz w:val="22"/>
+          <w:szCs w:val="22"/>
+        </w:rPr>
+        <w:t xml:space="preserve">Pastikan setiap titik GCP akan terlihat dalam minimal 2–5 foto drone.</w:t>
       </w:r>
     </w:p>
     <w:p>
@@ -865,7 +947,7 @@
         <w:tc>
           <w:tcPr>
             <w:tcW w:type="pct" w:w="35%"/>
-            <w:shd w:color="F5F5F5" w:val="solid"/>
+            <w:shd w:color="F7F7F7" w:val="solid"/>
             <w:tcMar>
               <w:top w:type="dxa" w:w="80"/>
               <w:left w:type="dxa" w:w="120"/>
@@ -882,7 +964,7 @@
                 <w:sz w:val="20"/>
                 <w:szCs w:val="20"/>
               </w:rPr>
-              <w:t xml:space="preserve">Total Pekerjaan</w:t>
+              <w:t xml:space="preserve">Jumlah minimum GCP</w:t>
             </w:r>
           </w:p>
         </w:tc>
@@ -903,7 +985,7 @@
                 <w:sz w:val="20"/>
                 <w:szCs w:val="20"/>
               </w:rPr>
-              <w:t xml:space="preserve">Jumlah total pekerjaan pengukuran yang telah dibuat</w:t>
+              <w:t xml:space="preserve">3 titik (wajib)</w:t>
             </w:r>
           </w:p>
         </w:tc>
@@ -912,7 +994,7 @@
         <w:tc>
           <w:tcPr>
             <w:tcW w:type="pct" w:w="35%"/>
-            <w:shd w:color="F5F5F5" w:val="solid"/>
+            <w:shd w:color="F7F7F7" w:val="solid"/>
             <w:tcMar>
               <w:top w:type="dxa" w:w="80"/>
               <w:left w:type="dxa" w:w="120"/>
@@ -929,7 +1011,7 @@
                 <w:sz w:val="20"/>
                 <w:szCs w:val="20"/>
               </w:rPr>
-              <w:t xml:space="preserve">Total Volume</w:t>
+              <w:t xml:space="preserve">Jumlah yang disarankan</w:t>
             </w:r>
           </w:p>
         </w:tc>
@@ -950,7 +1032,7 @@
                 <w:sz w:val="20"/>
                 <w:szCs w:val="20"/>
               </w:rPr>
-              <w:t xml:space="preserve">Akumulasi volume seluruh pengukuran (m³)</w:t>
+              <w:t xml:space="preserve">5–10 titik untuk akurasi maksimal</w:t>
             </w:r>
           </w:p>
         </w:tc>
@@ -959,7 +1041,7 @@
         <w:tc>
           <w:tcPr>
             <w:tcW w:type="pct" w:w="35%"/>
-            <w:shd w:color="F5F5F5" w:val="solid"/>
+            <w:shd w:color="F7F7F7" w:val="solid"/>
             <w:tcMar>
               <w:top w:type="dxa" w:w="80"/>
               <w:left w:type="dxa" w:w="120"/>
@@ -976,7 +1058,7 @@
                 <w:sz w:val="20"/>
                 <w:szCs w:val="20"/>
               </w:rPr>
-              <w:t xml:space="preserve">Pekerjaan Selesai</w:t>
+              <w:t xml:space="preserve">Penempatan</w:t>
             </w:r>
           </w:p>
         </w:tc>
@@ -997,7 +1079,7 @@
                 <w:sz w:val="20"/>
                 <w:szCs w:val="20"/>
               </w:rPr>
-              <w:t xml:space="preserve">Jumlah pengukuran yang telah berhasil diproses</w:t>
+              <w:t xml:space="preserve">Di sekitar (bukan di atas) tumpukan, tersebar merata</w:t>
             </w:r>
           </w:p>
         </w:tc>
@@ -1006,7 +1088,7 @@
         <w:tc>
           <w:tcPr>
             <w:tcW w:type="pct" w:w="35%"/>
-            <w:shd w:color="F5F5F5" w:val="solid"/>
+            <w:shd w:color="F7F7F7" w:val="solid"/>
             <w:tcMar>
               <w:top w:type="dxa" w:w="80"/>
               <w:left w:type="dxa" w:w="120"/>
@@ -1023,7 +1105,7 @@
                 <w:sz w:val="20"/>
                 <w:szCs w:val="20"/>
               </w:rPr>
-              <w:t xml:space="preserve">Waktu Rata-rata</w:t>
+              <w:t xml:space="preserve">Ukuran tanda</w:t>
             </w:r>
           </w:p>
         </w:tc>
@@ -1044,7 +1126,54 @@
                 <w:sz w:val="20"/>
                 <w:szCs w:val="20"/>
               </w:rPr>
-              <w:t xml:space="preserve">Rata-rata waktu pemrosesan per pekerjaan</w:t>
+              <w:t xml:space="preserve">Minimal 50×50 cm, warna kontras (putih/kuning/oranye)</w:t>
+            </w:r>
+          </w:p>
+        </w:tc>
+      </w:tr>
+      <w:tr>
+        <w:tc>
+          <w:tcPr>
+            <w:tcW w:type="pct" w:w="35%"/>
+            <w:shd w:color="F7F7F7" w:val="solid"/>
+            <w:tcMar>
+              <w:top w:type="dxa" w:w="80"/>
+              <w:left w:type="dxa" w:w="120"/>
+              <w:bottom w:type="dxa" w:w="80"/>
+              <w:right w:type="dxa" w:w="120"/>
+            </w:tcMar>
+          </w:tcPr>
+          <w:p>
+            <w:r>
+              <w:rPr>
+                <w:rFonts w:ascii="Calibri" w:cs="Calibri" w:eastAsia="Calibri" w:hAnsi="Calibri"/>
+                <w:b/>
+                <w:bCs/>
+                <w:sz w:val="20"/>
+                <w:szCs w:val="20"/>
+              </w:rPr>
+              <w:t xml:space="preserve">Alat pengukur</w:t>
+            </w:r>
+          </w:p>
+        </w:tc>
+        <w:tc>
+          <w:tcPr>
+            <w:tcW w:type="pct" w:w="65%"/>
+            <w:tcMar>
+              <w:top w:type="dxa" w:w="80"/>
+              <w:left w:type="dxa" w:w="120"/>
+              <w:bottom w:type="dxa" w:w="80"/>
+              <w:right w:type="dxa" w:w="120"/>
+            </w:tcMar>
+          </w:tcPr>
+          <w:p>
+            <w:r>
+              <w:rPr>
+                <w:rFonts w:ascii="Calibri" w:cs="Calibri" w:eastAsia="Calibri" w:hAnsi="Calibri"/>
+                <w:sz w:val="20"/>
+                <w:szCs w:val="20"/>
+              </w:rPr>
+              <w:t xml:space="preserve">GPS RTK, Total Station, atau GNSS receiver</w:t>
             </w:r>
           </w:p>
         </w:tc>
@@ -1058,104 +1187,10 @@
     <w:p>
       <w:pPr>
         <w:pStyle w:val="Heading2"/>
-        <w:spacing w:after="160" w:before="300"/>
-      </w:pPr>
-      <w:r>
-        <w:t xml:space="preserve">3.2 Navigasi Menu</w:t>
-      </w:r>
-    </w:p>
-    <w:p>
-      <w:pPr>
-        <w:pStyle w:val="ListParagraph"/>
-        <w:numPr>
-          <w:ilvl w:val="0"/>
-          <w:numId w:val="1"/>
-        </w:numPr>
-        <w:spacing w:after="60" w:before="60"/>
-      </w:pPr>
-      <w:r>
-        <w:rPr>
-          <w:rFonts w:ascii="Calibri" w:cs="Calibri" w:eastAsia="Calibri" w:hAnsi="Calibri"/>
-          <w:sz w:val="22"/>
-          <w:szCs w:val="22"/>
-        </w:rPr>
-        <w:t xml:space="preserve">Dashboard — Halaman ringkasan utama</w:t>
-      </w:r>
-    </w:p>
-    <w:p>
-      <w:pPr>
-        <w:pStyle w:val="ListParagraph"/>
-        <w:numPr>
-          <w:ilvl w:val="0"/>
-          <w:numId w:val="1"/>
-        </w:numPr>
-        <w:spacing w:after="60" w:before="60"/>
-      </w:pPr>
-      <w:r>
-        <w:rPr>
-          <w:rFonts w:ascii="Calibri" w:cs="Calibri" w:eastAsia="Calibri" w:hAnsi="Calibri"/>
-          <w:sz w:val="22"/>
-          <w:szCs w:val="22"/>
-        </w:rPr>
-        <w:t xml:space="preserve">Jobs — Daftar semua pekerjaan pengukuran</w:t>
-      </w:r>
-    </w:p>
-    <w:p>
-      <w:pPr>
-        <w:pStyle w:val="ListParagraph"/>
-        <w:numPr>
-          <w:ilvl w:val="0"/>
-          <w:numId w:val="1"/>
-        </w:numPr>
-        <w:spacing w:after="60" w:before="60"/>
-      </w:pPr>
-      <w:r>
-        <w:rPr>
-          <w:rFonts w:ascii="Calibri" w:cs="Calibri" w:eastAsia="Calibri" w:hAnsi="Calibri"/>
-          <w:sz w:val="22"/>
-          <w:szCs w:val="22"/>
-        </w:rPr>
-        <w:t xml:space="preserve">New Job — Membuat pengukuran baru</w:t>
-      </w:r>
-    </w:p>
-    <w:p>
-      <w:pPr>
-        <w:pStyle w:val="ListParagraph"/>
-        <w:numPr>
-          <w:ilvl w:val="0"/>
-          <w:numId w:val="1"/>
-        </w:numPr>
-        <w:spacing w:after="60" w:before="60"/>
-      </w:pPr>
-      <w:r>
-        <w:rPr>
-          <w:rFonts w:ascii="Calibri" w:cs="Calibri" w:eastAsia="Calibri" w:hAnsi="Calibri"/>
-          <w:sz w:val="22"/>
-          <w:szCs w:val="22"/>
-        </w:rPr>
-        <w:t xml:space="preserve">Tools — Alat bantu tambahan (EXIF Extractor)</w:t>
-      </w:r>
-    </w:p>
-    <w:p>
-      <w:pPr>
-        <w:spacing w:after="100" w:before="100"/>
-      </w:pPr>
-    </w:p>
-    <w:p>
-      <w:r>
-        <w:br w:type="page"/>
-      </w:r>
-    </w:p>
-    <w:p>
-      <w:pPr>
-        <w:pStyle w:val="Heading1"/>
-        <w:pBdr>
-          <w:bottom w:val="single" w:color="E85D04" w:sz="8" w:space="4"/>
-        </w:pBdr>
-        <w:spacing w:after="200" w:before="400"/>
-      </w:pPr>
-      <w:r>
-        <w:t xml:space="preserve">4. Membuat Pengukuran Baru</w:t>
+        <w:spacing w:after="160" w:before="320"/>
+      </w:pPr>
+      <w:r>
+        <w:t xml:space="preserve">3.2 Mendapatkan Koordinat Longitude, Latitude, dan Altitude</w:t>
       </w:r>
     </w:p>
     <w:p>
@@ -1170,7 +1205,7 @@
           <w:sz w:val="22"/>
           <w:szCs w:val="22"/>
         </w:rPr>
-        <w:t xml:space="preserve">Untuk membuat pengukuran volume baru, ikuti langkah-langkah berikut:</w:t>
+        <w:t xml:space="preserve">Ukur koordinat setiap titik GCP menggunakan salah satu metode berikut:</w:t>
       </w:r>
     </w:p>
     <w:p>
@@ -1180,11 +1215,11 @@
     </w:p>
     <w:p>
       <w:pPr>
-        <w:pStyle w:val="Heading2"/>
-        <w:spacing w:after="160" w:before="300"/>
-      </w:pPr>
-      <w:r>
-        <w:t xml:space="preserve">4.1 Mengisi Informasi Pekerjaan</w:t>
+        <w:pStyle w:val="Heading3"/>
+        <w:spacing w:after="100" w:before="240"/>
+      </w:pPr>
+      <w:r>
+        <w:t xml:space="preserve">Metode A — GPS RTK (Paling Akurat)</w:t>
       </w:r>
     </w:p>
     <w:p>
@@ -1202,7 +1237,7 @@
           <w:sz w:val="22"/>
           <w:szCs w:val="22"/>
         </w:rPr>
-        <w:t xml:space="preserve">Klik menu "Jobs" lalu klik tombol "New Measurement" atau langsung klik "+" di dasbor.</w:t>
+        <w:t xml:space="preserve">Pasang receiver GPS RTK di atas tanda GCP yang telah dibuat.</w:t>
       </w:r>
     </w:p>
     <w:p>
@@ -1220,7 +1255,131 @@
           <w:sz w:val="22"/>
           <w:szCs w:val="22"/>
         </w:rPr>
-        <w:t xml:space="preserve">Isi formulir pengukuran berikut:</w:t>
+        <w:t xml:space="preserve">Tunggu hingga status Fixed RTK tercapai (akurasi ≤2 cm).</w:t>
+      </w:r>
+    </w:p>
+    <w:p>
+      <w:pPr>
+        <w:pStyle w:val="ListParagraph"/>
+        <w:numPr>
+          <w:ilvl w:val="0"/>
+          <w:numId w:val="2"/>
+        </w:numPr>
+        <w:spacing w:after="80" w:before="80"/>
+      </w:pPr>
+      <w:r>
+        <w:rPr>
+          <w:rFonts w:ascii="Calibri" w:cs="Calibri" w:eastAsia="Calibri" w:hAnsi="Calibri"/>
+          <w:sz w:val="22"/>
+          <w:szCs w:val="22"/>
+        </w:rPr>
+        <w:t xml:space="preserve">Catat nilai Longitude, Latitude, dan Altitude (Ellipsoidal Height) untuk setiap titik.</w:t>
+      </w:r>
+    </w:p>
+    <w:p>
+      <w:pPr>
+        <w:pStyle w:val="ListParagraph"/>
+        <w:numPr>
+          <w:ilvl w:val="0"/>
+          <w:numId w:val="2"/>
+        </w:numPr>
+        <w:spacing w:after="80" w:before="80"/>
+      </w:pPr>
+      <w:r>
+        <w:rPr>
+          <w:rFonts w:ascii="Calibri" w:cs="Calibri" w:eastAsia="Calibri" w:hAnsi="Calibri"/>
+          <w:sz w:val="22"/>
+          <w:szCs w:val="22"/>
+        </w:rPr>
+        <w:t xml:space="preserve">Ulangi untuk semua titik GCP.</w:t>
+      </w:r>
+    </w:p>
+    <w:p>
+      <w:pPr>
+        <w:spacing w:after="100" w:before="100"/>
+      </w:pPr>
+    </w:p>
+    <w:p>
+      <w:pPr>
+        <w:pStyle w:val="Heading3"/>
+        <w:spacing w:after="100" w:before="240"/>
+      </w:pPr>
+      <w:r>
+        <w:t xml:space="preserve">Metode B — Aplikasi GPS Smartphone (Akurasi Menengah)</w:t>
+      </w:r>
+    </w:p>
+    <w:p>
+      <w:pPr>
+        <w:pStyle w:val="ListParagraph"/>
+        <w:numPr>
+          <w:ilvl w:val="0"/>
+          <w:numId w:val="2"/>
+        </w:numPr>
+        <w:spacing w:after="80" w:before="80"/>
+      </w:pPr>
+      <w:r>
+        <w:rPr>
+          <w:rFonts w:ascii="Calibri" w:cs="Calibri" w:eastAsia="Calibri" w:hAnsi="Calibri"/>
+          <w:sz w:val="22"/>
+          <w:szCs w:val="22"/>
+        </w:rPr>
+        <w:t xml:space="preserve">Gunakan aplikasi GPS dengan akurasi tinggi (misal: GPS Logger, SW Maps).</w:t>
+      </w:r>
+    </w:p>
+    <w:p>
+      <w:pPr>
+        <w:pStyle w:val="ListParagraph"/>
+        <w:numPr>
+          <w:ilvl w:val="0"/>
+          <w:numId w:val="2"/>
+        </w:numPr>
+        <w:spacing w:after="80" w:before="80"/>
+      </w:pPr>
+      <w:r>
+        <w:rPr>
+          <w:rFonts w:ascii="Calibri" w:cs="Calibri" w:eastAsia="Calibri" w:hAnsi="Calibri"/>
+          <w:sz w:val="22"/>
+          <w:szCs w:val="22"/>
+        </w:rPr>
+        <w:t xml:space="preserve">Berdiri tepat di atas tanda GCP selama 1–3 menit untuk rata-rata koordinat.</w:t>
+      </w:r>
+    </w:p>
+    <w:p>
+      <w:pPr>
+        <w:pStyle w:val="ListParagraph"/>
+        <w:numPr>
+          <w:ilvl w:val="0"/>
+          <w:numId w:val="2"/>
+        </w:numPr>
+        <w:spacing w:after="80" w:before="80"/>
+      </w:pPr>
+      <w:r>
+        <w:rPr>
+          <w:rFonts w:ascii="Calibri" w:cs="Calibri" w:eastAsia="Calibri" w:hAnsi="Calibri"/>
+          <w:sz w:val="22"/>
+          <w:szCs w:val="22"/>
+        </w:rPr>
+        <w:t xml:space="preserve">Catat Longitude, Latitude, dan Altitude (meter di atas permukaan laut).</w:t>
+      </w:r>
+    </w:p>
+    <w:p>
+      <w:pPr>
+        <w:spacing w:after="100" w:before="100"/>
+      </w:pPr>
+    </w:p>
+    <w:p>
+      <w:pPr>
+        <w:spacing w:after="80" w:before="80"/>
+      </w:pPr>
+      <w:r>
+        <w:rPr>
+          <w:rFonts w:ascii="Calibri" w:cs="Calibri" w:eastAsia="Calibri" w:hAnsi="Calibri"/>
+          <w:b w:val="false"/>
+          <w:bCs w:val="false"/>
+          <w:sz w:val="22"/>
+          <w:szCs w:val="22"/>
+        </w:rPr>
+        <w:t xml:space="preserve">Contoh format pencatatan koordinat GCP di lapangan:</w:t>
       </w:r>
     </w:p>
     <w:p>
@@ -1248,7 +1407,7 @@
         <w:tc>
           <w:tcPr>
             <w:tcW w:type="pct" w:w="35%"/>
-            <w:shd w:color="F5F5F5" w:val="solid"/>
+            <w:shd w:color="FFF3E0" w:val="solid"/>
             <w:tcMar>
               <w:top w:type="dxa" w:w="80"/>
               <w:left w:type="dxa" w:w="120"/>
@@ -1265,7 +1424,7 @@
                 <w:sz w:val="20"/>
                 <w:szCs w:val="20"/>
               </w:rPr>
-              <w:t xml:space="preserve">Nama Pekerjaan</w:t>
+              <w:t xml:space="preserve">Nama GCP</w:t>
             </w:r>
           </w:p>
         </w:tc>
@@ -1286,7 +1445,7 @@
                 <w:sz w:val="20"/>
                 <w:szCs w:val="20"/>
               </w:rPr>
-              <w:t xml:space="preserve">Masukkan nama deskriptif, contoh: "Tumpukan Pasir - Area A - Mei 2026"</w:t>
+              <w:t xml:space="preserve">GCP-1</w:t>
             </w:r>
           </w:p>
         </w:tc>
@@ -1295,7 +1454,7 @@
         <w:tc>
           <w:tcPr>
             <w:tcW w:type="pct" w:w="35%"/>
-            <w:shd w:color="F5F5F5" w:val="solid"/>
+            <w:shd w:color="FFF3E0" w:val="solid"/>
             <w:tcMar>
               <w:top w:type="dxa" w:w="80"/>
               <w:left w:type="dxa" w:w="120"/>
@@ -1312,7 +1471,7 @@
                 <w:sz w:val="20"/>
                 <w:szCs w:val="20"/>
               </w:rPr>
-              <w:t xml:space="preserve">Jenis Material</w:t>
+              <w:t xml:space="preserve">Longitude</w:t>
             </w:r>
           </w:p>
         </w:tc>
@@ -1333,7 +1492,7 @@
                 <w:sz w:val="20"/>
                 <w:szCs w:val="20"/>
               </w:rPr>
-              <w:t xml:space="preserve">Pilih jenis material: Pasir (Sand), Tanah (Soil), atau Batu Bara (Coal)</w:t>
+              <w:t xml:space="preserve">106.8456789</w:t>
             </w:r>
           </w:p>
         </w:tc>
@@ -1342,7 +1501,7 @@
         <w:tc>
           <w:tcPr>
             <w:tcW w:type="pct" w:w="35%"/>
-            <w:shd w:color="F5F5F5" w:val="solid"/>
+            <w:shd w:color="FFF3E0" w:val="solid"/>
             <w:tcMar>
               <w:top w:type="dxa" w:w="80"/>
               <w:left w:type="dxa" w:w="120"/>
@@ -1359,7 +1518,7 @@
                 <w:sz w:val="20"/>
                 <w:szCs w:val="20"/>
               </w:rPr>
-              <w:t xml:space="preserve">Sumber Foto</w:t>
+              <w:t xml:space="preserve">Latitude</w:t>
             </w:r>
           </w:p>
         </w:tc>
@@ -1380,7 +1539,7 @@
                 <w:sz w:val="20"/>
                 <w:szCs w:val="20"/>
               </w:rPr>
-              <w:t xml:space="preserve">Pilih perangkat: Drone, Smartphone, atau Kamera DSLR</w:t>
+              <w:t xml:space="preserve">-6.2146321</w:t>
             </w:r>
           </w:p>
         </w:tc>
@@ -1389,7 +1548,7 @@
         <w:tc>
           <w:tcPr>
             <w:tcW w:type="pct" w:w="35%"/>
-            <w:shd w:color="F5F5F5" w:val="solid"/>
+            <w:shd w:color="FFF3E0" w:val="solid"/>
             <w:tcMar>
               <w:top w:type="dxa" w:w="80"/>
               <w:left w:type="dxa" w:w="120"/>
@@ -1406,7 +1565,7 @@
                 <w:sz w:val="20"/>
                 <w:szCs w:val="20"/>
               </w:rPr>
-              <w:t xml:space="preserve">Tingkat Presisi</w:t>
+              <w:t xml:space="preserve">Altitude (m)</w:t>
             </w:r>
           </w:p>
         </w:tc>
@@ -1427,148 +1586,7 @@
                 <w:sz w:val="20"/>
                 <w:szCs w:val="20"/>
               </w:rPr>
-              <w:t xml:space="preserve">Low (cepat), Medium (seimbang), High (akurat, lebih lama)</w:t>
-            </w:r>
-          </w:p>
-        </w:tc>
-      </w:tr>
-      <w:tr>
-        <w:tc>
-          <w:tcPr>
-            <w:tcW w:type="pct" w:w="35%"/>
-            <w:shd w:color="F5F5F5" w:val="solid"/>
-            <w:tcMar>
-              <w:top w:type="dxa" w:w="80"/>
-              <w:left w:type="dxa" w:w="120"/>
-              <w:bottom w:type="dxa" w:w="80"/>
-              <w:right w:type="dxa" w:w="120"/>
-            </w:tcMar>
-          </w:tcPr>
-          <w:p>
-            <w:r>
-              <w:rPr>
-                <w:rFonts w:ascii="Calibri" w:cs="Calibri" w:eastAsia="Calibri" w:hAnsi="Calibri"/>
-                <w:b/>
-                <w:bCs/>
-                <w:sz w:val="20"/>
-                <w:szCs w:val="20"/>
-              </w:rPr>
-              <w:t xml:space="preserve">Mode Poligon</w:t>
-            </w:r>
-          </w:p>
-        </w:tc>
-        <w:tc>
-          <w:tcPr>
-            <w:tcW w:type="pct" w:w="65%"/>
-            <w:tcMar>
-              <w:top w:type="dxa" w:w="80"/>
-              <w:left w:type="dxa" w:w="120"/>
-              <w:bottom w:type="dxa" w:w="80"/>
-              <w:right w:type="dxa" w:w="120"/>
-            </w:tcMar>
-          </w:tcPr>
-          <w:p>
-            <w:r>
-              <w:rPr>
-                <w:rFonts w:ascii="Calibri" w:cs="Calibri" w:eastAsia="Calibri" w:hAnsi="Calibri"/>
-                <w:sz w:val="20"/>
-                <w:szCs w:val="20"/>
-              </w:rPr>
-              <w:t xml:space="preserve">Automatic (otomatis) atau Manual (gambar area sendiri)</w:t>
-            </w:r>
-          </w:p>
-        </w:tc>
-      </w:tr>
-      <w:tr>
-        <w:tc>
-          <w:tcPr>
-            <w:tcW w:type="pct" w:w="35%"/>
-            <w:shd w:color="F5F5F5" w:val="solid"/>
-            <w:tcMar>
-              <w:top w:type="dxa" w:w="80"/>
-              <w:left w:type="dxa" w:w="120"/>
-              <w:bottom w:type="dxa" w:w="80"/>
-              <w:right w:type="dxa" w:w="120"/>
-            </w:tcMar>
-          </w:tcPr>
-          <w:p>
-            <w:r>
-              <w:rPr>
-                <w:rFonts w:ascii="Calibri" w:cs="Calibri" w:eastAsia="Calibri" w:hAnsi="Calibri"/>
-                <w:b/>
-                <w:bCs/>
-                <w:sz w:val="20"/>
-                <w:szCs w:val="20"/>
-              </w:rPr>
-              <w:t xml:space="preserve">Koordinat GPS</w:t>
-            </w:r>
-          </w:p>
-        </w:tc>
-        <w:tc>
-          <w:tcPr>
-            <w:tcW w:type="pct" w:w="65%"/>
-            <w:tcMar>
-              <w:top w:type="dxa" w:w="80"/>
-              <w:left w:type="dxa" w:w="120"/>
-              <w:bottom w:type="dxa" w:w="80"/>
-              <w:right w:type="dxa" w:w="120"/>
-            </w:tcMar>
-          </w:tcPr>
-          <w:p>
-            <w:r>
-              <w:rPr>
-                <w:rFonts w:ascii="Calibri" w:cs="Calibri" w:eastAsia="Calibri" w:hAnsi="Calibri"/>
-                <w:sz w:val="20"/>
-                <w:szCs w:val="20"/>
-              </w:rPr>
-              <w:t xml:space="preserve">Opsional — masukkan Latitude/Longitude lokasi tumpukan</w:t>
-            </w:r>
-          </w:p>
-        </w:tc>
-      </w:tr>
-      <w:tr>
-        <w:tc>
-          <w:tcPr>
-            <w:tcW w:type="pct" w:w="35%"/>
-            <w:shd w:color="F5F5F5" w:val="solid"/>
-            <w:tcMar>
-              <w:top w:type="dxa" w:w="80"/>
-              <w:left w:type="dxa" w:w="120"/>
-              <w:bottom w:type="dxa" w:w="80"/>
-              <w:right w:type="dxa" w:w="120"/>
-            </w:tcMar>
-          </w:tcPr>
-          <w:p>
-            <w:r>
-              <w:rPr>
-                <w:rFonts w:ascii="Calibri" w:cs="Calibri" w:eastAsia="Calibri" w:hAnsi="Calibri"/>
-                <w:b/>
-                <w:bCs/>
-                <w:sz w:val="20"/>
-                <w:szCs w:val="20"/>
-              </w:rPr>
-              <w:t xml:space="preserve">Catatan</w:t>
-            </w:r>
-          </w:p>
-        </w:tc>
-        <w:tc>
-          <w:tcPr>
-            <w:tcW w:type="pct" w:w="65%"/>
-            <w:tcMar>
-              <w:top w:type="dxa" w:w="80"/>
-              <w:left w:type="dxa" w:w="120"/>
-              <w:bottom w:type="dxa" w:w="80"/>
-              <w:right w:type="dxa" w:w="120"/>
-            </w:tcMar>
-          </w:tcPr>
-          <w:p>
-            <w:r>
-              <w:rPr>
-                <w:rFonts w:ascii="Calibri" w:cs="Calibri" w:eastAsia="Calibri" w:hAnsi="Calibri"/>
-                <w:sz w:val="20"/>
-                <w:szCs w:val="20"/>
-              </w:rPr>
-              <w:t xml:space="preserve">Opsional — keterangan tambahan tentang pekerjaan ini</w:t>
+              <w:t xml:space="preserve">45.320</w:t>
             </w:r>
           </w:p>
         </w:tc>
@@ -1582,10 +1600,39 @@
     <w:p>
       <w:pPr>
         <w:pStyle w:val="Heading2"/>
-        <w:spacing w:after="160" w:before="300"/>
-      </w:pPr>
-      <w:r>
-        <w:t xml:space="preserve">4.2 Mengunggah Foto</w:t>
+        <w:spacing w:after="160" w:before="320"/>
+      </w:pPr>
+      <w:r>
+        <w:t xml:space="preserve">3.3 Mengekstrak Koordinat GPS dari Foto (EXIF Extractor)</w:t>
+      </w:r>
+    </w:p>
+    <w:p>
+      <w:pPr>
+        <w:spacing w:after="80" w:before="80"/>
+      </w:pPr>
+      <w:r>
+        <w:rPr>
+          <w:rFonts w:ascii="Calibri" w:cs="Calibri" w:eastAsia="Calibri" w:hAnsi="Calibri"/>
+          <w:b w:val="false"/>
+          <w:bCs w:val="false"/>
+          <w:sz w:val="22"/>
+          <w:szCs w:val="22"/>
+        </w:rPr>
+        <w:t xml:space="preserve">Menu EXIF Extractor digunakan untuk membaca koordinat GPS yang tersimpan otomatis di dalam file foto drone/DSLR. Hasil ekstraksi ini dapat digunakan sebagai referensi awal koordinat GCP.</w:t>
+      </w:r>
+    </w:p>
+    <w:p>
+      <w:pPr>
+        <w:spacing w:after="100" w:before="100"/>
+      </w:pPr>
+    </w:p>
+    <w:p>
+      <w:pPr>
+        <w:pStyle w:val="Heading3"/>
+        <w:spacing w:after="100" w:before="240"/>
+      </w:pPr>
+      <w:r>
+        <w:t xml:space="preserve">Cara Menggunakan EXIF Extractor:</w:t>
       </w:r>
     </w:p>
     <w:p>
@@ -1603,7 +1650,7 @@
           <w:sz w:val="22"/>
           <w:szCs w:val="22"/>
         </w:rPr>
-        <w:t xml:space="preserve">Klik area unggah foto atau tombol "Select Images".</w:t>
+        <w:t xml:space="preserve">Setelah masuk ke aplikasi, klik menu "Tools" di navigasi kiri.</w:t>
       </w:r>
     </w:p>
     <w:p>
@@ -1621,7 +1668,43 @@
           <w:sz w:val="22"/>
           <w:szCs w:val="22"/>
         </w:rPr>
-        <w:t xml:space="preserve">Pilih minimal 20 foto dari perangkat Anda. Foto harus:</w:t>
+        <w:t xml:space="preserve">Pilih "EXIF GPS Extractor".</w:t>
+      </w:r>
+    </w:p>
+    <w:p>
+      <w:pPr>
+        <w:pStyle w:val="ListParagraph"/>
+        <w:numPr>
+          <w:ilvl w:val="0"/>
+          <w:numId w:val="2"/>
+        </w:numPr>
+        <w:spacing w:after="80" w:before="80"/>
+      </w:pPr>
+      <w:r>
+        <w:rPr>
+          <w:rFonts w:ascii="Calibri" w:cs="Calibri" w:eastAsia="Calibri" w:hAnsi="Calibri"/>
+          <w:sz w:val="22"/>
+          <w:szCs w:val="22"/>
+        </w:rPr>
+        <w:t xml:space="preserve">Seret dan lepas (drag &amp; drop) foto-foto drone/DSLR ke area unggah, ATAU klik area tersebut untuk memilih file.</w:t>
+      </w:r>
+    </w:p>
+    <w:p>
+      <w:pPr>
+        <w:pStyle w:val="ListParagraph"/>
+        <w:numPr>
+          <w:ilvl w:val="0"/>
+          <w:numId w:val="2"/>
+        </w:numPr>
+        <w:spacing w:after="80" w:before="80"/>
+      </w:pPr>
+      <w:r>
+        <w:rPr>
+          <w:rFonts w:ascii="Calibri" w:cs="Calibri" w:eastAsia="Calibri" w:hAnsi="Calibri"/>
+          <w:sz w:val="22"/>
+          <w:szCs w:val="22"/>
+        </w:rPr>
+        <w:t xml:space="preserve">Sistem akan membaca data EXIF secara otomatis dan menampilkan tabel berisi:</w:t>
       </w:r>
     </w:p>
     <w:p>
@@ -1639,7 +1722,7 @@
           <w:sz w:val="22"/>
           <w:szCs w:val="22"/>
         </w:rPr>
-        <w:t xml:space="preserve">Diambil dari berbagai sudut mengelilingi tumpukan material.</w:t>
+        <w:t xml:space="preserve">Nama file foto</w:t>
       </w:r>
     </w:p>
     <w:p>
@@ -1657,7 +1740,7 @@
           <w:sz w:val="22"/>
           <w:szCs w:val="22"/>
         </w:rPr>
-        <w:t xml:space="preserve">Memiliki tumpang tindih (overlap) minimal 70% antar foto.</w:t>
+        <w:t xml:space="preserve">Longitude (derajat desimal)</w:t>
       </w:r>
     </w:p>
     <w:p>
@@ -1675,7 +1758,7 @@
           <w:sz w:val="22"/>
           <w:szCs w:val="22"/>
         </w:rPr>
-        <w:t xml:space="preserve">Format JPG/JPEG dengan resolusi cukup (minimal 8 MP disarankan).</w:t>
+        <w:t xml:space="preserve">Latitude (derajat desimal)</w:t>
       </w:r>
     </w:p>
     <w:p>
@@ -1693,7 +1776,7 @@
           <w:sz w:val="22"/>
           <w:szCs w:val="22"/>
         </w:rPr>
-        <w:t xml:space="preserve">Mengandung data GPS/EXIF untuk hasil lebih akurat.</w:t>
+        <w:t xml:space="preserve">Altitude (meter)</w:t>
       </w:r>
     </w:p>
     <w:p>
@@ -1711,7 +1794,7 @@
           <w:sz w:val="22"/>
           <w:szCs w:val="22"/>
         </w:rPr>
-        <w:t xml:space="preserve">Sistem akan memproses foto dan menampilkan pratinjau beserta informasi EXIF.</w:t>
+        <w:t xml:space="preserve">Gunakan tombol salin (ikon copy) di setiap baris untuk menyalin koordinat satu foto.</w:t>
       </w:r>
     </w:p>
     <w:p>
@@ -1729,7 +1812,7 @@
           <w:sz w:val="22"/>
           <w:szCs w:val="22"/>
         </w:rPr>
-        <w:t xml:space="preserve">Jika foto tidak memiliki GPS, sistem akan meminta koordinat secara manual.</w:t>
+        <w:t xml:space="preserve">Gunakan tombol "Copy All" untuk menyalin seluruh koordinat sekaligus dalam format tabel.</w:t>
       </w:r>
     </w:p>
     <w:p>
@@ -1742,7 +1825,7 @@
         <w:pBdr>
           <w:left w:val="single" w:color="E85D04" w:sz="12" w:space="8"/>
         </w:pBdr>
-        <w:spacing w:after="120" w:before="120"/>
+        <w:spacing w:after="140" w:before="140"/>
         <w:ind w:left="431"/>
       </w:pPr>
       <w:r>
@@ -1764,7 +1847,7 @@
           <w:sz w:val="20"/>
           <w:szCs w:val="20"/>
         </w:rPr>
-        <w:t xml:space="preserve">Semakin banyak foto dengan overlap yang baik, semakin akurat hasil pengukuran volume.</w:t>
+        <w:t xml:space="preserve">Menu EXIF Extractor berguna untuk memverifikasi apakah foto-foto drone Anda sudah memiliki data GPS, dan untuk mendapatkan referensi koordinat awal sebelum memasukkan data GCP survei yang lebih presisi.</w:t>
       </w:r>
     </w:p>
     <w:p>
@@ -1775,10 +1858,10 @@
     <w:p>
       <w:pPr>
         <w:pStyle w:val="Heading2"/>
-        <w:spacing w:after="160" w:before="300"/>
-      </w:pPr>
-      <w:r>
-        <w:t xml:space="preserve">4.3 File GCP (Opsional)</w:t>
+        <w:spacing w:after="160" w:before="320"/>
+      </w:pPr>
+      <w:r>
+        <w:t xml:space="preserve">3.4 Membuat File gcp_list.txt Menggunakan Alat Penanda GCP</w:t>
       </w:r>
     </w:p>
     <w:p>
@@ -1793,61 +1876,7 @@
           <w:sz w:val="22"/>
           <w:szCs w:val="22"/>
         </w:rPr>
-        <w:t xml:space="preserve">Ground Control Points (GCP) adalah titik referensi di lapangan dengan koordinat GPS yang diketahui secara presisi. Menambahkan file GCP akan meningkatkan akurasi pengukuran secara signifikan.</w:t>
-      </w:r>
-    </w:p>
-    <w:p>
-      <w:pPr>
-        <w:pStyle w:val="ListParagraph"/>
-        <w:numPr>
-          <w:ilvl w:val="0"/>
-          <w:numId w:val="2"/>
-        </w:numPr>
-        <w:spacing w:after="80" w:before="80"/>
-      </w:pPr>
-      <w:r>
-        <w:rPr>
-          <w:rFonts w:ascii="Calibri" w:cs="Calibri" w:eastAsia="Calibri" w:hAnsi="Calibri"/>
-          <w:sz w:val="22"/>
-          <w:szCs w:val="22"/>
-        </w:rPr>
-        <w:t xml:space="preserve">Klik tombol "Upload GCP File" jika Anda memiliki file GCP.</w:t>
-      </w:r>
-    </w:p>
-    <w:p>
-      <w:pPr>
-        <w:pStyle w:val="ListParagraph"/>
-        <w:numPr>
-          <w:ilvl w:val="0"/>
-          <w:numId w:val="2"/>
-        </w:numPr>
-        <w:spacing w:after="80" w:before="80"/>
-      </w:pPr>
-      <w:r>
-        <w:rPr>
-          <w:rFonts w:ascii="Calibri" w:cs="Calibri" w:eastAsia="Calibri" w:hAnsi="Calibri"/>
-          <w:sz w:val="22"/>
-          <w:szCs w:val="22"/>
-        </w:rPr>
-        <w:t xml:space="preserve">Unggah file GCP dalam format yang sesuai.</w:t>
-      </w:r>
-    </w:p>
-    <w:p>
-      <w:pPr>
-        <w:pStyle w:val="ListParagraph"/>
-        <w:numPr>
-          <w:ilvl w:val="0"/>
-          <w:numId w:val="2"/>
-        </w:numPr>
-        <w:spacing w:after="80" w:before="80"/>
-      </w:pPr>
-      <w:r>
-        <w:rPr>
-          <w:rFonts w:ascii="Calibri" w:cs="Calibri" w:eastAsia="Calibri" w:hAnsi="Calibri"/>
-          <w:sz w:val="22"/>
-          <w:szCs w:val="22"/>
-        </w:rPr>
-        <w:t xml:space="preserve">Tandai titik GCP pada foto menggunakan alat GCP Tagger yang tersedia.</w:t>
+        <w:t xml:space="preserve">File gcp_list.txt adalah file teks yang berisi koordinat GCP beserta posisi titik GCP pada setiap foto. File ini wajib dibuat sebelum mengirim pekerjaan pengukuran.</w:t>
       </w:r>
     </w:p>
     <w:p>
@@ -1857,105 +1886,11 @@
     </w:p>
     <w:p>
       <w:pPr>
-        <w:pStyle w:val="Heading2"/>
-        <w:spacing w:after="160" w:before="300"/>
-      </w:pPr>
-      <w:r>
-        <w:t xml:space="preserve">4.4 Mengirim Pekerjaan</w:t>
-      </w:r>
-    </w:p>
-    <w:p>
-      <w:pPr>
-        <w:pStyle w:val="ListParagraph"/>
-        <w:numPr>
-          <w:ilvl w:val="0"/>
-          <w:numId w:val="2"/>
-        </w:numPr>
-        <w:spacing w:after="80" w:before="80"/>
-      </w:pPr>
-      <w:r>
-        <w:rPr>
-          <w:rFonts w:ascii="Calibri" w:cs="Calibri" w:eastAsia="Calibri" w:hAnsi="Calibri"/>
-          <w:sz w:val="22"/>
-          <w:szCs w:val="22"/>
-        </w:rPr>
-        <w:t xml:space="preserve">Periksa kembali semua informasi yang telah diisi.</w:t>
-      </w:r>
-    </w:p>
-    <w:p>
-      <w:pPr>
-        <w:pStyle w:val="ListParagraph"/>
-        <w:numPr>
-          <w:ilvl w:val="0"/>
-          <w:numId w:val="2"/>
-        </w:numPr>
-        <w:spacing w:after="80" w:before="80"/>
-      </w:pPr>
-      <w:r>
-        <w:rPr>
-          <w:rFonts w:ascii="Calibri" w:cs="Calibri" w:eastAsia="Calibri" w:hAnsi="Calibri"/>
-          <w:sz w:val="22"/>
-          <w:szCs w:val="22"/>
-        </w:rPr>
-        <w:t xml:space="preserve">Klik tombol "Submit Job" untuk memulai pemrosesan.</w:t>
-      </w:r>
-    </w:p>
-    <w:p>
-      <w:pPr>
-        <w:pStyle w:val="ListParagraph"/>
-        <w:numPr>
-          <w:ilvl w:val="0"/>
-          <w:numId w:val="2"/>
-        </w:numPr>
-        <w:spacing w:after="80" w:before="80"/>
-      </w:pPr>
-      <w:r>
-        <w:rPr>
-          <w:rFonts w:ascii="Calibri" w:cs="Calibri" w:eastAsia="Calibri" w:hAnsi="Calibri"/>
-          <w:sz w:val="22"/>
-          <w:szCs w:val="22"/>
-        </w:rPr>
-        <w:t xml:space="preserve">Sistem akan mengunggah foto dan memulai proses fotogrametri secara otomatis.</w:t>
-      </w:r>
-    </w:p>
-    <w:p>
-      <w:pPr>
-        <w:pStyle w:val="ListParagraph"/>
-        <w:numPr>
-          <w:ilvl w:val="0"/>
-          <w:numId w:val="2"/>
-        </w:numPr>
-        <w:spacing w:after="80" w:before="80"/>
-      </w:pPr>
-      <w:r>
-        <w:rPr>
-          <w:rFonts w:ascii="Calibri" w:cs="Calibri" w:eastAsia="Calibri" w:hAnsi="Calibri"/>
-          <w:sz w:val="22"/>
-          <w:szCs w:val="22"/>
-        </w:rPr>
-        <w:t xml:space="preserve">Anda akan diarahkan ke halaman detail pekerjaan untuk memantau progres.</w:t>
-      </w:r>
-    </w:p>
-    <w:p>
-      <w:pPr>
-        <w:spacing w:after="100" w:before="100"/>
-      </w:pPr>
-    </w:p>
-    <w:p>
-      <w:r>
-        <w:br w:type="page"/>
-      </w:r>
-    </w:p>
-    <w:p>
-      <w:pPr>
-        <w:pStyle w:val="Heading1"/>
-        <w:pBdr>
-          <w:bottom w:val="single" w:color="E85D04" w:sz="8" w:space="4"/>
-        </w:pBdr>
-        <w:spacing w:after="200" w:before="400"/>
-      </w:pPr>
-      <w:r>
-        <w:t xml:space="preserve">5. Memantau Progres Pengukuran</w:t>
+        <w:pStyle w:val="Heading3"/>
+        <w:spacing w:after="100" w:before="240"/>
+      </w:pPr>
+      <w:r>
+        <w:t xml:space="preserve">Format File gcp_list.txt:</w:t>
       </w:r>
     </w:p>
     <w:p>
@@ -1970,7 +1905,7 @@
           <w:sz w:val="22"/>
           <w:szCs w:val="22"/>
         </w:rPr>
-        <w:t xml:space="preserve">Setelah pekerjaan dikirim, sistem akan memproses foto secara otomatis. Proses ini dapat memakan waktu beberapa menit hingga beberapa jam tergantung jumlah foto dan tingkat presisi yang dipilih.</w:t>
+        <w:t xml:space="preserve">Baris pertama berisi sistem koordinat, diikuti satu baris per penandaan GCP di foto:</w:t>
       </w:r>
     </w:p>
     <w:p>
@@ -1980,12 +1915,1101 @@
     </w:p>
     <w:p>
       <w:pPr>
-        <w:pStyle w:val="Heading2"/>
-        <w:spacing w:after="160" w:before="300"/>
-      </w:pPr>
-      <w:r>
-        <w:t xml:space="preserve">5.1 Status Pekerjaan</w:t>
-      </w:r>
+        <w:pBdr>
+          <w:left w:val="single" w:color="E85D04" w:sz="8" w:space="8"/>
+        </w:pBdr>
+        <w:shd w:color="1E2228" w:val="solid"/>
+        <w:spacing w:after="80" w:before="80"/>
+        <w:ind w:left="576"/>
+      </w:pPr>
+      <w:r>
+        <w:rPr>
+          <w:rFonts w:ascii="Courier New" w:cs="Courier New" w:eastAsia="Courier New" w:hAnsi="Courier New"/>
+          <w:color w:val="DDDDDD"/>
+          <w:sz w:val="18"/>
+          <w:szCs w:val="18"/>
+        </w:rPr>
+        <w:t xml:space="preserve">EPSG:4326</w:t>
+      </w:r>
+    </w:p>
+    <w:p>
+      <w:pPr>
+        <w:pBdr>
+          <w:left w:val="single" w:color="E85D04" w:sz="8" w:space="8"/>
+        </w:pBdr>
+        <w:shd w:color="1E2228" w:val="solid"/>
+        <w:spacing w:after="80" w:before="80"/>
+        <w:ind w:left="576"/>
+      </w:pPr>
+      <w:r>
+        <w:rPr>
+          <w:rFonts w:ascii="Courier New" w:cs="Courier New" w:eastAsia="Courier New" w:hAnsi="Courier New"/>
+          <w:color w:val="DDDDDD"/>
+          <w:sz w:val="18"/>
+          <w:szCs w:val="18"/>
+        </w:rPr>
+        <w:t xml:space="preserve">106.8456789 -6.2146321 45.320 1234 876 DJI_0001.JPG GCP-1</w:t>
+      </w:r>
+    </w:p>
+    <w:p>
+      <w:pPr>
+        <w:pBdr>
+          <w:left w:val="single" w:color="E85D04" w:sz="8" w:space="8"/>
+        </w:pBdr>
+        <w:shd w:color="1E2228" w:val="solid"/>
+        <w:spacing w:after="80" w:before="80"/>
+        <w:ind w:left="576"/>
+      </w:pPr>
+      <w:r>
+        <w:rPr>
+          <w:rFonts w:ascii="Courier New" w:cs="Courier New" w:eastAsia="Courier New" w:hAnsi="Courier New"/>
+          <w:color w:val="DDDDDD"/>
+          <w:sz w:val="18"/>
+          <w:szCs w:val="18"/>
+        </w:rPr>
+        <w:t xml:space="preserve">106.8456789 -6.2146321 45.320 1187 901 DJI_0002.JPG GCP-1</w:t>
+      </w:r>
+    </w:p>
+    <w:p>
+      <w:pPr>
+        <w:pBdr>
+          <w:left w:val="single" w:color="E85D04" w:sz="8" w:space="8"/>
+        </w:pBdr>
+        <w:shd w:color="1E2228" w:val="solid"/>
+        <w:spacing w:after="80" w:before="80"/>
+        <w:ind w:left="576"/>
+      </w:pPr>
+      <w:r>
+        <w:rPr>
+          <w:rFonts w:ascii="Courier New" w:cs="Courier New" w:eastAsia="Courier New" w:hAnsi="Courier New"/>
+          <w:color w:val="DDDDDD"/>
+          <w:sz w:val="18"/>
+          <w:szCs w:val="18"/>
+        </w:rPr>
+        <w:t xml:space="preserve">106.8512345 -6.2198765 44.150 2341 654 DJI_0001.JPG GCP-2</w:t>
+      </w:r>
+    </w:p>
+    <w:p>
+      <w:pPr>
+        <w:pBdr>
+          <w:left w:val="single" w:color="E85D04" w:sz="8" w:space="8"/>
+        </w:pBdr>
+        <w:shd w:color="1E2228" w:val="solid"/>
+        <w:spacing w:after="80" w:before="80"/>
+        <w:ind w:left="576"/>
+      </w:pPr>
+      <w:r>
+        <w:rPr>
+          <w:rFonts w:ascii="Courier New" w:cs="Courier New" w:eastAsia="Courier New" w:hAnsi="Courier New"/>
+          <w:color w:val="DDDDDD"/>
+          <w:sz w:val="18"/>
+          <w:szCs w:val="18"/>
+        </w:rPr>
+        <w:t xml:space="preserve">106.8512345 -6.2198765 44.150 2298 672 DJI_0003.JPG GCP-2</w:t>
+      </w:r>
+    </w:p>
+    <w:p>
+      <w:pPr>
+        <w:spacing w:after="100" w:before="100"/>
+      </w:pPr>
+    </w:p>
+    <w:tbl>
+      <w:tblPr>
+        <w:tblW w:type="pct" w:w="100%"/>
+        <w:tblBorders>
+          <w:top w:val="single" w:color="auto" w:sz="4"/>
+          <w:left w:val="single" w:color="auto" w:sz="4"/>
+          <w:bottom w:val="single" w:color="auto" w:sz="4"/>
+          <w:right w:val="single" w:color="auto" w:sz="4"/>
+          <w:insideH w:val="single" w:color="auto" w:sz="4"/>
+          <w:insideV w:val="single" w:color="auto" w:sz="4"/>
+        </w:tblBorders>
+      </w:tblPr>
+      <w:tblGrid>
+        <w:gridCol w:w="100"/>
+        <w:gridCol w:w="100"/>
+        <w:gridCol w:w="100"/>
+      </w:tblGrid>
+      <w:tr>
+        <w:trPr>
+          <w:tblHeader/>
+        </w:trPr>
+        <w:tc>
+          <w:tcPr>
+            <w:shd w:color="E85D04" w:val="solid"/>
+            <w:tcMar>
+              <w:top w:type="dxa" w:w="80"/>
+              <w:left w:type="dxa" w:w="100"/>
+              <w:bottom w:type="dxa" w:w="80"/>
+              <w:right w:type="dxa" w:w="100"/>
+            </w:tcMar>
+          </w:tcPr>
+          <w:p>
+            <w:r>
+              <w:rPr>
+                <w:rFonts w:ascii="Calibri" w:cs="Calibri" w:eastAsia="Calibri" w:hAnsi="Calibri"/>
+                <w:b/>
+                <w:bCs/>
+                <w:color w:val="FFFFFF"/>
+                <w:sz w:val="19"/>
+                <w:szCs w:val="19"/>
+              </w:rPr>
+              <w:t xml:space="preserve">Kolom</w:t>
+            </w:r>
+          </w:p>
+        </w:tc>
+        <w:tc>
+          <w:tcPr>
+            <w:shd w:color="E85D04" w:val="solid"/>
+            <w:tcMar>
+              <w:top w:type="dxa" w:w="80"/>
+              <w:left w:type="dxa" w:w="100"/>
+              <w:bottom w:type="dxa" w:w="80"/>
+              <w:right w:type="dxa" w:w="100"/>
+            </w:tcMar>
+          </w:tcPr>
+          <w:p>
+            <w:r>
+              <w:rPr>
+                <w:rFonts w:ascii="Calibri" w:cs="Calibri" w:eastAsia="Calibri" w:hAnsi="Calibri"/>
+                <w:b/>
+                <w:bCs/>
+                <w:color w:val="FFFFFF"/>
+                <w:sz w:val="19"/>
+                <w:szCs w:val="19"/>
+              </w:rPr>
+              <w:t xml:space="preserve">Contoh Nilai</w:t>
+            </w:r>
+          </w:p>
+        </w:tc>
+        <w:tc>
+          <w:tcPr>
+            <w:shd w:color="E85D04" w:val="solid"/>
+            <w:tcMar>
+              <w:top w:type="dxa" w:w="80"/>
+              <w:left w:type="dxa" w:w="100"/>
+              <w:bottom w:type="dxa" w:w="80"/>
+              <w:right w:type="dxa" w:w="100"/>
+            </w:tcMar>
+          </w:tcPr>
+          <w:p>
+            <w:r>
+              <w:rPr>
+                <w:rFonts w:ascii="Calibri" w:cs="Calibri" w:eastAsia="Calibri" w:hAnsi="Calibri"/>
+                <w:b/>
+                <w:bCs/>
+                <w:color w:val="FFFFFF"/>
+                <w:sz w:val="19"/>
+                <w:szCs w:val="19"/>
+              </w:rPr>
+              <w:t xml:space="preserve">Keterangan</w:t>
+            </w:r>
+          </w:p>
+        </w:tc>
+      </w:tr>
+      <w:tr>
+        <w:tc>
+          <w:tcPr>
+            <w:shd w:color="F5F5F5" w:val="solid"/>
+            <w:tcMar>
+              <w:top w:type="dxa" w:w="60"/>
+              <w:left w:type="dxa" w:w="100"/>
+              <w:bottom w:type="dxa" w:w="60"/>
+              <w:right w:type="dxa" w:w="100"/>
+            </w:tcMar>
+          </w:tcPr>
+          <w:p>
+            <w:r>
+              <w:rPr>
+                <w:rFonts w:ascii="Calibri" w:cs="Calibri" w:eastAsia="Calibri" w:hAnsi="Calibri"/>
+                <w:b/>
+                <w:bCs/>
+                <w:sz w:val="19"/>
+                <w:szCs w:val="19"/>
+              </w:rPr>
+              <w:t xml:space="preserve">Baris 1 (proyeksi)</w:t>
+            </w:r>
+          </w:p>
+        </w:tc>
+        <w:tc>
+          <w:tcPr>
+            <w:tcMar>
+              <w:top w:type="dxa" w:w="60"/>
+              <w:left w:type="dxa" w:w="100"/>
+              <w:bottom w:type="dxa" w:w="60"/>
+              <w:right w:type="dxa" w:w="100"/>
+            </w:tcMar>
+          </w:tcPr>
+          <w:p>
+            <w:r>
+              <w:rPr>
+                <w:rFonts w:ascii="Courier New" w:cs="Courier New" w:eastAsia="Courier New" w:hAnsi="Courier New"/>
+                <w:sz w:val="19"/>
+                <w:szCs w:val="19"/>
+              </w:rPr>
+              <w:t xml:space="preserve">EPSG:4326</w:t>
+            </w:r>
+          </w:p>
+        </w:tc>
+        <w:tc>
+          <w:tcPr>
+            <w:tcMar>
+              <w:top w:type="dxa" w:w="60"/>
+              <w:left w:type="dxa" w:w="100"/>
+              <w:bottom w:type="dxa" w:w="60"/>
+              <w:right w:type="dxa" w:w="100"/>
+            </w:tcMar>
+          </w:tcPr>
+          <w:p>
+            <w:r>
+              <w:rPr>
+                <w:rFonts w:ascii="Calibri" w:cs="Calibri" w:eastAsia="Calibri" w:hAnsi="Calibri"/>
+                <w:sz w:val="19"/>
+                <w:szCs w:val="19"/>
+              </w:rPr>
+              <w:t xml:space="preserve">Sistem koordinat yang digunakan</w:t>
+            </w:r>
+          </w:p>
+        </w:tc>
+      </w:tr>
+      <w:tr>
+        <w:tc>
+          <w:tcPr>
+            <w:shd w:color="F5F5F5" w:val="solid"/>
+            <w:tcMar>
+              <w:top w:type="dxa" w:w="60"/>
+              <w:left w:type="dxa" w:w="100"/>
+              <w:bottom w:type="dxa" w:w="60"/>
+              <w:right w:type="dxa" w:w="100"/>
+            </w:tcMar>
+          </w:tcPr>
+          <w:p>
+            <w:r>
+              <w:rPr>
+                <w:rFonts w:ascii="Calibri" w:cs="Calibri" w:eastAsia="Calibri" w:hAnsi="Calibri"/>
+                <w:b/>
+                <w:bCs/>
+                <w:sz w:val="19"/>
+                <w:szCs w:val="19"/>
+              </w:rPr>
+              <w:t xml:space="preserve">Kolom 1 (X)</w:t>
+            </w:r>
+          </w:p>
+        </w:tc>
+        <w:tc>
+          <w:tcPr>
+            <w:tcMar>
+              <w:top w:type="dxa" w:w="60"/>
+              <w:left w:type="dxa" w:w="100"/>
+              <w:bottom w:type="dxa" w:w="60"/>
+              <w:right w:type="dxa" w:w="100"/>
+            </w:tcMar>
+          </w:tcPr>
+          <w:p>
+            <w:r>
+              <w:rPr>
+                <w:rFonts w:ascii="Courier New" w:cs="Courier New" w:eastAsia="Courier New" w:hAnsi="Courier New"/>
+                <w:sz w:val="19"/>
+                <w:szCs w:val="19"/>
+              </w:rPr>
+              <w:t xml:space="preserve">106.8456789</w:t>
+            </w:r>
+          </w:p>
+        </w:tc>
+        <w:tc>
+          <w:tcPr>
+            <w:tcMar>
+              <w:top w:type="dxa" w:w="60"/>
+              <w:left w:type="dxa" w:w="100"/>
+              <w:bottom w:type="dxa" w:w="60"/>
+              <w:right w:type="dxa" w:w="100"/>
+            </w:tcMar>
+          </w:tcPr>
+          <w:p>
+            <w:r>
+              <w:rPr>
+                <w:rFonts w:ascii="Calibri" w:cs="Calibri" w:eastAsia="Calibri" w:hAnsi="Calibri"/>
+                <w:sz w:val="19"/>
+                <w:szCs w:val="19"/>
+              </w:rPr>
+              <w:t xml:space="preserve">Longitude titik GCP (desimal)</w:t>
+            </w:r>
+          </w:p>
+        </w:tc>
+      </w:tr>
+      <w:tr>
+        <w:tc>
+          <w:tcPr>
+            <w:shd w:color="F5F5F5" w:val="solid"/>
+            <w:tcMar>
+              <w:top w:type="dxa" w:w="60"/>
+              <w:left w:type="dxa" w:w="100"/>
+              <w:bottom w:type="dxa" w:w="60"/>
+              <w:right w:type="dxa" w:w="100"/>
+            </w:tcMar>
+          </w:tcPr>
+          <w:p>
+            <w:r>
+              <w:rPr>
+                <w:rFonts w:ascii="Calibri" w:cs="Calibri" w:eastAsia="Calibri" w:hAnsi="Calibri"/>
+                <w:b/>
+                <w:bCs/>
+                <w:sz w:val="19"/>
+                <w:szCs w:val="19"/>
+              </w:rPr>
+              <w:t xml:space="preserve">Kolom 2 (Y)</w:t>
+            </w:r>
+          </w:p>
+        </w:tc>
+        <w:tc>
+          <w:tcPr>
+            <w:tcMar>
+              <w:top w:type="dxa" w:w="60"/>
+              <w:left w:type="dxa" w:w="100"/>
+              <w:bottom w:type="dxa" w:w="60"/>
+              <w:right w:type="dxa" w:w="100"/>
+            </w:tcMar>
+          </w:tcPr>
+          <w:p>
+            <w:r>
+              <w:rPr>
+                <w:rFonts w:ascii="Courier New" w:cs="Courier New" w:eastAsia="Courier New" w:hAnsi="Courier New"/>
+                <w:sz w:val="19"/>
+                <w:szCs w:val="19"/>
+              </w:rPr>
+              <w:t xml:space="preserve">-6.2146321</w:t>
+            </w:r>
+          </w:p>
+        </w:tc>
+        <w:tc>
+          <w:tcPr>
+            <w:tcMar>
+              <w:top w:type="dxa" w:w="60"/>
+              <w:left w:type="dxa" w:w="100"/>
+              <w:bottom w:type="dxa" w:w="60"/>
+              <w:right w:type="dxa" w:w="100"/>
+            </w:tcMar>
+          </w:tcPr>
+          <w:p>
+            <w:r>
+              <w:rPr>
+                <w:rFonts w:ascii="Calibri" w:cs="Calibri" w:eastAsia="Calibri" w:hAnsi="Calibri"/>
+                <w:sz w:val="19"/>
+                <w:szCs w:val="19"/>
+              </w:rPr>
+              <w:t xml:space="preserve">Latitude titik GCP (desimal)</w:t>
+            </w:r>
+          </w:p>
+        </w:tc>
+      </w:tr>
+      <w:tr>
+        <w:tc>
+          <w:tcPr>
+            <w:shd w:color="F5F5F5" w:val="solid"/>
+            <w:tcMar>
+              <w:top w:type="dxa" w:w="60"/>
+              <w:left w:type="dxa" w:w="100"/>
+              <w:bottom w:type="dxa" w:w="60"/>
+              <w:right w:type="dxa" w:w="100"/>
+            </w:tcMar>
+          </w:tcPr>
+          <w:p>
+            <w:r>
+              <w:rPr>
+                <w:rFonts w:ascii="Calibri" w:cs="Calibri" w:eastAsia="Calibri" w:hAnsi="Calibri"/>
+                <w:b/>
+                <w:bCs/>
+                <w:sz w:val="19"/>
+                <w:szCs w:val="19"/>
+              </w:rPr>
+              <w:t xml:space="preserve">Kolom 3 (Z)</w:t>
+            </w:r>
+          </w:p>
+        </w:tc>
+        <w:tc>
+          <w:tcPr>
+            <w:tcMar>
+              <w:top w:type="dxa" w:w="60"/>
+              <w:left w:type="dxa" w:w="100"/>
+              <w:bottom w:type="dxa" w:w="60"/>
+              <w:right w:type="dxa" w:w="100"/>
+            </w:tcMar>
+          </w:tcPr>
+          <w:p>
+            <w:r>
+              <w:rPr>
+                <w:rFonts w:ascii="Courier New" w:cs="Courier New" w:eastAsia="Courier New" w:hAnsi="Courier New"/>
+                <w:sz w:val="19"/>
+                <w:szCs w:val="19"/>
+              </w:rPr>
+              <w:t xml:space="preserve">45.320</w:t>
+            </w:r>
+          </w:p>
+        </w:tc>
+        <w:tc>
+          <w:tcPr>
+            <w:tcMar>
+              <w:top w:type="dxa" w:w="60"/>
+              <w:left w:type="dxa" w:w="100"/>
+              <w:bottom w:type="dxa" w:w="60"/>
+              <w:right w:type="dxa" w:w="100"/>
+            </w:tcMar>
+          </w:tcPr>
+          <w:p>
+            <w:r>
+              <w:rPr>
+                <w:rFonts w:ascii="Calibri" w:cs="Calibri" w:eastAsia="Calibri" w:hAnsi="Calibri"/>
+                <w:sz w:val="19"/>
+                <w:szCs w:val="19"/>
+              </w:rPr>
+              <w:t xml:space="preserve">Altitude/ketinggian dalam meter</w:t>
+            </w:r>
+          </w:p>
+        </w:tc>
+      </w:tr>
+      <w:tr>
+        <w:tc>
+          <w:tcPr>
+            <w:shd w:color="F5F5F5" w:val="solid"/>
+            <w:tcMar>
+              <w:top w:type="dxa" w:w="60"/>
+              <w:left w:type="dxa" w:w="100"/>
+              <w:bottom w:type="dxa" w:w="60"/>
+              <w:right w:type="dxa" w:w="100"/>
+            </w:tcMar>
+          </w:tcPr>
+          <w:p>
+            <w:r>
+              <w:rPr>
+                <w:rFonts w:ascii="Calibri" w:cs="Calibri" w:eastAsia="Calibri" w:hAnsi="Calibri"/>
+                <w:b/>
+                <w:bCs/>
+                <w:sz w:val="19"/>
+                <w:szCs w:val="19"/>
+              </w:rPr>
+              <w:t xml:space="preserve">Kolom 4 (imX)</w:t>
+            </w:r>
+          </w:p>
+        </w:tc>
+        <w:tc>
+          <w:tcPr>
+            <w:tcMar>
+              <w:top w:type="dxa" w:w="60"/>
+              <w:left w:type="dxa" w:w="100"/>
+              <w:bottom w:type="dxa" w:w="60"/>
+              <w:right w:type="dxa" w:w="100"/>
+            </w:tcMar>
+          </w:tcPr>
+          <w:p>
+            <w:r>
+              <w:rPr>
+                <w:rFonts w:ascii="Courier New" w:cs="Courier New" w:eastAsia="Courier New" w:hAnsi="Courier New"/>
+                <w:sz w:val="19"/>
+                <w:szCs w:val="19"/>
+              </w:rPr>
+              <w:t xml:space="preserve">1234</w:t>
+            </w:r>
+          </w:p>
+        </w:tc>
+        <w:tc>
+          <w:tcPr>
+            <w:tcMar>
+              <w:top w:type="dxa" w:w="60"/>
+              <w:left w:type="dxa" w:w="100"/>
+              <w:bottom w:type="dxa" w:w="60"/>
+              <w:right w:type="dxa" w:w="100"/>
+            </w:tcMar>
+          </w:tcPr>
+          <w:p>
+            <w:r>
+              <w:rPr>
+                <w:rFonts w:ascii="Calibri" w:cs="Calibri" w:eastAsia="Calibri" w:hAnsi="Calibri"/>
+                <w:sz w:val="19"/>
+                <w:szCs w:val="19"/>
+              </w:rPr>
+              <w:t xml:space="preserve">Koordinat X titik di dalam gambar (piksel)</w:t>
+            </w:r>
+          </w:p>
+        </w:tc>
+      </w:tr>
+      <w:tr>
+        <w:tc>
+          <w:tcPr>
+            <w:shd w:color="F5F5F5" w:val="solid"/>
+            <w:tcMar>
+              <w:top w:type="dxa" w:w="60"/>
+              <w:left w:type="dxa" w:w="100"/>
+              <w:bottom w:type="dxa" w:w="60"/>
+              <w:right w:type="dxa" w:w="100"/>
+            </w:tcMar>
+          </w:tcPr>
+          <w:p>
+            <w:r>
+              <w:rPr>
+                <w:rFonts w:ascii="Calibri" w:cs="Calibri" w:eastAsia="Calibri" w:hAnsi="Calibri"/>
+                <w:b/>
+                <w:bCs/>
+                <w:sz w:val="19"/>
+                <w:szCs w:val="19"/>
+              </w:rPr>
+              <w:t xml:space="preserve">Kolom 5 (imY)</w:t>
+            </w:r>
+          </w:p>
+        </w:tc>
+        <w:tc>
+          <w:tcPr>
+            <w:tcMar>
+              <w:top w:type="dxa" w:w="60"/>
+              <w:left w:type="dxa" w:w="100"/>
+              <w:bottom w:type="dxa" w:w="60"/>
+              <w:right w:type="dxa" w:w="100"/>
+            </w:tcMar>
+          </w:tcPr>
+          <w:p>
+            <w:r>
+              <w:rPr>
+                <w:rFonts w:ascii="Courier New" w:cs="Courier New" w:eastAsia="Courier New" w:hAnsi="Courier New"/>
+                <w:sz w:val="19"/>
+                <w:szCs w:val="19"/>
+              </w:rPr>
+              <w:t xml:space="preserve">876</w:t>
+            </w:r>
+          </w:p>
+        </w:tc>
+        <w:tc>
+          <w:tcPr>
+            <w:tcMar>
+              <w:top w:type="dxa" w:w="60"/>
+              <w:left w:type="dxa" w:w="100"/>
+              <w:bottom w:type="dxa" w:w="60"/>
+              <w:right w:type="dxa" w:w="100"/>
+            </w:tcMar>
+          </w:tcPr>
+          <w:p>
+            <w:r>
+              <w:rPr>
+                <w:rFonts w:ascii="Calibri" w:cs="Calibri" w:eastAsia="Calibri" w:hAnsi="Calibri"/>
+                <w:sz w:val="19"/>
+                <w:szCs w:val="19"/>
+              </w:rPr>
+              <w:t xml:space="preserve">Koordinat Y titik di dalam gambar (piksel)</w:t>
+            </w:r>
+          </w:p>
+        </w:tc>
+      </w:tr>
+      <w:tr>
+        <w:tc>
+          <w:tcPr>
+            <w:shd w:color="F5F5F5" w:val="solid"/>
+            <w:tcMar>
+              <w:top w:type="dxa" w:w="60"/>
+              <w:left w:type="dxa" w:w="100"/>
+              <w:bottom w:type="dxa" w:w="60"/>
+              <w:right w:type="dxa" w:w="100"/>
+            </w:tcMar>
+          </w:tcPr>
+          <w:p>
+            <w:r>
+              <w:rPr>
+                <w:rFonts w:ascii="Calibri" w:cs="Calibri" w:eastAsia="Calibri" w:hAnsi="Calibri"/>
+                <w:b/>
+                <w:bCs/>
+                <w:sz w:val="19"/>
+                <w:szCs w:val="19"/>
+              </w:rPr>
+              <w:t xml:space="preserve">Kolom 6</w:t>
+            </w:r>
+          </w:p>
+        </w:tc>
+        <w:tc>
+          <w:tcPr>
+            <w:tcMar>
+              <w:top w:type="dxa" w:w="60"/>
+              <w:left w:type="dxa" w:w="100"/>
+              <w:bottom w:type="dxa" w:w="60"/>
+              <w:right w:type="dxa" w:w="100"/>
+            </w:tcMar>
+          </w:tcPr>
+          <w:p>
+            <w:r>
+              <w:rPr>
+                <w:rFonts w:ascii="Courier New" w:cs="Courier New" w:eastAsia="Courier New" w:hAnsi="Courier New"/>
+                <w:sz w:val="19"/>
+                <w:szCs w:val="19"/>
+              </w:rPr>
+              <w:t xml:space="preserve">DJI_0001.JPG</w:t>
+            </w:r>
+          </w:p>
+        </w:tc>
+        <w:tc>
+          <w:tcPr>
+            <w:tcMar>
+              <w:top w:type="dxa" w:w="60"/>
+              <w:left w:type="dxa" w:w="100"/>
+              <w:bottom w:type="dxa" w:w="60"/>
+              <w:right w:type="dxa" w:w="100"/>
+            </w:tcMar>
+          </w:tcPr>
+          <w:p>
+            <w:r>
+              <w:rPr>
+                <w:rFonts w:ascii="Calibri" w:cs="Calibri" w:eastAsia="Calibri" w:hAnsi="Calibri"/>
+                <w:sz w:val="19"/>
+                <w:szCs w:val="19"/>
+              </w:rPr>
+              <w:t xml:space="preserve">Nama file gambar</w:t>
+            </w:r>
+          </w:p>
+        </w:tc>
+      </w:tr>
+      <w:tr>
+        <w:tc>
+          <w:tcPr>
+            <w:shd w:color="F5F5F5" w:val="solid"/>
+            <w:tcMar>
+              <w:top w:type="dxa" w:w="60"/>
+              <w:left w:type="dxa" w:w="100"/>
+              <w:bottom w:type="dxa" w:w="60"/>
+              <w:right w:type="dxa" w:w="100"/>
+            </w:tcMar>
+          </w:tcPr>
+          <w:p>
+            <w:r>
+              <w:rPr>
+                <w:rFonts w:ascii="Calibri" w:cs="Calibri" w:eastAsia="Calibri" w:hAnsi="Calibri"/>
+                <w:b/>
+                <w:bCs/>
+                <w:sz w:val="19"/>
+                <w:szCs w:val="19"/>
+              </w:rPr>
+              <w:t xml:space="preserve">Kolom 7</w:t>
+            </w:r>
+          </w:p>
+        </w:tc>
+        <w:tc>
+          <w:tcPr>
+            <w:tcMar>
+              <w:top w:type="dxa" w:w="60"/>
+              <w:left w:type="dxa" w:w="100"/>
+              <w:bottom w:type="dxa" w:w="60"/>
+              <w:right w:type="dxa" w:w="100"/>
+            </w:tcMar>
+          </w:tcPr>
+          <w:p>
+            <w:r>
+              <w:rPr>
+                <w:rFonts w:ascii="Courier New" w:cs="Courier New" w:eastAsia="Courier New" w:hAnsi="Courier New"/>
+                <w:sz w:val="19"/>
+                <w:szCs w:val="19"/>
+              </w:rPr>
+              <w:t xml:space="preserve">GCP-1</w:t>
+            </w:r>
+          </w:p>
+        </w:tc>
+        <w:tc>
+          <w:tcPr>
+            <w:tcMar>
+              <w:top w:type="dxa" w:w="60"/>
+              <w:left w:type="dxa" w:w="100"/>
+              <w:bottom w:type="dxa" w:w="60"/>
+              <w:right w:type="dxa" w:w="100"/>
+            </w:tcMar>
+          </w:tcPr>
+          <w:p>
+            <w:r>
+              <w:rPr>
+                <w:rFonts w:ascii="Calibri" w:cs="Calibri" w:eastAsia="Calibri" w:hAnsi="Calibri"/>
+                <w:sz w:val="19"/>
+                <w:szCs w:val="19"/>
+              </w:rPr>
+              <w:t xml:space="preserve">Label nama titik GCP</w:t>
+            </w:r>
+          </w:p>
+        </w:tc>
+      </w:tr>
+    </w:tbl>
+    <w:p>
+      <w:pPr>
+        <w:spacing w:after="100" w:before="100"/>
+      </w:pPr>
+    </w:p>
+    <w:p>
+      <w:pPr>
+        <w:pStyle w:val="Heading3"/>
+        <w:spacing w:after="100" w:before="240"/>
+      </w:pPr>
+      <w:r>
+        <w:t xml:space="preserve">Cara Membuat gcp_list.txt di Aplikasi (Langkah demi Langkah):</w:t>
+      </w:r>
+    </w:p>
+    <w:p>
+      <w:pPr>
+        <w:pStyle w:val="ListParagraph"/>
+        <w:numPr>
+          <w:ilvl w:val="0"/>
+          <w:numId w:val="2"/>
+        </w:numPr>
+        <w:spacing w:after="80" w:before="80"/>
+      </w:pPr>
+      <w:r>
+        <w:rPr>
+          <w:rFonts w:ascii="Calibri" w:cs="Calibri" w:eastAsia="Calibri" w:hAnsi="Calibri"/>
+          <w:sz w:val="22"/>
+          <w:szCs w:val="22"/>
+        </w:rPr>
+        <w:t xml:space="preserve">Pada halaman New Job, setelah mengunggah foto, klik tombol "Open GCP Tagger".</w:t>
+      </w:r>
+    </w:p>
+    <w:p>
+      <w:pPr>
+        <w:pStyle w:val="ListParagraph"/>
+        <w:numPr>
+          <w:ilvl w:val="0"/>
+          <w:numId w:val="2"/>
+        </w:numPr>
+        <w:spacing w:after="80" w:before="80"/>
+      </w:pPr>
+      <w:r>
+        <w:rPr>
+          <w:rFonts w:ascii="Calibri" w:cs="Calibri" w:eastAsia="Calibri" w:hAnsi="Calibri"/>
+          <w:sz w:val="22"/>
+          <w:szCs w:val="22"/>
+        </w:rPr>
+        <w:t xml:space="preserve">Jendela Penanda GCP akan terbuka. Ada 2 tahap:</w:t>
+      </w:r>
+    </w:p>
+    <w:p>
+      <w:pPr>
+        <w:spacing w:after="100" w:before="100"/>
+      </w:pPr>
+    </w:p>
+    <w:p>
+      <w:pPr>
+        <w:spacing w:after="80" w:before="80"/>
+      </w:pPr>
+      <w:r>
+        <w:rPr>
+          <w:rFonts w:ascii="Calibri" w:cs="Calibri" w:eastAsia="Calibri" w:hAnsi="Calibri"/>
+          <w:b/>
+          <w:bCs/>
+          <w:sz w:val="22"/>
+          <w:szCs w:val="22"/>
+        </w:rPr>
+        <w:t xml:space="preserve">TAHAP 1 — Definisikan Titik GCP:</w:t>
+      </w:r>
+    </w:p>
+    <w:p>
+      <w:pPr>
+        <w:pStyle w:val="ListParagraph"/>
+        <w:numPr>
+          <w:ilvl w:val="0"/>
+          <w:numId w:val="1"/>
+        </w:numPr>
+        <w:spacing w:after="60" w:before="60"/>
+      </w:pPr>
+      <w:r>
+        <w:rPr>
+          <w:rFonts w:ascii="Calibri" w:cs="Calibri" w:eastAsia="Calibri" w:hAnsi="Calibri"/>
+          <w:sz w:val="22"/>
+          <w:szCs w:val="22"/>
+        </w:rPr>
+        <w:t xml:space="preserve">Pilih sistem koordinat dari daftar dropdown (default: EPSG:4326 untuk WGS84 Longitude/Latitude).</w:t>
+      </w:r>
+    </w:p>
+    <w:p>
+      <w:pPr>
+        <w:pStyle w:val="ListParagraph"/>
+        <w:numPr>
+          <w:ilvl w:val="0"/>
+          <w:numId w:val="1"/>
+        </w:numPr>
+        <w:spacing w:after="60" w:before="60"/>
+      </w:pPr>
+      <w:r>
+        <w:rPr>
+          <w:rFonts w:ascii="Calibri" w:cs="Calibri" w:eastAsia="Calibri" w:hAnsi="Calibri"/>
+          <w:sz w:val="22"/>
+          <w:szCs w:val="22"/>
+        </w:rPr>
+        <w:t xml:space="preserve">Isi kolom untuk setiap titik GCP: Label, Longitude (X), Latitude (Y), dan Altitude (Z).</w:t>
+      </w:r>
+    </w:p>
+    <w:p>
+      <w:pPr>
+        <w:pStyle w:val="ListParagraph"/>
+        <w:numPr>
+          <w:ilvl w:val="0"/>
+          <w:numId w:val="1"/>
+        </w:numPr>
+        <w:spacing w:after="60" w:before="60"/>
+      </w:pPr>
+      <w:r>
+        <w:rPr>
+          <w:rFonts w:ascii="Calibri" w:cs="Calibri" w:eastAsia="Calibri" w:hAnsi="Calibri"/>
+          <w:sz w:val="22"/>
+          <w:szCs w:val="22"/>
+        </w:rPr>
+        <w:t xml:space="preserve">Contoh: Label = GCP-1, X = 106.8456789, Y = -6.2146321, Z = 45.320</w:t>
+      </w:r>
+    </w:p>
+    <w:p>
+      <w:pPr>
+        <w:pStyle w:val="ListParagraph"/>
+        <w:numPr>
+          <w:ilvl w:val="0"/>
+          <w:numId w:val="1"/>
+        </w:numPr>
+        <w:spacing w:after="60" w:before="60"/>
+      </w:pPr>
+      <w:r>
+        <w:rPr>
+          <w:rFonts w:ascii="Calibri" w:cs="Calibri" w:eastAsia="Calibri" w:hAnsi="Calibri"/>
+          <w:sz w:val="22"/>
+          <w:szCs w:val="22"/>
+        </w:rPr>
+        <w:t xml:space="preserve">Klik "Add GCP" untuk menambah titik GCP lebih banyak (minimal 3 titik wajib).</w:t>
+      </w:r>
+    </w:p>
+    <w:p>
+      <w:pPr>
+        <w:pStyle w:val="ListParagraph"/>
+        <w:numPr>
+          <w:ilvl w:val="0"/>
+          <w:numId w:val="1"/>
+        </w:numPr>
+        <w:spacing w:after="60" w:before="60"/>
+      </w:pPr>
+      <w:r>
+        <w:rPr>
+          <w:rFonts w:ascii="Calibri" w:cs="Calibri" w:eastAsia="Calibri" w:hAnsi="Calibri"/>
+          <w:sz w:val="22"/>
+          <w:szCs w:val="22"/>
+        </w:rPr>
+        <w:t xml:space="preserve">Klik "Next" untuk melanjutkan ke Tahap 2 setelah semua koordinat terisi.</w:t>
+      </w:r>
+    </w:p>
+    <w:p>
+      <w:pPr>
+        <w:spacing w:after="100" w:before="100"/>
+      </w:pPr>
+    </w:p>
+    <w:p>
+      <w:pPr>
+        <w:spacing w:after="80" w:before="80"/>
+      </w:pPr>
+      <w:r>
+        <w:rPr>
+          <w:rFonts w:ascii="Calibri" w:cs="Calibri" w:eastAsia="Calibri" w:hAnsi="Calibri"/>
+          <w:b/>
+          <w:bCs/>
+          <w:sz w:val="22"/>
+          <w:szCs w:val="22"/>
+        </w:rPr>
+        <w:t xml:space="preserve">TAHAP 2 — Tandai GCP di Foto:</w:t>
+      </w:r>
+    </w:p>
+    <w:p>
+      <w:pPr>
+        <w:pStyle w:val="ListParagraph"/>
+        <w:numPr>
+          <w:ilvl w:val="0"/>
+          <w:numId w:val="1"/>
+        </w:numPr>
+        <w:spacing w:after="60" w:before="60"/>
+      </w:pPr>
+      <w:r>
+        <w:rPr>
+          <w:rFonts w:ascii="Calibri" w:cs="Calibri" w:eastAsia="Calibri" w:hAnsi="Calibri"/>
+          <w:sz w:val="22"/>
+          <w:szCs w:val="22"/>
+        </w:rPr>
+        <w:t xml:space="preserve">Pilih nama GCP dari daftar di sisi kiri (misal: GCP-1).</w:t>
+      </w:r>
+    </w:p>
+    <w:p>
+      <w:pPr>
+        <w:pStyle w:val="ListParagraph"/>
+        <w:numPr>
+          <w:ilvl w:val="0"/>
+          <w:numId w:val="1"/>
+        </w:numPr>
+        <w:spacing w:after="60" w:before="60"/>
+      </w:pPr>
+      <w:r>
+        <w:rPr>
+          <w:rFonts w:ascii="Calibri" w:cs="Calibri" w:eastAsia="Calibri" w:hAnsi="Calibri"/>
+          <w:sz w:val="22"/>
+          <w:szCs w:val="22"/>
+        </w:rPr>
+        <w:t xml:space="preserve">Foto pertama dari daftar foto yang diunggah akan ditampilkan.</w:t>
+      </w:r>
+    </w:p>
+    <w:p>
+      <w:pPr>
+        <w:pStyle w:val="ListParagraph"/>
+        <w:numPr>
+          <w:ilvl w:val="0"/>
+          <w:numId w:val="1"/>
+        </w:numPr>
+        <w:spacing w:after="60" w:before="60"/>
+      </w:pPr>
+      <w:r>
+        <w:rPr>
+          <w:rFonts w:ascii="Calibri" w:cs="Calibri" w:eastAsia="Calibri" w:hAnsi="Calibri"/>
+          <w:sz w:val="22"/>
+          <w:szCs w:val="22"/>
+        </w:rPr>
+        <w:t xml:space="preserve">Klik tepat pada posisi tanda GCP yang terlihat di foto.</w:t>
+      </w:r>
+    </w:p>
+    <w:p>
+      <w:pPr>
+        <w:pStyle w:val="ListParagraph"/>
+        <w:numPr>
+          <w:ilvl w:val="0"/>
+          <w:numId w:val="1"/>
+        </w:numPr>
+        <w:spacing w:after="60" w:before="60"/>
+      </w:pPr>
+      <w:r>
+        <w:rPr>
+          <w:rFonts w:ascii="Calibri" w:cs="Calibri" w:eastAsia="Calibri" w:hAnsi="Calibri"/>
+          <w:sz w:val="22"/>
+          <w:szCs w:val="22"/>
+        </w:rPr>
+        <w:t xml:space="preserve">Sistem akan mencatat koordinat piksel (x, y) dari posisi yang diklik.</w:t>
+      </w:r>
+    </w:p>
+    <w:p>
+      <w:pPr>
+        <w:pStyle w:val="ListParagraph"/>
+        <w:numPr>
+          <w:ilvl w:val="0"/>
+          <w:numId w:val="1"/>
+        </w:numPr>
+        <w:spacing w:after="60" w:before="60"/>
+      </w:pPr>
+      <w:r>
+        <w:rPr>
+          <w:rFonts w:ascii="Calibri" w:cs="Calibri" w:eastAsia="Calibri" w:hAnsi="Calibri"/>
+          <w:sz w:val="22"/>
+          <w:szCs w:val="22"/>
+        </w:rPr>
+        <w:t xml:space="preserve">Pindah ke foto berikutnya menggunakan tombol panah (&lt; &gt;) di bawah foto.</w:t>
+      </w:r>
+    </w:p>
+    <w:p>
+      <w:pPr>
+        <w:pStyle w:val="ListParagraph"/>
+        <w:numPr>
+          <w:ilvl w:val="0"/>
+          <w:numId w:val="1"/>
+        </w:numPr>
+        <w:spacing w:after="60" w:before="60"/>
+      </w:pPr>
+      <w:r>
+        <w:rPr>
+          <w:rFonts w:ascii="Calibri" w:cs="Calibri" w:eastAsia="Calibri" w:hAnsi="Calibri"/>
+          <w:sz w:val="22"/>
+          <w:szCs w:val="22"/>
+        </w:rPr>
+        <w:t xml:space="preserve">Ulangi penandaan untuk foto yang berisi tanda GCP yang sama.</w:t>
+      </w:r>
+    </w:p>
+    <w:p>
+      <w:pPr>
+        <w:pStyle w:val="ListParagraph"/>
+        <w:numPr>
+          <w:ilvl w:val="0"/>
+          <w:numId w:val="1"/>
+        </w:numPr>
+        <w:spacing w:after="60" w:before="60"/>
+      </w:pPr>
+      <w:r>
+        <w:rPr>
+          <w:rFonts w:ascii="Calibri" w:cs="Calibri" w:eastAsia="Calibri" w:hAnsi="Calibri"/>
+          <w:sz w:val="22"/>
+          <w:szCs w:val="22"/>
+        </w:rPr>
+        <w:t xml:space="preserve">Setiap GCP wajib ditandai minimal di 2 foto berbeda (disarankan 3–5 foto).</w:t>
+      </w:r>
+    </w:p>
+    <w:p>
+      <w:pPr>
+        <w:pStyle w:val="ListParagraph"/>
+        <w:numPr>
+          <w:ilvl w:val="0"/>
+          <w:numId w:val="1"/>
+        </w:numPr>
+        <w:spacing w:after="60" w:before="60"/>
+      </w:pPr>
+      <w:r>
+        <w:rPr>
+          <w:rFonts w:ascii="Calibri" w:cs="Calibri" w:eastAsia="Calibri" w:hAnsi="Calibri"/>
+          <w:sz w:val="22"/>
+          <w:szCs w:val="22"/>
+        </w:rPr>
+        <w:t xml:space="preserve">Indikator status akan berubah: ○ Belum  →  ⚠ 1 foto  →  ✓ Siap (≥2 foto).</w:t>
+      </w:r>
+    </w:p>
+    <w:p>
+      <w:pPr>
+        <w:pStyle w:val="ListParagraph"/>
+        <w:numPr>
+          <w:ilvl w:val="0"/>
+          <w:numId w:val="1"/>
+        </w:numPr>
+        <w:spacing w:after="60" w:before="60"/>
+      </w:pPr>
+      <w:r>
+        <w:rPr>
+          <w:rFonts w:ascii="Calibri" w:cs="Calibri" w:eastAsia="Calibri" w:hAnsi="Calibri"/>
+          <w:sz w:val="22"/>
+          <w:szCs w:val="22"/>
+        </w:rPr>
+        <w:t xml:space="preserve">Setelah semua GCP berstatus ✓, klik tombol "Export gcp_list.txt".</w:t>
+      </w:r>
+    </w:p>
+    <w:p>
+      <w:pPr>
+        <w:spacing w:after="100" w:before="100"/>
+      </w:pPr>
+    </w:p>
+    <w:p>
+      <w:pPr>
+        <w:pBdr>
+          <w:left w:val="single" w:color="CC0000" w:sz="16" w:space="8"/>
+        </w:pBdr>
+        <w:shd w:color="FFF5F5" w:val="solid"/>
+        <w:spacing w:after="160" w:before="160"/>
+        <w:ind w:left="431"/>
+      </w:pPr>
+      <w:r>
+        <w:rPr>
+          <w:rFonts w:ascii="Calibri" w:cs="Calibri" w:eastAsia="Calibri" w:hAnsi="Calibri"/>
+          <w:b/>
+          <w:bCs/>
+          <w:color w:val="CC0000"/>
+          <w:sz w:val="20"/>
+          <w:szCs w:val="20"/>
+        </w:rPr>
+        <w:t xml:space="preserve">PENTING: </w:t>
+      </w:r>
+      <w:r>
+        <w:rPr>
+          <w:rFonts w:ascii="Calibri" w:cs="Calibri" w:eastAsia="Calibri" w:hAnsi="Calibri"/>
+          <w:b/>
+          <w:bCs/>
+          <w:sz w:val="20"/>
+          <w:szCs w:val="20"/>
+        </w:rPr>
+        <w:t xml:space="preserve">Setiap GCP WAJIB ditandai di minimal 2 foto berbeda. Jika ada GCP yang hanya ditandai di 1 foto, tombol Export tidak akan aktif dan file tidak dapat dibuat.</w:t>
+      </w:r>
+    </w:p>
+    <w:p>
+      <w:pPr>
+        <w:spacing w:after="100" w:before="100"/>
+      </w:pPr>
     </w:p>
     <w:tbl>
       <w:tblPr>
@@ -2007,7 +3031,7 @@
         <w:tc>
           <w:tcPr>
             <w:tcW w:type="pct" w:w="35%"/>
-            <w:shd w:color="F5F5F5" w:val="solid"/>
+            <w:shd w:color="F7F7F7" w:val="solid"/>
             <w:tcMar>
               <w:top w:type="dxa" w:w="80"/>
               <w:left w:type="dxa" w:w="120"/>
@@ -2024,7 +3048,7 @@
                 <w:sz w:val="20"/>
                 <w:szCs w:val="20"/>
               </w:rPr>
-              <w:t xml:space="preserve">Queued</w:t>
+              <w:t xml:space="preserve">Ikon ○ (abu-abu)</w:t>
             </w:r>
           </w:p>
         </w:tc>
@@ -2045,7 +3069,7 @@
                 <w:sz w:val="20"/>
                 <w:szCs w:val="20"/>
               </w:rPr>
-              <w:t xml:space="preserve">Pekerjaan dalam antrian, menunggu giliran diproses</w:t>
+              <w:t xml:space="preserve">GCP belum ditandai di foto manapun</w:t>
             </w:r>
           </w:p>
         </w:tc>
@@ -2054,7 +3078,7 @@
         <w:tc>
           <w:tcPr>
             <w:tcW w:type="pct" w:w="35%"/>
-            <w:shd w:color="F5F5F5" w:val="solid"/>
+            <w:shd w:color="F7F7F7" w:val="solid"/>
             <w:tcMar>
               <w:top w:type="dxa" w:w="80"/>
               <w:left w:type="dxa" w:w="120"/>
@@ -2071,7 +3095,7 @@
                 <w:sz w:val="20"/>
                 <w:szCs w:val="20"/>
               </w:rPr>
-              <w:t xml:space="preserve">Running</w:t>
+              <w:t xml:space="preserve">Ikon ⚠ (kuning)</w:t>
             </w:r>
           </w:p>
         </w:tc>
@@ -2092,7 +3116,7 @@
                 <w:sz w:val="20"/>
                 <w:szCs w:val="20"/>
               </w:rPr>
-              <w:t xml:space="preserve">Pekerjaan sedang diproses oleh sistem fotogrametri</w:t>
+              <w:t xml:space="preserve">GCP sudah ditandai di 1 foto — perlu minimal 1 foto lagi</w:t>
             </w:r>
           </w:p>
         </w:tc>
@@ -2101,7 +3125,7 @@
         <w:tc>
           <w:tcPr>
             <w:tcW w:type="pct" w:w="35%"/>
-            <w:shd w:color="F5F5F5" w:val="solid"/>
+            <w:shd w:color="F7F7F7" w:val="solid"/>
             <w:tcMar>
               <w:top w:type="dxa" w:w="80"/>
               <w:left w:type="dxa" w:w="120"/>
@@ -2118,7 +3142,7 @@
                 <w:sz w:val="20"/>
                 <w:szCs w:val="20"/>
               </w:rPr>
-              <w:t xml:space="preserve">Completed</w:t>
+              <w:t xml:space="preserve">Ikon ✓ (hijau)</w:t>
             </w:r>
           </w:p>
         </w:tc>
@@ -2139,54 +3163,7 @@
                 <w:sz w:val="20"/>
                 <w:szCs w:val="20"/>
               </w:rPr>
-              <w:t xml:space="preserve">Pekerjaan selesai, hasil volume tersedia</w:t>
-            </w:r>
-          </w:p>
-        </w:tc>
-      </w:tr>
-      <w:tr>
-        <w:tc>
-          <w:tcPr>
-            <w:tcW w:type="pct" w:w="35%"/>
-            <w:shd w:color="F5F5F5" w:val="solid"/>
-            <w:tcMar>
-              <w:top w:type="dxa" w:w="80"/>
-              <w:left w:type="dxa" w:w="120"/>
-              <w:bottom w:type="dxa" w:w="80"/>
-              <w:right w:type="dxa" w:w="120"/>
-            </w:tcMar>
-          </w:tcPr>
-          <w:p>
-            <w:r>
-              <w:rPr>
-                <w:rFonts w:ascii="Calibri" w:cs="Calibri" w:eastAsia="Calibri" w:hAnsi="Calibri"/>
-                <w:b/>
-                <w:bCs/>
-                <w:sz w:val="20"/>
-                <w:szCs w:val="20"/>
-              </w:rPr>
-              <w:t xml:space="preserve">Failed</w:t>
-            </w:r>
-          </w:p>
-        </w:tc>
-        <w:tc>
-          <w:tcPr>
-            <w:tcW w:type="pct" w:w="65%"/>
-            <w:tcMar>
-              <w:top w:type="dxa" w:w="80"/>
-              <w:left w:type="dxa" w:w="120"/>
-              <w:bottom w:type="dxa" w:w="80"/>
-              <w:right w:type="dxa" w:w="120"/>
-            </w:tcMar>
-          </w:tcPr>
-          <w:p>
-            <w:r>
-              <w:rPr>
-                <w:rFonts w:ascii="Calibri" w:cs="Calibri" w:eastAsia="Calibri" w:hAnsi="Calibri"/>
-                <w:sz w:val="20"/>
-                <w:szCs w:val="20"/>
-              </w:rPr>
-              <w:t xml:space="preserve">Pekerjaan gagal — periksa jumlah dan kualitas foto</w:t>
+              <w:t xml:space="preserve">GCP sudah ditandai di ≥2 foto — siap untuk ekspor</w:t>
             </w:r>
           </w:p>
         </w:tc>
@@ -2199,6 +3176,58 @@
     </w:p>
     <w:p>
       <w:pPr>
+        <w:pBdr>
+          <w:left w:val="single" w:color="E85D04" w:sz="12" w:space="8"/>
+        </w:pBdr>
+        <w:spacing w:after="140" w:before="140"/>
+        <w:ind w:left="431"/>
+      </w:pPr>
+      <w:r>
+        <w:rPr>
+          <w:rFonts w:ascii="Calibri" w:cs="Calibri" w:eastAsia="Calibri" w:hAnsi="Calibri"/>
+          <w:b/>
+          <w:bCs/>
+          <w:color w:val="E85D04"/>
+          <w:sz w:val="20"/>
+          <w:szCs w:val="20"/>
+        </w:rPr>
+        <w:t xml:space="preserve">Catatan: </w:t>
+      </w:r>
+      <w:r>
+        <w:rPr>
+          <w:rFonts w:ascii="Calibri" w:cs="Calibri" w:eastAsia="Calibri" w:hAnsi="Calibri"/>
+          <w:i/>
+          <w:iCs/>
+          <w:sz w:val="20"/>
+          <w:szCs w:val="20"/>
+        </w:rPr>
+        <w:t xml:space="preserve">File gcp_list.txt akan dibuat secara otomatis oleh aplikasi setelah Anda menyelesaikan penandaan. Anda tidak perlu membuat atau mengedit file ini secara manual.</w:t>
+      </w:r>
+    </w:p>
+    <w:p>
+      <w:pPr>
+        <w:spacing w:after="100" w:before="100"/>
+      </w:pPr>
+    </w:p>
+    <w:p>
+      <w:r>
+        <w:br w:type="page"/>
+      </w:r>
+    </w:p>
+    <w:p>
+      <w:pPr>
+        <w:pStyle w:val="Heading1"/>
+        <w:pBdr>
+          <w:bottom w:val="single" w:color="E85D04" w:sz="8" w:space="4"/>
+        </w:pBdr>
+        <w:spacing w:after="200" w:before="480"/>
+      </w:pPr>
+      <w:r>
+        <w:t xml:space="preserve">4. Membuat Pengukuran Baru</w:t>
+      </w:r>
+    </w:p>
+    <w:p>
+      <w:pPr>
         <w:spacing w:after="80" w:before="80"/>
       </w:pPr>
       <w:r>
@@ -2209,7 +3238,7 @@
           <w:sz w:val="22"/>
           <w:szCs w:val="22"/>
         </w:rPr>
-        <w:t xml:space="preserve">Halaman detail pekerjaan akan memperbarui status secara otomatis setiap 15 detik. Anda tidak perlu me-refresh halaman secara manual.</w:t>
+        <w:t xml:space="preserve">Setelah GCP siap, ikuti langkah-langkah berikut untuk membuat pekerjaan pengukuran:</w:t>
       </w:r>
     </w:p>
     <w:p>
@@ -2220,11 +3249,52 @@
     <w:p>
       <w:pPr>
         <w:pStyle w:val="Heading2"/>
-        <w:spacing w:after="160" w:before="300"/>
-      </w:pPr>
-      <w:r>
-        <w:t xml:space="preserve">5.2 Estimasi Waktu Pemrosesan</w:t>
-      </w:r>
+        <w:spacing w:after="160" w:before="320"/>
+      </w:pPr>
+      <w:r>
+        <w:t xml:space="preserve">4.1 Mengisi Informasi Pekerjaan</w:t>
+      </w:r>
+    </w:p>
+    <w:p>
+      <w:pPr>
+        <w:pStyle w:val="ListParagraph"/>
+        <w:numPr>
+          <w:ilvl w:val="0"/>
+          <w:numId w:val="2"/>
+        </w:numPr>
+        <w:spacing w:after="80" w:before="80"/>
+      </w:pPr>
+      <w:r>
+        <w:rPr>
+          <w:rFonts w:ascii="Calibri" w:cs="Calibri" w:eastAsia="Calibri" w:hAnsi="Calibri"/>
+          <w:sz w:val="22"/>
+          <w:szCs w:val="22"/>
+        </w:rPr>
+        <w:t xml:space="preserve">Klik menu "Jobs" lalu klik tombol "New Measurement" atau klik "+" di dasbor.</w:t>
+      </w:r>
+    </w:p>
+    <w:p>
+      <w:pPr>
+        <w:pStyle w:val="ListParagraph"/>
+        <w:numPr>
+          <w:ilvl w:val="0"/>
+          <w:numId w:val="2"/>
+        </w:numPr>
+        <w:spacing w:after="80" w:before="80"/>
+      </w:pPr>
+      <w:r>
+        <w:rPr>
+          <w:rFonts w:ascii="Calibri" w:cs="Calibri" w:eastAsia="Calibri" w:hAnsi="Calibri"/>
+          <w:sz w:val="22"/>
+          <w:szCs w:val="22"/>
+        </w:rPr>
+        <w:t xml:space="preserve">Isi formulir pengukuran:</w:t>
+      </w:r>
+    </w:p>
+    <w:p>
+      <w:pPr>
+        <w:spacing w:after="100" w:before="100"/>
+      </w:pPr>
     </w:p>
     <w:tbl>
       <w:tblPr>
@@ -2246,7 +3316,7 @@
         <w:tc>
           <w:tcPr>
             <w:tcW w:type="pct" w:w="35%"/>
-            <w:shd w:color="F5F5F5" w:val="solid"/>
+            <w:shd w:color="F7F7F7" w:val="solid"/>
             <w:tcMar>
               <w:top w:type="dxa" w:w="80"/>
               <w:left w:type="dxa" w:w="120"/>
@@ -2263,7 +3333,7 @@
                 <w:sz w:val="20"/>
                 <w:szCs w:val="20"/>
               </w:rPr>
-              <w:t xml:space="preserve">Low (Rendah)</w:t>
+              <w:t xml:space="preserve">Nama Pekerjaan</w:t>
             </w:r>
           </w:p>
         </w:tc>
@@ -2284,7 +3354,7 @@
                 <w:sz w:val="20"/>
                 <w:szCs w:val="20"/>
               </w:rPr>
-              <w:t xml:space="preserve">15 – 30 menit</w:t>
+              <w:t xml:space="preserve">Nama deskriptif, contoh: "Tumpukan Pasir Area A – Mei 2026"</w:t>
             </w:r>
           </w:p>
         </w:tc>
@@ -2293,7 +3363,7 @@
         <w:tc>
           <w:tcPr>
             <w:tcW w:type="pct" w:w="35%"/>
-            <w:shd w:color="F5F5F5" w:val="solid"/>
+            <w:shd w:color="F7F7F7" w:val="solid"/>
             <w:tcMar>
               <w:top w:type="dxa" w:w="80"/>
               <w:left w:type="dxa" w:w="120"/>
@@ -2310,7 +3380,7 @@
                 <w:sz w:val="20"/>
                 <w:szCs w:val="20"/>
               </w:rPr>
-              <w:t xml:space="preserve">Medium (Sedang)</w:t>
+              <w:t xml:space="preserve">Jenis Material</w:t>
             </w:r>
           </w:p>
         </w:tc>
@@ -2331,7 +3401,7 @@
                 <w:sz w:val="20"/>
                 <w:szCs w:val="20"/>
               </w:rPr>
-              <w:t xml:space="preserve">30 – 90 menit</w:t>
+              <w:t xml:space="preserve">Pilih: Pasir (Sand), Tanah (Soil), atau Batu Bara (Coal)</w:t>
             </w:r>
           </w:p>
         </w:tc>
@@ -2340,7 +3410,7 @@
         <w:tc>
           <w:tcPr>
             <w:tcW w:type="pct" w:w="35%"/>
-            <w:shd w:color="F5F5F5" w:val="solid"/>
+            <w:shd w:color="F7F7F7" w:val="solid"/>
             <w:tcMar>
               <w:top w:type="dxa" w:w="80"/>
               <w:left w:type="dxa" w:w="120"/>
@@ -2357,7 +3427,7 @@
                 <w:sz w:val="20"/>
                 <w:szCs w:val="20"/>
               </w:rPr>
-              <w:t xml:space="preserve">High (Tinggi)</w:t>
+              <w:t xml:space="preserve">Sumber Foto</w:t>
             </w:r>
           </w:p>
         </w:tc>
@@ -2378,7 +3448,195 @@
                 <w:sz w:val="20"/>
                 <w:szCs w:val="20"/>
               </w:rPr>
-              <w:t xml:space="preserve">1 – 4 jam</w:t>
+              <w:t xml:space="preserve">Pilih: Drone, Smartphone, atau Kamera DSLR</w:t>
+            </w:r>
+          </w:p>
+        </w:tc>
+      </w:tr>
+      <w:tr>
+        <w:tc>
+          <w:tcPr>
+            <w:tcW w:type="pct" w:w="35%"/>
+            <w:shd w:color="F7F7F7" w:val="solid"/>
+            <w:tcMar>
+              <w:top w:type="dxa" w:w="80"/>
+              <w:left w:type="dxa" w:w="120"/>
+              <w:bottom w:type="dxa" w:w="80"/>
+              <w:right w:type="dxa" w:w="120"/>
+            </w:tcMar>
+          </w:tcPr>
+          <w:p>
+            <w:r>
+              <w:rPr>
+                <w:rFonts w:ascii="Calibri" w:cs="Calibri" w:eastAsia="Calibri" w:hAnsi="Calibri"/>
+                <w:b/>
+                <w:bCs/>
+                <w:sz w:val="20"/>
+                <w:szCs w:val="20"/>
+              </w:rPr>
+              <w:t xml:space="preserve">Tingkat Presisi</w:t>
+            </w:r>
+          </w:p>
+        </w:tc>
+        <w:tc>
+          <w:tcPr>
+            <w:tcW w:type="pct" w:w="65%"/>
+            <w:tcMar>
+              <w:top w:type="dxa" w:w="80"/>
+              <w:left w:type="dxa" w:w="120"/>
+              <w:bottom w:type="dxa" w:w="80"/>
+              <w:right w:type="dxa" w:w="120"/>
+            </w:tcMar>
+          </w:tcPr>
+          <w:p>
+            <w:r>
+              <w:rPr>
+                <w:rFonts w:ascii="Calibri" w:cs="Calibri" w:eastAsia="Calibri" w:hAnsi="Calibri"/>
+                <w:sz w:val="20"/>
+                <w:szCs w:val="20"/>
+              </w:rPr>
+              <w:t xml:space="preserve">Low (cepat, kurang akurat) / Medium / High (lambat, paling akurat)</w:t>
+            </w:r>
+          </w:p>
+        </w:tc>
+      </w:tr>
+      <w:tr>
+        <w:tc>
+          <w:tcPr>
+            <w:tcW w:type="pct" w:w="35%"/>
+            <w:shd w:color="F7F7F7" w:val="solid"/>
+            <w:tcMar>
+              <w:top w:type="dxa" w:w="80"/>
+              <w:left w:type="dxa" w:w="120"/>
+              <w:bottom w:type="dxa" w:w="80"/>
+              <w:right w:type="dxa" w:w="120"/>
+            </w:tcMar>
+          </w:tcPr>
+          <w:p>
+            <w:r>
+              <w:rPr>
+                <w:rFonts w:ascii="Calibri" w:cs="Calibri" w:eastAsia="Calibri" w:hAnsi="Calibri"/>
+                <w:b/>
+                <w:bCs/>
+                <w:sz w:val="20"/>
+                <w:szCs w:val="20"/>
+              </w:rPr>
+              <w:t xml:space="preserve">Mode Poligon</w:t>
+            </w:r>
+          </w:p>
+        </w:tc>
+        <w:tc>
+          <w:tcPr>
+            <w:tcW w:type="pct" w:w="65%"/>
+            <w:tcMar>
+              <w:top w:type="dxa" w:w="80"/>
+              <w:left w:type="dxa" w:w="120"/>
+              <w:bottom w:type="dxa" w:w="80"/>
+              <w:right w:type="dxa" w:w="120"/>
+            </w:tcMar>
+          </w:tcPr>
+          <w:p>
+            <w:r>
+              <w:rPr>
+                <w:rFonts w:ascii="Calibri" w:cs="Calibri" w:eastAsia="Calibri" w:hAnsi="Calibri"/>
+                <w:sz w:val="20"/>
+                <w:szCs w:val="20"/>
+              </w:rPr>
+              <w:t xml:space="preserve">Automatic (area terdeteksi otomatis) atau Manual (gambar sendiri)</w:t>
+            </w:r>
+          </w:p>
+        </w:tc>
+      </w:tr>
+      <w:tr>
+        <w:tc>
+          <w:tcPr>
+            <w:tcW w:type="pct" w:w="35%"/>
+            <w:shd w:color="F7F7F7" w:val="solid"/>
+            <w:tcMar>
+              <w:top w:type="dxa" w:w="80"/>
+              <w:left w:type="dxa" w:w="120"/>
+              <w:bottom w:type="dxa" w:w="80"/>
+              <w:right w:type="dxa" w:w="120"/>
+            </w:tcMar>
+          </w:tcPr>
+          <w:p>
+            <w:r>
+              <w:rPr>
+                <w:rFonts w:ascii="Calibri" w:cs="Calibri" w:eastAsia="Calibri" w:hAnsi="Calibri"/>
+                <w:b/>
+                <w:bCs/>
+                <w:sz w:val="20"/>
+                <w:szCs w:val="20"/>
+              </w:rPr>
+              <w:t xml:space="preserve">Koordinat GPS</w:t>
+            </w:r>
+          </w:p>
+        </w:tc>
+        <w:tc>
+          <w:tcPr>
+            <w:tcW w:type="pct" w:w="65%"/>
+            <w:tcMar>
+              <w:top w:type="dxa" w:w="80"/>
+              <w:left w:type="dxa" w:w="120"/>
+              <w:bottom w:type="dxa" w:w="80"/>
+              <w:right w:type="dxa" w:w="120"/>
+            </w:tcMar>
+          </w:tcPr>
+          <w:p>
+            <w:r>
+              <w:rPr>
+                <w:rFonts w:ascii="Calibri" w:cs="Calibri" w:eastAsia="Calibri" w:hAnsi="Calibri"/>
+                <w:sz w:val="20"/>
+                <w:szCs w:val="20"/>
+              </w:rPr>
+              <w:t xml:space="preserve">Opsional — masukkan Latitude/Longitude lokasi tumpukan</w:t>
+            </w:r>
+          </w:p>
+        </w:tc>
+      </w:tr>
+      <w:tr>
+        <w:tc>
+          <w:tcPr>
+            <w:tcW w:type="pct" w:w="35%"/>
+            <w:shd w:color="F7F7F7" w:val="solid"/>
+            <w:tcMar>
+              <w:top w:type="dxa" w:w="80"/>
+              <w:left w:type="dxa" w:w="120"/>
+              <w:bottom w:type="dxa" w:w="80"/>
+              <w:right w:type="dxa" w:w="120"/>
+            </w:tcMar>
+          </w:tcPr>
+          <w:p>
+            <w:r>
+              <w:rPr>
+                <w:rFonts w:ascii="Calibri" w:cs="Calibri" w:eastAsia="Calibri" w:hAnsi="Calibri"/>
+                <w:b/>
+                <w:bCs/>
+                <w:sz w:val="20"/>
+                <w:szCs w:val="20"/>
+              </w:rPr>
+              <w:t xml:space="preserve">Catatan</w:t>
+            </w:r>
+          </w:p>
+        </w:tc>
+        <w:tc>
+          <w:tcPr>
+            <w:tcW w:type="pct" w:w="65%"/>
+            <w:tcMar>
+              <w:top w:type="dxa" w:w="80"/>
+              <w:left w:type="dxa" w:w="120"/>
+              <w:bottom w:type="dxa" w:w="80"/>
+              <w:right w:type="dxa" w:w="120"/>
+            </w:tcMar>
+          </w:tcPr>
+          <w:p>
+            <w:r>
+              <w:rPr>
+                <w:rFonts w:ascii="Calibri" w:cs="Calibri" w:eastAsia="Calibri" w:hAnsi="Calibri"/>
+                <w:sz w:val="20"/>
+                <w:szCs w:val="20"/>
+              </w:rPr>
+              <w:t xml:space="preserve">Opsional — keterangan tambahan</w:t>
             </w:r>
           </w:p>
         </w:tc>
@@ -2386,10 +3644,183 @@
     </w:tbl>
     <w:p>
       <w:pPr>
+        <w:spacing w:after="100" w:before="100"/>
+      </w:pPr>
+    </w:p>
+    <w:p>
+      <w:pPr>
+        <w:pStyle w:val="Heading2"/>
+        <w:spacing w:after="160" w:before="320"/>
+      </w:pPr>
+      <w:r>
+        <w:t xml:space="preserve">4.2 Mengunggah Foto</w:t>
+      </w:r>
+    </w:p>
+    <w:p>
+      <w:pPr>
+        <w:pStyle w:val="ListParagraph"/>
+        <w:numPr>
+          <w:ilvl w:val="0"/>
+          <w:numId w:val="2"/>
+        </w:numPr>
+        <w:spacing w:after="80" w:before="80"/>
+      </w:pPr>
+      <w:r>
+        <w:rPr>
+          <w:rFonts w:ascii="Calibri" w:cs="Calibri" w:eastAsia="Calibri" w:hAnsi="Calibri"/>
+          <w:sz w:val="22"/>
+          <w:szCs w:val="22"/>
+        </w:rPr>
+        <w:t xml:space="preserve">Klik area unggah foto atau tombol "Select Images".</w:t>
+      </w:r>
+    </w:p>
+    <w:p>
+      <w:pPr>
+        <w:pStyle w:val="ListParagraph"/>
+        <w:numPr>
+          <w:ilvl w:val="0"/>
+          <w:numId w:val="2"/>
+        </w:numPr>
+        <w:spacing w:after="80" w:before="80"/>
+      </w:pPr>
+      <w:r>
+        <w:rPr>
+          <w:rFonts w:ascii="Calibri" w:cs="Calibri" w:eastAsia="Calibri" w:hAnsi="Calibri"/>
+          <w:sz w:val="22"/>
+          <w:szCs w:val="22"/>
+        </w:rPr>
+        <w:t xml:space="preserve">Pilih semua foto tumpukan material (minimal 20 foto, disarankan 50–150 foto).</w:t>
+      </w:r>
+    </w:p>
+    <w:p>
+      <w:pPr>
+        <w:pStyle w:val="ListParagraph"/>
+        <w:numPr>
+          <w:ilvl w:val="0"/>
+          <w:numId w:val="2"/>
+        </w:numPr>
+        <w:spacing w:after="80" w:before="80"/>
+      </w:pPr>
+      <w:r>
+        <w:rPr>
+          <w:rFonts w:ascii="Calibri" w:cs="Calibri" w:eastAsia="Calibri" w:hAnsi="Calibri"/>
+          <w:sz w:val="22"/>
+          <w:szCs w:val="22"/>
+        </w:rPr>
+        <w:t xml:space="preserve">Pastikan foto memenuhi kriteria:</w:t>
+      </w:r>
+    </w:p>
+    <w:p>
+      <w:pPr>
+        <w:pStyle w:val="ListParagraph"/>
+        <w:numPr>
+          <w:ilvl w:val="1"/>
+          <w:numId w:val="1"/>
+        </w:numPr>
+        <w:spacing w:after="60" w:before="60"/>
+      </w:pPr>
+      <w:r>
+        <w:rPr>
+          <w:rFonts w:ascii="Calibri" w:cs="Calibri" w:eastAsia="Calibri" w:hAnsi="Calibri"/>
+          <w:sz w:val="22"/>
+          <w:szCs w:val="22"/>
+        </w:rPr>
+        <w:t xml:space="preserve">Diambil melingkari seluruh tumpukan dari berbagai sudut.</w:t>
+      </w:r>
+    </w:p>
+    <w:p>
+      <w:pPr>
+        <w:pStyle w:val="ListParagraph"/>
+        <w:numPr>
+          <w:ilvl w:val="1"/>
+          <w:numId w:val="1"/>
+        </w:numPr>
+        <w:spacing w:after="60" w:before="60"/>
+      </w:pPr>
+      <w:r>
+        <w:rPr>
+          <w:rFonts w:ascii="Calibri" w:cs="Calibri" w:eastAsia="Calibri" w:hAnsi="Calibri"/>
+          <w:sz w:val="22"/>
+          <w:szCs w:val="22"/>
+        </w:rPr>
+        <w:t xml:space="preserve">Overlap antar foto minimal 70%.</w:t>
+      </w:r>
+    </w:p>
+    <w:p>
+      <w:pPr>
+        <w:pStyle w:val="ListParagraph"/>
+        <w:numPr>
+          <w:ilvl w:val="1"/>
+          <w:numId w:val="1"/>
+        </w:numPr>
+        <w:spacing w:after="60" w:before="60"/>
+      </w:pPr>
+      <w:r>
+        <w:rPr>
+          <w:rFonts w:ascii="Calibri" w:cs="Calibri" w:eastAsia="Calibri" w:hAnsi="Calibri"/>
+          <w:sz w:val="22"/>
+          <w:szCs w:val="22"/>
+        </w:rPr>
+        <w:t xml:space="preserve">Format JPG/JPEG, resolusi minimal 8 MP.</w:t>
+      </w:r>
+    </w:p>
+    <w:p>
+      <w:pPr>
+        <w:pStyle w:val="ListParagraph"/>
+        <w:numPr>
+          <w:ilvl w:val="1"/>
+          <w:numId w:val="1"/>
+        </w:numPr>
+        <w:spacing w:after="60" w:before="60"/>
+      </w:pPr>
+      <w:r>
+        <w:rPr>
+          <w:rFonts w:ascii="Calibri" w:cs="Calibri" w:eastAsia="Calibri" w:hAnsi="Calibri"/>
+          <w:sz w:val="22"/>
+          <w:szCs w:val="22"/>
+        </w:rPr>
+        <w:t xml:space="preserve">Mengandung data GPS/EXIF.</w:t>
+      </w:r>
+    </w:p>
+    <w:p>
+      <w:pPr>
+        <w:pStyle w:val="ListParagraph"/>
+        <w:numPr>
+          <w:ilvl w:val="0"/>
+          <w:numId w:val="2"/>
+        </w:numPr>
+        <w:spacing w:after="80" w:before="80"/>
+      </w:pPr>
+      <w:r>
+        <w:rPr>
+          <w:rFonts w:ascii="Calibri" w:cs="Calibri" w:eastAsia="Calibri" w:hAnsi="Calibri"/>
+          <w:sz w:val="22"/>
+          <w:szCs w:val="22"/>
+        </w:rPr>
+        <w:t xml:space="preserve">Sistem menampilkan pratinjau dan informasi EXIF setiap foto yang diunggah.</w:t>
+      </w:r>
+    </w:p>
+    <w:p>
+      <w:pPr>
+        <w:spacing w:after="100" w:before="100"/>
+      </w:pPr>
+    </w:p>
+    <w:p>
+      <w:pPr>
+        <w:pStyle w:val="Heading2"/>
+        <w:spacing w:after="160" w:before="320"/>
+      </w:pPr>
+      <w:r>
+        <w:t xml:space="preserve">4.3 Mengunggah File GCP (WAJIB)</w:t>
+      </w:r>
+    </w:p>
+    <w:p>
+      <w:pPr>
         <w:pBdr>
-          <w:left w:val="single" w:color="E85D04" w:sz="12" w:space="8"/>
+          <w:left w:val="single" w:color="CC0000" w:sz="16" w:space="8"/>
         </w:pBdr>
-        <w:spacing w:after="120" w:before="120"/>
+        <w:shd w:color="FFF5F5" w:val="solid"/>
+        <w:spacing w:after="160" w:before="160"/>
         <w:ind w:left="431"/>
       </w:pPr>
       <w:r>
@@ -2397,21 +3828,179 @@
           <w:rFonts w:ascii="Calibri" w:cs="Calibri" w:eastAsia="Calibri" w:hAnsi="Calibri"/>
           <w:b/>
           <w:bCs/>
-          <w:color w:val="E85D04"/>
+          <w:color w:val="CC0000"/>
           <w:sz w:val="20"/>
           <w:szCs w:val="20"/>
         </w:rPr>
-        <w:t xml:space="preserve">Catatan: </w:t>
-      </w:r>
-      <w:r>
-        <w:rPr>
-          <w:rFonts w:ascii="Calibri" w:cs="Calibri" w:eastAsia="Calibri" w:hAnsi="Calibri"/>
-          <w:i/>
-          <w:iCs/>
+        <w:t xml:space="preserve">PENTING: </w:t>
+      </w:r>
+      <w:r>
+        <w:rPr>
+          <w:rFonts w:ascii="Calibri" w:cs="Calibri" w:eastAsia="Calibri" w:hAnsi="Calibri"/>
+          <w:b/>
+          <w:bCs/>
           <w:sz w:val="20"/>
           <w:szCs w:val="20"/>
         </w:rPr>
-        <w:t xml:space="preserve">Waktu aktual dapat bervariasi tergantung jumlah foto dan kondisi server.</w:t>
+        <w:t xml:space="preserve">Langkah ini wajib dilakukan. Jangan kirim pekerjaan tanpa file GCP karena hasil volume tidak akan akurat.</w:t>
+      </w:r>
+    </w:p>
+    <w:p>
+      <w:pPr>
+        <w:pStyle w:val="ListParagraph"/>
+        <w:numPr>
+          <w:ilvl w:val="0"/>
+          <w:numId w:val="2"/>
+        </w:numPr>
+        <w:spacing w:after="80" w:before="80"/>
+      </w:pPr>
+      <w:r>
+        <w:rPr>
+          <w:rFonts w:ascii="Calibri" w:cs="Calibri" w:eastAsia="Calibri" w:hAnsi="Calibri"/>
+          <w:sz w:val="22"/>
+          <w:szCs w:val="22"/>
+        </w:rPr>
+        <w:t xml:space="preserve">Setelah foto terunggah, klik tombol "Open GCP Tagger".</w:t>
+      </w:r>
+    </w:p>
+    <w:p>
+      <w:pPr>
+        <w:pStyle w:val="ListParagraph"/>
+        <w:numPr>
+          <w:ilvl w:val="0"/>
+          <w:numId w:val="2"/>
+        </w:numPr>
+        <w:spacing w:after="80" w:before="80"/>
+      </w:pPr>
+      <w:r>
+        <w:rPr>
+          <w:rFonts w:ascii="Calibri" w:cs="Calibri" w:eastAsia="Calibri" w:hAnsi="Calibri"/>
+          <w:sz w:val="22"/>
+          <w:szCs w:val="22"/>
+        </w:rPr>
+        <w:t xml:space="preserve">Selesaikan proses pendefinisian dan penandaan GCP seperti dijelaskan di Bab 3.4.</w:t>
+      </w:r>
+    </w:p>
+    <w:p>
+      <w:pPr>
+        <w:pStyle w:val="ListParagraph"/>
+        <w:numPr>
+          <w:ilvl w:val="0"/>
+          <w:numId w:val="2"/>
+        </w:numPr>
+        <w:spacing w:after="80" w:before="80"/>
+      </w:pPr>
+      <w:r>
+        <w:rPr>
+          <w:rFonts w:ascii="Calibri" w:cs="Calibri" w:eastAsia="Calibri" w:hAnsi="Calibri"/>
+          <w:sz w:val="22"/>
+          <w:szCs w:val="22"/>
+        </w:rPr>
+        <w:t xml:space="preserve">Klik "Export gcp_list.txt" — file akan otomatis terlampir ke pekerjaan ini.</w:t>
+      </w:r>
+    </w:p>
+    <w:p>
+      <w:pPr>
+        <w:pStyle w:val="ListParagraph"/>
+        <w:numPr>
+          <w:ilvl w:val="0"/>
+          <w:numId w:val="2"/>
+        </w:numPr>
+        <w:spacing w:after="80" w:before="80"/>
+      </w:pPr>
+      <w:r>
+        <w:rPr>
+          <w:rFonts w:ascii="Calibri" w:cs="Calibri" w:eastAsia="Calibri" w:hAnsi="Calibri"/>
+          <w:sz w:val="22"/>
+          <w:szCs w:val="22"/>
+        </w:rPr>
+        <w:t xml:space="preserve">Pastikan muncul konfirmasi bahwa file GCP berhasil ditambahkan.</w:t>
+      </w:r>
+    </w:p>
+    <w:p>
+      <w:pPr>
+        <w:spacing w:after="100" w:before="100"/>
+      </w:pPr>
+    </w:p>
+    <w:p>
+      <w:pPr>
+        <w:pStyle w:val="Heading2"/>
+        <w:spacing w:after="160" w:before="320"/>
+      </w:pPr>
+      <w:r>
+        <w:t xml:space="preserve">4.4 Mengirim Pekerjaan</w:t>
+      </w:r>
+    </w:p>
+    <w:p>
+      <w:pPr>
+        <w:pStyle w:val="ListParagraph"/>
+        <w:numPr>
+          <w:ilvl w:val="0"/>
+          <w:numId w:val="2"/>
+        </w:numPr>
+        <w:spacing w:after="80" w:before="80"/>
+      </w:pPr>
+      <w:r>
+        <w:rPr>
+          <w:rFonts w:ascii="Calibri" w:cs="Calibri" w:eastAsia="Calibri" w:hAnsi="Calibri"/>
+          <w:sz w:val="22"/>
+          <w:szCs w:val="22"/>
+        </w:rPr>
+        <w:t xml:space="preserve">Periksa kembali semua informasi: nama, jenis material, foto, dan file GCP.</w:t>
+      </w:r>
+    </w:p>
+    <w:p>
+      <w:pPr>
+        <w:pStyle w:val="ListParagraph"/>
+        <w:numPr>
+          <w:ilvl w:val="0"/>
+          <w:numId w:val="2"/>
+        </w:numPr>
+        <w:spacing w:after="80" w:before="80"/>
+      </w:pPr>
+      <w:r>
+        <w:rPr>
+          <w:rFonts w:ascii="Calibri" w:cs="Calibri" w:eastAsia="Calibri" w:hAnsi="Calibri"/>
+          <w:sz w:val="22"/>
+          <w:szCs w:val="22"/>
+        </w:rPr>
+        <w:t xml:space="preserve">Klik tombol "Submit Job" untuk mengirim pekerjaan ke sistem pemrosesan.</w:t>
+      </w:r>
+    </w:p>
+    <w:p>
+      <w:pPr>
+        <w:pStyle w:val="ListParagraph"/>
+        <w:numPr>
+          <w:ilvl w:val="0"/>
+          <w:numId w:val="2"/>
+        </w:numPr>
+        <w:spacing w:after="80" w:before="80"/>
+      </w:pPr>
+      <w:r>
+        <w:rPr>
+          <w:rFonts w:ascii="Calibri" w:cs="Calibri" w:eastAsia="Calibri" w:hAnsi="Calibri"/>
+          <w:sz w:val="22"/>
+          <w:szCs w:val="22"/>
+        </w:rPr>
+        <w:t xml:space="preserve">Sistem akan mengunggah semua data dan memulai fotogrametri secara otomatis.</w:t>
+      </w:r>
+    </w:p>
+    <w:p>
+      <w:pPr>
+        <w:pStyle w:val="ListParagraph"/>
+        <w:numPr>
+          <w:ilvl w:val="0"/>
+          <w:numId w:val="2"/>
+        </w:numPr>
+        <w:spacing w:after="80" w:before="80"/>
+      </w:pPr>
+      <w:r>
+        <w:rPr>
+          <w:rFonts w:ascii="Calibri" w:cs="Calibri" w:eastAsia="Calibri" w:hAnsi="Calibri"/>
+          <w:sz w:val="22"/>
+          <w:szCs w:val="22"/>
+        </w:rPr>
+        <w:t xml:space="preserve">Anda akan diarahkan ke halaman detail pekerjaan untuk memantau progres.</w:t>
       </w:r>
     </w:p>
     <w:p>
@@ -2430,10 +4019,10 @@
         <w:pBdr>
           <w:bottom w:val="single" w:color="E85D04" w:sz="8" w:space="4"/>
         </w:pBdr>
-        <w:spacing w:after="200" w:before="400"/>
-      </w:pPr>
-      <w:r>
-        <w:t xml:space="preserve">6. Melihat Hasil Pengukuran</w:t>
+        <w:spacing w:after="200" w:before="480"/>
+      </w:pPr>
+      <w:r>
+        <w:t xml:space="preserve">5. Memantau Progres Pengukuran</w:t>
       </w:r>
     </w:p>
     <w:p>
@@ -2448,7 +4037,7 @@
           <w:sz w:val="22"/>
           <w:szCs w:val="22"/>
         </w:rPr>
-        <w:t xml:space="preserve">Setelah pekerjaan berstatus "Completed", hasil pengukuran volume tersedia di halaman detail pekerjaan.</w:t>
+        <w:t xml:space="preserve">Setelah pekerjaan dikirim, sistem akan memproses data secara otomatis. Halaman detail akan memperbarui status setiap 15 detik secara otomatis.</w:t>
       </w:r>
     </w:p>
     <w:p>
@@ -2459,31 +4048,11 @@
     <w:p>
       <w:pPr>
         <w:pStyle w:val="Heading2"/>
-        <w:spacing w:after="160" w:before="300"/>
-      </w:pPr>
-      <w:r>
-        <w:t xml:space="preserve">6.1 Informasi Hasil</w:t>
-      </w:r>
-    </w:p>
-    <w:p>
-      <w:pPr>
-        <w:spacing w:after="80" w:before="80"/>
-      </w:pPr>
-      <w:r>
-        <w:rPr>
-          <w:rFonts w:ascii="Calibri" w:cs="Calibri" w:eastAsia="Calibri" w:hAnsi="Calibri"/>
-          <w:b w:val="false"/>
-          <w:bCs w:val="false"/>
-          <w:sz w:val="22"/>
-          <w:szCs w:val="22"/>
-        </w:rPr>
-        <w:t xml:space="preserve">Halaman hasil menampilkan data berikut:</w:t>
-      </w:r>
-    </w:p>
-    <w:p>
-      <w:pPr>
-        <w:spacing w:after="100" w:before="100"/>
-      </w:pPr>
+        <w:spacing w:after="160" w:before="320"/>
+      </w:pPr>
+      <w:r>
+        <w:t xml:space="preserve">5.1 Status Pekerjaan</w:t>
+      </w:r>
     </w:p>
     <w:tbl>
       <w:tblPr>
@@ -2505,7 +4074,7 @@
         <w:tc>
           <w:tcPr>
             <w:tcW w:type="pct" w:w="35%"/>
-            <w:shd w:color="F5F5F5" w:val="solid"/>
+            <w:shd w:color="F7F7F7" w:val="solid"/>
             <w:tcMar>
               <w:top w:type="dxa" w:w="80"/>
               <w:left w:type="dxa" w:w="120"/>
@@ -2522,7 +4091,7 @@
                 <w:sz w:val="20"/>
                 <w:szCs w:val="20"/>
               </w:rPr>
-              <w:t xml:space="preserve">Volume (m³)</w:t>
+              <w:t xml:space="preserve">Queued</w:t>
             </w:r>
           </w:p>
         </w:tc>
@@ -2543,7 +4112,7 @@
                 <w:sz w:val="20"/>
                 <w:szCs w:val="20"/>
               </w:rPr>
-              <w:t xml:space="preserve">Total volume material dalam meter kubik</w:t>
+              <w:t xml:space="preserve">Dalam antrian, menunggu giliran diproses</w:t>
             </w:r>
           </w:p>
         </w:tc>
@@ -2552,7 +4121,7 @@
         <w:tc>
           <w:tcPr>
             <w:tcW w:type="pct" w:w="35%"/>
-            <w:shd w:color="F5F5F5" w:val="solid"/>
+            <w:shd w:color="F7F7F7" w:val="solid"/>
             <w:tcMar>
               <w:top w:type="dxa" w:w="80"/>
               <w:left w:type="dxa" w:w="120"/>
@@ -2569,7 +4138,7 @@
                 <w:sz w:val="20"/>
                 <w:szCs w:val="20"/>
               </w:rPr>
-              <w:t xml:space="preserve">Luas Area (m²)</w:t>
+              <w:t xml:space="preserve">Running</w:t>
             </w:r>
           </w:p>
         </w:tc>
@@ -2590,7 +4159,7 @@
                 <w:sz w:val="20"/>
                 <w:szCs w:val="20"/>
               </w:rPr>
-              <w:t xml:space="preserve">Luas area permukaan tumpukan dalam meter persegi</w:t>
+              <w:t xml:space="preserve">Sedang diproses oleh sistem fotogrametri</w:t>
             </w:r>
           </w:p>
         </w:tc>
@@ -2599,7 +4168,7 @@
         <w:tc>
           <w:tcPr>
             <w:tcW w:type="pct" w:w="35%"/>
-            <w:shd w:color="F5F5F5" w:val="solid"/>
+            <w:shd w:color="F7F7F7" w:val="solid"/>
             <w:tcMar>
               <w:top w:type="dxa" w:w="80"/>
               <w:left w:type="dxa" w:w="120"/>
@@ -2616,7 +4185,7 @@
                 <w:sz w:val="20"/>
                 <w:szCs w:val="20"/>
               </w:rPr>
-              <w:t xml:space="preserve">Lokasi GPS</w:t>
+              <w:t xml:space="preserve">Completed</w:t>
             </w:r>
           </w:p>
         </w:tc>
@@ -2637,7 +4206,7 @@
                 <w:sz w:val="20"/>
                 <w:szCs w:val="20"/>
               </w:rPr>
-              <w:t xml:space="preserve">Koordinat lokasi tumpukan di peta</w:t>
+              <w:t xml:space="preserve">Selesai — hasil volume tersedia</w:t>
             </w:r>
           </w:p>
         </w:tc>
@@ -2646,7 +4215,7 @@
         <w:tc>
           <w:tcPr>
             <w:tcW w:type="pct" w:w="35%"/>
-            <w:shd w:color="F5F5F5" w:val="solid"/>
+            <w:shd w:color="F7F7F7" w:val="solid"/>
             <w:tcMar>
               <w:top w:type="dxa" w:w="80"/>
               <w:left w:type="dxa" w:w="120"/>
@@ -2663,7 +4232,7 @@
                 <w:sz w:val="20"/>
                 <w:szCs w:val="20"/>
               </w:rPr>
-              <w:t xml:space="preserve">Tanggal Proses</w:t>
+              <w:t xml:space="preserve">Failed</w:t>
             </w:r>
           </w:p>
         </w:tc>
@@ -2684,54 +4253,7 @@
                 <w:sz w:val="20"/>
                 <w:szCs w:val="20"/>
               </w:rPr>
-              <w:t xml:space="preserve">Waktu pemrosesan selesai</w:t>
-            </w:r>
-          </w:p>
-        </w:tc>
-      </w:tr>
-      <w:tr>
-        <w:tc>
-          <w:tcPr>
-            <w:tcW w:type="pct" w:w="35%"/>
-            <w:shd w:color="F5F5F5" w:val="solid"/>
-            <w:tcMar>
-              <w:top w:type="dxa" w:w="80"/>
-              <w:left w:type="dxa" w:w="120"/>
-              <w:bottom w:type="dxa" w:w="80"/>
-              <w:right w:type="dxa" w:w="120"/>
-            </w:tcMar>
-          </w:tcPr>
-          <w:p>
-            <w:r>
-              <w:rPr>
-                <w:rFonts w:ascii="Calibri" w:cs="Calibri" w:eastAsia="Calibri" w:hAnsi="Calibri"/>
-                <w:b/>
-                <w:bCs/>
-                <w:sz w:val="20"/>
-                <w:szCs w:val="20"/>
-              </w:rPr>
-              <w:t xml:space="preserve">Durasi Proses</w:t>
-            </w:r>
-          </w:p>
-        </w:tc>
-        <w:tc>
-          <w:tcPr>
-            <w:tcW w:type="pct" w:w="65%"/>
-            <w:tcMar>
-              <w:top w:type="dxa" w:w="80"/>
-              <w:left w:type="dxa" w:w="120"/>
-              <w:bottom w:type="dxa" w:w="80"/>
-              <w:right w:type="dxa" w:w="120"/>
-            </w:tcMar>
-          </w:tcPr>
-          <w:p>
-            <w:r>
-              <w:rPr>
-                <w:rFonts w:ascii="Calibri" w:cs="Calibri" w:eastAsia="Calibri" w:hAnsi="Calibri"/>
-                <w:sz w:val="20"/>
-                <w:szCs w:val="20"/>
-              </w:rPr>
-              <w:t xml:space="preserve">Total waktu yang dibutuhkan untuk pemrosesan</w:t>
+              <w:t xml:space="preserve">Gagal — periksa kualitas foto dan file GCP</w:t>
             </w:r>
           </w:p>
         </w:tc>
@@ -2745,604 +4267,11 @@
     <w:p>
       <w:pPr>
         <w:pStyle w:val="Heading2"/>
-        <w:spacing w:after="160" w:before="300"/>
-      </w:pPr>
-      <w:r>
-        <w:t xml:space="preserve">6.2 Mengunduh Laporan PDF</w:t>
-      </w:r>
-    </w:p>
-    <w:p>
-      <w:pPr>
-        <w:pStyle w:val="ListParagraph"/>
-        <w:numPr>
-          <w:ilvl w:val="0"/>
-          <w:numId w:val="2"/>
-        </w:numPr>
-        <w:spacing w:after="80" w:before="80"/>
-      </w:pPr>
-      <w:r>
-        <w:rPr>
-          <w:rFonts w:ascii="Calibri" w:cs="Calibri" w:eastAsia="Calibri" w:hAnsi="Calibri"/>
-          <w:sz w:val="22"/>
-          <w:szCs w:val="22"/>
-        </w:rPr>
-        <w:t xml:space="preserve">Buka halaman detail pekerjaan yang sudah selesai.</w:t>
-      </w:r>
-    </w:p>
-    <w:p>
-      <w:pPr>
-        <w:pStyle w:val="ListParagraph"/>
-        <w:numPr>
-          <w:ilvl w:val="0"/>
-          <w:numId w:val="2"/>
-        </w:numPr>
-        <w:spacing w:after="80" w:before="80"/>
-      </w:pPr>
-      <w:r>
-        <w:rPr>
-          <w:rFonts w:ascii="Calibri" w:cs="Calibri" w:eastAsia="Calibri" w:hAnsi="Calibri"/>
-          <w:sz w:val="22"/>
-          <w:szCs w:val="22"/>
-        </w:rPr>
-        <w:t xml:space="preserve">Klik tombol "Download Report" (ikon PDF).</w:t>
-      </w:r>
-    </w:p>
-    <w:p>
-      <w:pPr>
-        <w:pStyle w:val="ListParagraph"/>
-        <w:numPr>
-          <w:ilvl w:val="0"/>
-          <w:numId w:val="2"/>
-        </w:numPr>
-        <w:spacing w:after="80" w:before="80"/>
-      </w:pPr>
-      <w:r>
-        <w:rPr>
-          <w:rFonts w:ascii="Calibri" w:cs="Calibri" w:eastAsia="Calibri" w:hAnsi="Calibri"/>
-          <w:sz w:val="22"/>
-          <w:szCs w:val="22"/>
-        </w:rPr>
-        <w:t xml:space="preserve">Laporan PDF akan diunduh secara otomatis ke perangkat Anda.</w:t>
-      </w:r>
-    </w:p>
-    <w:p>
-      <w:pPr>
-        <w:pStyle w:val="ListParagraph"/>
-        <w:numPr>
-          <w:ilvl w:val="0"/>
-          <w:numId w:val="2"/>
-        </w:numPr>
-        <w:spacing w:after="80" w:before="80"/>
-      </w:pPr>
-      <w:r>
-        <w:rPr>
-          <w:rFonts w:ascii="Calibri" w:cs="Calibri" w:eastAsia="Calibri" w:hAnsi="Calibri"/>
-          <w:sz w:val="22"/>
-          <w:szCs w:val="22"/>
-        </w:rPr>
-        <w:t xml:space="preserve">Laporan berisi: ringkasan volume, luas area, peta lokasi, dan informasi pekerjaan.</w:t>
-      </w:r>
-    </w:p>
-    <w:p>
-      <w:pPr>
-        <w:spacing w:after="100" w:before="100"/>
-      </w:pPr>
-    </w:p>
-    <w:p>
-      <w:pPr>
-        <w:pStyle w:val="Heading2"/>
-        <w:spacing w:after="160" w:before="300"/>
-      </w:pPr>
-      <w:r>
-        <w:t xml:space="preserve">6.3 Mengunduh Data Mentah</w:t>
-      </w:r>
-    </w:p>
-    <w:p>
-      <w:pPr>
-        <w:pStyle w:val="ListParagraph"/>
-        <w:numPr>
-          <w:ilvl w:val="0"/>
-          <w:numId w:val="2"/>
-        </w:numPr>
-        <w:spacing w:after="80" w:before="80"/>
-      </w:pPr>
-      <w:r>
-        <w:rPr>
-          <w:rFonts w:ascii="Calibri" w:cs="Calibri" w:eastAsia="Calibri" w:hAnsi="Calibri"/>
-          <w:sz w:val="22"/>
-          <w:szCs w:val="22"/>
-        </w:rPr>
-        <w:t xml:space="preserve">Pada halaman detail pekerjaan, klik tombol "Download Results".</w:t>
-      </w:r>
-    </w:p>
-    <w:p>
-      <w:pPr>
-        <w:pStyle w:val="ListParagraph"/>
-        <w:numPr>
-          <w:ilvl w:val="0"/>
-          <w:numId w:val="2"/>
-        </w:numPr>
-        <w:spacing w:after="80" w:before="80"/>
-      </w:pPr>
-      <w:r>
-        <w:rPr>
-          <w:rFonts w:ascii="Calibri" w:cs="Calibri" w:eastAsia="Calibri" w:hAnsi="Calibri"/>
-          <w:sz w:val="22"/>
-          <w:szCs w:val="22"/>
-        </w:rPr>
-        <w:t xml:space="preserve">File ZIP akan diunduh berisi data hasil fotogrametri lengkap (point cloud, DSM, ortofoto).</w:t>
-      </w:r>
-    </w:p>
-    <w:p>
-      <w:pPr>
-        <w:pBdr>
-          <w:left w:val="single" w:color="E85D04" w:sz="12" w:space="8"/>
-        </w:pBdr>
-        <w:spacing w:after="120" w:before="120"/>
-        <w:ind w:left="431"/>
-      </w:pPr>
-      <w:r>
-        <w:rPr>
-          <w:rFonts w:ascii="Calibri" w:cs="Calibri" w:eastAsia="Calibri" w:hAnsi="Calibri"/>
-          <w:b/>
-          <w:bCs/>
-          <w:color w:val="E85D04"/>
-          <w:sz w:val="20"/>
-          <w:szCs w:val="20"/>
-        </w:rPr>
-        <w:t xml:space="preserve">Catatan: </w:t>
-      </w:r>
-      <w:r>
-        <w:rPr>
-          <w:rFonts w:ascii="Calibri" w:cs="Calibri" w:eastAsia="Calibri" w:hAnsi="Calibri"/>
-          <w:i/>
-          <w:iCs/>
-          <w:sz w:val="20"/>
-          <w:szCs w:val="20"/>
-        </w:rPr>
-        <w:t xml:space="preserve">File hasil mentah berukuran besar (dapat mencapai ratusan MB). Pastikan koneksi internet stabil.</w:t>
-      </w:r>
-    </w:p>
-    <w:p>
-      <w:pPr>
-        <w:spacing w:after="100" w:before="100"/>
-      </w:pPr>
-    </w:p>
-    <w:p>
-      <w:pPr>
-        <w:pStyle w:val="Heading2"/>
-        <w:spacing w:after="160" w:before="300"/>
-      </w:pPr>
-      <w:r>
-        <w:t xml:space="preserve">6.4 Menggambar Ulang Poligon</w:t>
-      </w:r>
-    </w:p>
-    <w:p>
-      <w:pPr>
-        <w:spacing w:after="80" w:before="80"/>
-      </w:pPr>
-      <w:r>
-        <w:rPr>
-          <w:rFonts w:ascii="Calibri" w:cs="Calibri" w:eastAsia="Calibri" w:hAnsi="Calibri"/>
-          <w:b w:val="false"/>
-          <w:bCs w:val="false"/>
-          <w:sz w:val="22"/>
-          <w:szCs w:val="22"/>
-        </w:rPr>
-        <w:t xml:space="preserve">Jika area yang terdeteksi secara otomatis kurang tepat, Anda dapat menggambar ulang batas area secara manual:</w:t>
-      </w:r>
-    </w:p>
-    <w:p>
-      <w:pPr>
-        <w:pStyle w:val="ListParagraph"/>
-        <w:numPr>
-          <w:ilvl w:val="0"/>
-          <w:numId w:val="2"/>
-        </w:numPr>
-        <w:spacing w:after="80" w:before="80"/>
-      </w:pPr>
-      <w:r>
-        <w:rPr>
-          <w:rFonts w:ascii="Calibri" w:cs="Calibri" w:eastAsia="Calibri" w:hAnsi="Calibri"/>
-          <w:sz w:val="22"/>
-          <w:szCs w:val="22"/>
-        </w:rPr>
-        <w:t xml:space="preserve">Klik tombol "Draw Polygon" pada halaman detail pekerjaan.</w:t>
-      </w:r>
-    </w:p>
-    <w:p>
-      <w:pPr>
-        <w:pStyle w:val="ListParagraph"/>
-        <w:numPr>
-          <w:ilvl w:val="0"/>
-          <w:numId w:val="2"/>
-        </w:numPr>
-        <w:spacing w:after="80" w:before="80"/>
-      </w:pPr>
-      <w:r>
-        <w:rPr>
-          <w:rFonts w:ascii="Calibri" w:cs="Calibri" w:eastAsia="Calibri" w:hAnsi="Calibri"/>
-          <w:sz w:val="22"/>
-          <w:szCs w:val="22"/>
-        </w:rPr>
-        <w:t xml:space="preserve">Gambar batas area tumpukan pada peta yang ditampilkan.</w:t>
-      </w:r>
-    </w:p>
-    <w:p>
-      <w:pPr>
-        <w:pStyle w:val="ListParagraph"/>
-        <w:numPr>
-          <w:ilvl w:val="0"/>
-          <w:numId w:val="2"/>
-        </w:numPr>
-        <w:spacing w:after="80" w:before="80"/>
-      </w:pPr>
-      <w:r>
-        <w:rPr>
-          <w:rFonts w:ascii="Calibri" w:cs="Calibri" w:eastAsia="Calibri" w:hAnsi="Calibri"/>
-          <w:sz w:val="22"/>
-          <w:szCs w:val="22"/>
-        </w:rPr>
-        <w:t xml:space="preserve">Sistem akan menghitung ulang volume berdasarkan poligon yang Anda gambar.</w:t>
-      </w:r>
-    </w:p>
-    <w:p>
-      <w:pPr>
-        <w:spacing w:after="100" w:before="100"/>
-      </w:pPr>
-    </w:p>
-    <w:p>
-      <w:r>
-        <w:br w:type="page"/>
-      </w:r>
-    </w:p>
-    <w:p>
-      <w:pPr>
-        <w:pStyle w:val="Heading1"/>
-        <w:pBdr>
-          <w:bottom w:val="single" w:color="E85D04" w:sz="8" w:space="4"/>
-        </w:pBdr>
-        <w:spacing w:after="200" w:before="400"/>
-      </w:pPr>
-      <w:r>
-        <w:t xml:space="preserve">7. Tips Pengambilan Foto</w:t>
-      </w:r>
-    </w:p>
-    <w:p>
-      <w:pPr>
-        <w:spacing w:after="80" w:before="80"/>
-      </w:pPr>
-      <w:r>
-        <w:rPr>
-          <w:rFonts w:ascii="Calibri" w:cs="Calibri" w:eastAsia="Calibri" w:hAnsi="Calibri"/>
-          <w:b w:val="false"/>
-          <w:bCs w:val="false"/>
-          <w:sz w:val="22"/>
-          <w:szCs w:val="22"/>
-        </w:rPr>
-        <w:t xml:space="preserve">Kualitas foto sangat menentukan akurasi hasil pengukuran. Berikut panduan pengambilan foto yang baik:</w:t>
-      </w:r>
-    </w:p>
-    <w:p>
-      <w:pPr>
-        <w:spacing w:after="100" w:before="100"/>
-      </w:pPr>
-    </w:p>
-    <w:p>
-      <w:pPr>
-        <w:pStyle w:val="Heading2"/>
-        <w:spacing w:after="160" w:before="300"/>
-      </w:pPr>
-      <w:r>
-        <w:t xml:space="preserve">7.1 Foto Drone</w:t>
-      </w:r>
-    </w:p>
-    <w:p>
-      <w:pPr>
-        <w:pStyle w:val="ListParagraph"/>
-        <w:numPr>
-          <w:ilvl w:val="0"/>
-          <w:numId w:val="1"/>
-        </w:numPr>
-        <w:spacing w:after="60" w:before="60"/>
-      </w:pPr>
-      <w:r>
-        <w:rPr>
-          <w:rFonts w:ascii="Calibri" w:cs="Calibri" w:eastAsia="Calibri" w:hAnsi="Calibri"/>
-          <w:sz w:val="22"/>
-          <w:szCs w:val="22"/>
-        </w:rPr>
-        <w:t xml:space="preserve">Terbang dengan ketinggian konsisten di atas tumpukan material.</w:t>
-      </w:r>
-    </w:p>
-    <w:p>
-      <w:pPr>
-        <w:pStyle w:val="ListParagraph"/>
-        <w:numPr>
-          <w:ilvl w:val="0"/>
-          <w:numId w:val="1"/>
-        </w:numPr>
-        <w:spacing w:after="60" w:before="60"/>
-      </w:pPr>
-      <w:r>
-        <w:rPr>
-          <w:rFonts w:ascii="Calibri" w:cs="Calibri" w:eastAsia="Calibri" w:hAnsi="Calibri"/>
-          <w:sz w:val="22"/>
-          <w:szCs w:val="22"/>
-        </w:rPr>
-        <w:t xml:space="preserve">Buat jalur penerbangan grid (kisi-kisi) di atas seluruh area tumpukan.</w:t>
-      </w:r>
-    </w:p>
-    <w:p>
-      <w:pPr>
-        <w:pStyle w:val="ListParagraph"/>
-        <w:numPr>
-          <w:ilvl w:val="0"/>
-          <w:numId w:val="1"/>
-        </w:numPr>
-        <w:spacing w:after="60" w:before="60"/>
-      </w:pPr>
-      <w:r>
-        <w:rPr>
-          <w:rFonts w:ascii="Calibri" w:cs="Calibri" w:eastAsia="Calibri" w:hAnsi="Calibri"/>
-          <w:sz w:val="22"/>
-          <w:szCs w:val="22"/>
-        </w:rPr>
-        <w:t xml:space="preserve">Overlap antar foto minimal 70% (depan-belakang) dan 60% (kiri-kanan).</w:t>
-      </w:r>
-    </w:p>
-    <w:p>
-      <w:pPr>
-        <w:pStyle w:val="ListParagraph"/>
-        <w:numPr>
-          <w:ilvl w:val="0"/>
-          <w:numId w:val="1"/>
-        </w:numPr>
-        <w:spacing w:after="60" w:before="60"/>
-      </w:pPr>
-      <w:r>
-        <w:rPr>
-          <w:rFonts w:ascii="Calibri" w:cs="Calibri" w:eastAsia="Calibri" w:hAnsi="Calibri"/>
-          <w:sz w:val="22"/>
-          <w:szCs w:val="22"/>
-        </w:rPr>
-        <w:t xml:space="preserve">Hindari terbang saat angin kencang atau cahaya sangat terang/kontras.</w:t>
-      </w:r>
-    </w:p>
-    <w:p>
-      <w:pPr>
-        <w:pStyle w:val="ListParagraph"/>
-        <w:numPr>
-          <w:ilvl w:val="0"/>
-          <w:numId w:val="1"/>
-        </w:numPr>
-        <w:spacing w:after="60" w:before="60"/>
-      </w:pPr>
-      <w:r>
-        <w:rPr>
-          <w:rFonts w:ascii="Calibri" w:cs="Calibri" w:eastAsia="Calibri" w:hAnsi="Calibri"/>
-          <w:sz w:val="22"/>
-          <w:szCs w:val="22"/>
-        </w:rPr>
-        <w:t xml:space="preserve">Tambahkan foto orbit mengelilingi tumpukan dari sudut 45°.</w:t>
-      </w:r>
-    </w:p>
-    <w:p>
-      <w:pPr>
-        <w:spacing w:after="100" w:before="100"/>
-      </w:pPr>
-    </w:p>
-    <w:p>
-      <w:pPr>
-        <w:pStyle w:val="Heading2"/>
-        <w:spacing w:after="160" w:before="300"/>
-      </w:pPr>
-      <w:r>
-        <w:t xml:space="preserve">7.2 Foto Kamera DSLR / Smartphone</w:t>
-      </w:r>
-    </w:p>
-    <w:p>
-      <w:pPr>
-        <w:pStyle w:val="ListParagraph"/>
-        <w:numPr>
-          <w:ilvl w:val="0"/>
-          <w:numId w:val="1"/>
-        </w:numPr>
-        <w:spacing w:after="60" w:before="60"/>
-      </w:pPr>
-      <w:r>
-        <w:rPr>
-          <w:rFonts w:ascii="Calibri" w:cs="Calibri" w:eastAsia="Calibri" w:hAnsi="Calibri"/>
-          <w:sz w:val="22"/>
-          <w:szCs w:val="22"/>
-        </w:rPr>
-        <w:t xml:space="preserve">Kelilingi tumpukan secara merata — jangan tinggalkan sisi yang tidak terfoto.</w:t>
-      </w:r>
-    </w:p>
-    <w:p>
-      <w:pPr>
-        <w:pStyle w:val="ListParagraph"/>
-        <w:numPr>
-          <w:ilvl w:val="0"/>
-          <w:numId w:val="1"/>
-        </w:numPr>
-        <w:spacing w:after="60" w:before="60"/>
-      </w:pPr>
-      <w:r>
-        <w:rPr>
-          <w:rFonts w:ascii="Calibri" w:cs="Calibri" w:eastAsia="Calibri" w:hAnsi="Calibri"/>
-          <w:sz w:val="22"/>
-          <w:szCs w:val="22"/>
-        </w:rPr>
-        <w:t xml:space="preserve">Ambil foto dari beberapa ketinggian yang berbeda.</w:t>
-      </w:r>
-    </w:p>
-    <w:p>
-      <w:pPr>
-        <w:pStyle w:val="ListParagraph"/>
-        <w:numPr>
-          <w:ilvl w:val="0"/>
-          <w:numId w:val="1"/>
-        </w:numPr>
-        <w:spacing w:after="60" w:before="60"/>
-      </w:pPr>
-      <w:r>
-        <w:rPr>
-          <w:rFonts w:ascii="Calibri" w:cs="Calibri" w:eastAsia="Calibri" w:hAnsi="Calibri"/>
-          <w:sz w:val="22"/>
-          <w:szCs w:val="22"/>
-        </w:rPr>
-        <w:t xml:space="preserve">Pastikan setiap bagian tumpukan muncul di minimal 3 foto berbeda.</w:t>
-      </w:r>
-    </w:p>
-    <w:p>
-      <w:pPr>
-        <w:pStyle w:val="ListParagraph"/>
-        <w:numPr>
-          <w:ilvl w:val="0"/>
-          <w:numId w:val="1"/>
-        </w:numPr>
-        <w:spacing w:after="60" w:before="60"/>
-      </w:pPr>
-      <w:r>
-        <w:rPr>
-          <w:rFonts w:ascii="Calibri" w:cs="Calibri" w:eastAsia="Calibri" w:hAnsi="Calibri"/>
-          <w:sz w:val="22"/>
-          <w:szCs w:val="22"/>
-        </w:rPr>
-        <w:t xml:space="preserve">Hindari foto buram atau terlalu gelap/terang.</w:t>
-      </w:r>
-    </w:p>
-    <w:p>
-      <w:pPr>
-        <w:pStyle w:val="ListParagraph"/>
-        <w:numPr>
-          <w:ilvl w:val="0"/>
-          <w:numId w:val="1"/>
-        </w:numPr>
-        <w:spacing w:after="60" w:before="60"/>
-      </w:pPr>
-      <w:r>
-        <w:rPr>
-          <w:rFonts w:ascii="Calibri" w:cs="Calibri" w:eastAsia="Calibri" w:hAnsi="Calibri"/>
-          <w:sz w:val="22"/>
-          <w:szCs w:val="22"/>
-        </w:rPr>
-        <w:t xml:space="preserve">Aktifkan GPS pada kamera/smartphone untuk data lokasi otomatis.</w:t>
-      </w:r>
-    </w:p>
-    <w:p>
-      <w:pPr>
-        <w:spacing w:after="100" w:before="100"/>
-      </w:pPr>
-    </w:p>
-    <w:p>
-      <w:pPr>
-        <w:pStyle w:val="Heading2"/>
-        <w:spacing w:after="160" w:before="300"/>
-      </w:pPr>
-      <w:r>
-        <w:t xml:space="preserve">7.3 Hal yang Perlu Dihindari</w:t>
-      </w:r>
-    </w:p>
-    <w:p>
-      <w:pPr>
-        <w:pStyle w:val="ListParagraph"/>
-        <w:numPr>
-          <w:ilvl w:val="0"/>
-          <w:numId w:val="1"/>
-        </w:numPr>
-        <w:spacing w:after="60" w:before="60"/>
-      </w:pPr>
-      <w:r>
-        <w:rPr>
-          <w:rFonts w:ascii="Calibri" w:cs="Calibri" w:eastAsia="Calibri" w:hAnsi="Calibri"/>
-          <w:sz w:val="22"/>
-          <w:szCs w:val="22"/>
-        </w:rPr>
-        <w:t xml:space="preserve">Jangan foto hanya dari satu sisi — harus melingkari seluruh tumpukan.</w:t>
-      </w:r>
-    </w:p>
-    <w:p>
-      <w:pPr>
-        <w:pStyle w:val="ListParagraph"/>
-        <w:numPr>
-          <w:ilvl w:val="0"/>
-          <w:numId w:val="1"/>
-        </w:numPr>
-        <w:spacing w:after="60" w:before="60"/>
-      </w:pPr>
-      <w:r>
-        <w:rPr>
-          <w:rFonts w:ascii="Calibri" w:cs="Calibri" w:eastAsia="Calibri" w:hAnsi="Calibri"/>
-          <w:sz w:val="22"/>
-          <w:szCs w:val="22"/>
-        </w:rPr>
-        <w:t xml:space="preserve">Hindari foto dengan orang atau kendaraan yang bergerak di sekitar tumpukan.</w:t>
-      </w:r>
-    </w:p>
-    <w:p>
-      <w:pPr>
-        <w:pStyle w:val="ListParagraph"/>
-        <w:numPr>
-          <w:ilvl w:val="0"/>
-          <w:numId w:val="1"/>
-        </w:numPr>
-        <w:spacing w:after="60" w:before="60"/>
-      </w:pPr>
-      <w:r>
-        <w:rPr>
-          <w:rFonts w:ascii="Calibri" w:cs="Calibri" w:eastAsia="Calibri" w:hAnsi="Calibri"/>
-          <w:sz w:val="22"/>
-          <w:szCs w:val="22"/>
-        </w:rPr>
-        <w:t xml:space="preserve">Jangan gunakan foto dengan resolusi sangat rendah (di bawah 5 MP).</w:t>
-      </w:r>
-    </w:p>
-    <w:p>
-      <w:pPr>
-        <w:pStyle w:val="ListParagraph"/>
-        <w:numPr>
-          <w:ilvl w:val="0"/>
-          <w:numId w:val="1"/>
-        </w:numPr>
-        <w:spacing w:after="60" w:before="60"/>
-      </w:pPr>
-      <w:r>
-        <w:rPr>
-          <w:rFonts w:ascii="Calibri" w:cs="Calibri" w:eastAsia="Calibri" w:hAnsi="Calibri"/>
-          <w:sz w:val="22"/>
-          <w:szCs w:val="22"/>
-        </w:rPr>
-        <w:t xml:space="preserve">Hindari pengambilan foto saat hujan atau kabut.</w:t>
-      </w:r>
-    </w:p>
-    <w:p>
-      <w:pPr>
-        <w:spacing w:after="100" w:before="100"/>
-      </w:pPr>
-    </w:p>
-    <w:p>
-      <w:r>
-        <w:br w:type="page"/>
-      </w:r>
-    </w:p>
-    <w:p>
-      <w:pPr>
-        <w:pStyle w:val="Heading1"/>
-        <w:pBdr>
-          <w:bottom w:val="single" w:color="E85D04" w:sz="8" w:space="4"/>
-        </w:pBdr>
-        <w:spacing w:after="200" w:before="400"/>
-      </w:pPr>
-      <w:r>
-        <w:t xml:space="preserve">8. Pemecahan Masalah</w:t>
-      </w:r>
-    </w:p>
-    <w:p>
-      <w:pPr>
-        <w:spacing w:after="100" w:before="100"/>
-      </w:pPr>
+        <w:spacing w:after="160" w:before="320"/>
+      </w:pPr>
+      <w:r>
+        <w:t xml:space="preserve">5.2 Estimasi Waktu Pemrosesan</w:t>
+      </w:r>
     </w:p>
     <w:tbl>
       <w:tblPr>
@@ -3364,7 +4293,7 @@
         <w:tc>
           <w:tcPr>
             <w:tcW w:type="pct" w:w="35%"/>
-            <w:shd w:color="F5F5F5" w:val="solid"/>
+            <w:shd w:color="F7F7F7" w:val="solid"/>
             <w:tcMar>
               <w:top w:type="dxa" w:w="80"/>
               <w:left w:type="dxa" w:w="120"/>
@@ -3381,7 +4310,7 @@
                 <w:sz w:val="20"/>
                 <w:szCs w:val="20"/>
               </w:rPr>
-              <w:t xml:space="preserve">Pekerjaan berstatus "Failed"</w:t>
+              <w:t xml:space="preserve">Low (Rendah)</w:t>
             </w:r>
           </w:p>
         </w:tc>
@@ -3402,7 +4331,7 @@
                 <w:sz w:val="20"/>
                 <w:szCs w:val="20"/>
               </w:rPr>
-              <w:t xml:space="preserve">Periksa: jumlah foto minimal 20, kualitas foto cukup baik, overlap antar foto memadai. Coba kirim ulang dengan foto yang lebih banyak.</w:t>
+              <w:t xml:space="preserve">15 – 30 menit</w:t>
             </w:r>
           </w:p>
         </w:tc>
@@ -3411,7 +4340,7 @@
         <w:tc>
           <w:tcPr>
             <w:tcW w:type="pct" w:w="35%"/>
-            <w:shd w:color="F5F5F5" w:val="solid"/>
+            <w:shd w:color="F7F7F7" w:val="solid"/>
             <w:tcMar>
               <w:top w:type="dxa" w:w="80"/>
               <w:left w:type="dxa" w:w="120"/>
@@ -3428,7 +4357,7 @@
                 <w:sz w:val="20"/>
                 <w:szCs w:val="20"/>
               </w:rPr>
-              <w:t xml:space="preserve">Volume terlihat tidak akurat</w:t>
+              <w:t xml:space="preserve">Medium (Sedang)</w:t>
             </w:r>
           </w:p>
         </w:tc>
@@ -3449,7 +4378,7 @@
                 <w:sz w:val="20"/>
                 <w:szCs w:val="20"/>
               </w:rPr>
-              <w:t xml:space="preserve">Tambahkan file GCP untuk meningkatkan akurasi. Pastikan foto diambil dari berbagai sudut dan ketinggian.</w:t>
+              <w:t xml:space="preserve">30 – 90 menit</w:t>
             </w:r>
           </w:p>
         </w:tc>
@@ -3458,7 +4387,7 @@
         <w:tc>
           <w:tcPr>
             <w:tcW w:type="pct" w:w="35%"/>
-            <w:shd w:color="F5F5F5" w:val="solid"/>
+            <w:shd w:color="F7F7F7" w:val="solid"/>
             <w:tcMar>
               <w:top w:type="dxa" w:w="80"/>
               <w:left w:type="dxa" w:w="120"/>
@@ -3475,7 +4404,7 @@
                 <w:sz w:val="20"/>
                 <w:szCs w:val="20"/>
               </w:rPr>
-              <w:t xml:space="preserve">Proses terlalu lama</w:t>
+              <w:t xml:space="preserve">High (Tinggi)</w:t>
             </w:r>
           </w:p>
         </w:tc>
@@ -3496,153 +4425,42 @@
                 <w:sz w:val="20"/>
                 <w:szCs w:val="20"/>
               </w:rPr>
-              <w:t xml:space="preserve">Proses High Precision memang membutuhkan waktu lama. Untuk pengukuran cepat, gunakan tingkat presisi Low atau Medium.</w:t>
-            </w:r>
-          </w:p>
-        </w:tc>
-      </w:tr>
-      <w:tr>
-        <w:tc>
-          <w:tcPr>
-            <w:tcW w:type="pct" w:w="35%"/>
-            <w:shd w:color="F5F5F5" w:val="solid"/>
-            <w:tcMar>
-              <w:top w:type="dxa" w:w="80"/>
-              <w:left w:type="dxa" w:w="120"/>
-              <w:bottom w:type="dxa" w:w="80"/>
-              <w:right w:type="dxa" w:w="120"/>
-            </w:tcMar>
-          </w:tcPr>
-          <w:p>
-            <w:r>
-              <w:rPr>
-                <w:rFonts w:ascii="Calibri" w:cs="Calibri" w:eastAsia="Calibri" w:hAnsi="Calibri"/>
-                <w:b/>
-                <w:bCs/>
-                <w:sz w:val="20"/>
-                <w:szCs w:val="20"/>
-              </w:rPr>
-              <w:t xml:space="preserve">Tidak bisa masuk ke aplikasi</w:t>
-            </w:r>
-          </w:p>
-        </w:tc>
-        <w:tc>
-          <w:tcPr>
-            <w:tcW w:type="pct" w:w="65%"/>
-            <w:tcMar>
-              <w:top w:type="dxa" w:w="80"/>
-              <w:left w:type="dxa" w:w="120"/>
-              <w:bottom w:type="dxa" w:w="80"/>
-              <w:right w:type="dxa" w:w="120"/>
-            </w:tcMar>
-          </w:tcPr>
-          <w:p>
-            <w:r>
-              <w:rPr>
-                <w:rFonts w:ascii="Calibri" w:cs="Calibri" w:eastAsia="Calibri" w:hAnsi="Calibri"/>
-                <w:sz w:val="20"/>
-                <w:szCs w:val="20"/>
-              </w:rPr>
-              <w:t xml:space="preserve">Pastikan akun Google Anda sudah disetujui oleh administrator. Hubungi admin sistem Anda.</w:t>
-            </w:r>
-          </w:p>
-        </w:tc>
-      </w:tr>
-      <w:tr>
-        <w:tc>
-          <w:tcPr>
-            <w:tcW w:type="pct" w:w="35%"/>
-            <w:shd w:color="F5F5F5" w:val="solid"/>
-            <w:tcMar>
-              <w:top w:type="dxa" w:w="80"/>
-              <w:left w:type="dxa" w:w="120"/>
-              <w:bottom w:type="dxa" w:w="80"/>
-              <w:right w:type="dxa" w:w="120"/>
-            </w:tcMar>
-          </w:tcPr>
-          <w:p>
-            <w:r>
-              <w:rPr>
-                <w:rFonts w:ascii="Calibri" w:cs="Calibri" w:eastAsia="Calibri" w:hAnsi="Calibri"/>
-                <w:b/>
-                <w:bCs/>
-                <w:sz w:val="20"/>
-                <w:szCs w:val="20"/>
-              </w:rPr>
-              <w:t xml:space="preserve">Foto tidak ter-upload</w:t>
-            </w:r>
-          </w:p>
-        </w:tc>
-        <w:tc>
-          <w:tcPr>
-            <w:tcW w:type="pct" w:w="65%"/>
-            <w:tcMar>
-              <w:top w:type="dxa" w:w="80"/>
-              <w:left w:type="dxa" w:w="120"/>
-              <w:bottom w:type="dxa" w:w="80"/>
-              <w:right w:type="dxa" w:w="120"/>
-            </w:tcMar>
-          </w:tcPr>
-          <w:p>
-            <w:r>
-              <w:rPr>
-                <w:rFonts w:ascii="Calibri" w:cs="Calibri" w:eastAsia="Calibri" w:hAnsi="Calibri"/>
-                <w:sz w:val="20"/>
-                <w:szCs w:val="20"/>
-              </w:rPr>
-              <w:t xml:space="preserve">Periksa koneksi internet. Pastikan format foto adalah JPG/JPEG. Coba upload dengan jumlah foto lebih sedikit.</w:t>
-            </w:r>
-          </w:p>
-        </w:tc>
-      </w:tr>
-      <w:tr>
-        <w:tc>
-          <w:tcPr>
-            <w:tcW w:type="pct" w:w="35%"/>
-            <w:shd w:color="F5F5F5" w:val="solid"/>
-            <w:tcMar>
-              <w:top w:type="dxa" w:w="80"/>
-              <w:left w:type="dxa" w:w="120"/>
-              <w:bottom w:type="dxa" w:w="80"/>
-              <w:right w:type="dxa" w:w="120"/>
-            </w:tcMar>
-          </w:tcPr>
-          <w:p>
-            <w:r>
-              <w:rPr>
-                <w:rFonts w:ascii="Calibri" w:cs="Calibri" w:eastAsia="Calibri" w:hAnsi="Calibri"/>
-                <w:b/>
-                <w:bCs/>
-                <w:sz w:val="20"/>
-                <w:szCs w:val="20"/>
-              </w:rPr>
-              <w:t xml:space="preserve">Hasil download tidak muncul</w:t>
-            </w:r>
-          </w:p>
-        </w:tc>
-        <w:tc>
-          <w:tcPr>
-            <w:tcW w:type="pct" w:w="65%"/>
-            <w:tcMar>
-              <w:top w:type="dxa" w:w="80"/>
-              <w:left w:type="dxa" w:w="120"/>
-              <w:bottom w:type="dxa" w:w="80"/>
-              <w:right w:type="dxa" w:w="120"/>
-            </w:tcMar>
-          </w:tcPr>
-          <w:p>
-            <w:r>
-              <w:rPr>
-                <w:rFonts w:ascii="Calibri" w:cs="Calibri" w:eastAsia="Calibri" w:hAnsi="Calibri"/>
-                <w:sz w:val="20"/>
-                <w:szCs w:val="20"/>
-              </w:rPr>
-              <w:t xml:space="preserve">Hasil hanya tersedia setelah status pekerjaan "Completed". Tunggu proses selesai.</w:t>
+              <w:t xml:space="preserve">1 – 4 jam</w:t>
             </w:r>
           </w:p>
         </w:tc>
       </w:tr>
     </w:tbl>
+    <w:p>
+      <w:pPr>
+        <w:pBdr>
+          <w:left w:val="single" w:color="E85D04" w:sz="12" w:space="8"/>
+        </w:pBdr>
+        <w:spacing w:after="140" w:before="140"/>
+        <w:ind w:left="431"/>
+      </w:pPr>
+      <w:r>
+        <w:rPr>
+          <w:rFonts w:ascii="Calibri" w:cs="Calibri" w:eastAsia="Calibri" w:hAnsi="Calibri"/>
+          <w:b/>
+          <w:bCs/>
+          <w:color w:val="E85D04"/>
+          <w:sz w:val="20"/>
+          <w:szCs w:val="20"/>
+        </w:rPr>
+        <w:t xml:space="preserve">Catatan: </w:t>
+      </w:r>
+      <w:r>
+        <w:rPr>
+          <w:rFonts w:ascii="Calibri" w:cs="Calibri" w:eastAsia="Calibri" w:hAnsi="Calibri"/>
+          <w:i/>
+          <w:iCs/>
+          <w:sz w:val="20"/>
+          <w:szCs w:val="20"/>
+        </w:rPr>
+        <w:t xml:space="preserve">Waktu aktual bervariasi tergantung jumlah foto dan kondisi server.</w:t>
+      </w:r>
+    </w:p>
     <w:p>
       <w:pPr>
         <w:spacing w:after="100" w:before="100"/>
@@ -3659,10 +4477,10 @@
         <w:pBdr>
           <w:bottom w:val="single" w:color="E85D04" w:sz="8" w:space="4"/>
         </w:pBdr>
-        <w:spacing w:after="200" w:before="400"/>
-      </w:pPr>
-      <w:r>
-        <w:t xml:space="preserve">9. Kontak &amp; Dukungan</w:t>
+        <w:spacing w:after="200" w:before="480"/>
+      </w:pPr>
+      <w:r>
+        <w:t xml:space="preserve">6. Melihat dan Mengunduh Hasil</w:t>
       </w:r>
     </w:p>
     <w:p>
@@ -3677,13 +4495,22 @@
           <w:sz w:val="22"/>
           <w:szCs w:val="22"/>
         </w:rPr>
-        <w:t xml:space="preserve">Untuk pertanyaan, laporan masalah, atau permintaan dukungan teknis, hubungi administrator sistem Anda.</w:t>
+        <w:t xml:space="preserve">Setelah status pekerjaan menjadi "Completed", hasil pengukuran tersedia di halaman detail.</w:t>
       </w:r>
     </w:p>
     <w:p>
       <w:pPr>
         <w:spacing w:after="100" w:before="100"/>
       </w:pPr>
+    </w:p>
+    <w:p>
+      <w:pPr>
+        <w:pStyle w:val="Heading2"/>
+        <w:spacing w:after="160" w:before="320"/>
+      </w:pPr>
+      <w:r>
+        <w:t xml:space="preserve">6.1 Informasi Hasil Pengukuran</w:t>
+      </w:r>
     </w:p>
     <w:tbl>
       <w:tblPr>
@@ -3705,7 +4532,7 @@
         <w:tc>
           <w:tcPr>
             <w:tcW w:type="pct" w:w="35%"/>
-            <w:shd w:color="F5F5F5" w:val="solid"/>
+            <w:shd w:color="F7F7F7" w:val="solid"/>
             <w:tcMar>
               <w:top w:type="dxa" w:w="80"/>
               <w:left w:type="dxa" w:w="120"/>
@@ -3722,7 +4549,7 @@
                 <w:sz w:val="20"/>
                 <w:szCs w:val="20"/>
               </w:rPr>
-              <w:t xml:space="preserve">Sistem</w:t>
+              <w:t xml:space="preserve">Volume (m³)</w:t>
             </w:r>
           </w:p>
         </w:tc>
@@ -3743,7 +4570,7 @@
                 <w:sz w:val="20"/>
                 <w:szCs w:val="20"/>
               </w:rPr>
-              <w:t xml:space="preserve">PileMetric v1.0</w:t>
+              <w:t xml:space="preserve">Total volume material dalam meter kubik</w:t>
             </w:r>
           </w:p>
         </w:tc>
@@ -3752,7 +4579,7 @@
         <w:tc>
           <w:tcPr>
             <w:tcW w:type="pct" w:w="35%"/>
-            <w:shd w:color="F5F5F5" w:val="solid"/>
+            <w:shd w:color="F7F7F7" w:val="solid"/>
             <w:tcMar>
               <w:top w:type="dxa" w:w="80"/>
               <w:left w:type="dxa" w:w="120"/>
@@ -3769,7 +4596,7 @@
                 <w:sz w:val="20"/>
                 <w:szCs w:val="20"/>
               </w:rPr>
-              <w:t xml:space="preserve">Platform</w:t>
+              <w:t xml:space="preserve">Luas Area (m²)</w:t>
             </w:r>
           </w:p>
         </w:tc>
@@ -3790,7 +4617,7 @@
                 <w:sz w:val="20"/>
                 <w:szCs w:val="20"/>
               </w:rPr>
-              <w:t xml:space="preserve">Berbasis web — dapat diakses melalui browser</w:t>
+              <w:t xml:space="preserve">Luas permukaan tumpukan dalam meter persegi</w:t>
             </w:r>
           </w:p>
         </w:tc>
@@ -3799,7 +4626,7 @@
         <w:tc>
           <w:tcPr>
             <w:tcW w:type="pct" w:w="35%"/>
-            <w:shd w:color="F5F5F5" w:val="solid"/>
+            <w:shd w:color="F7F7F7" w:val="solid"/>
             <w:tcMar>
               <w:top w:type="dxa" w:w="80"/>
               <w:left w:type="dxa" w:w="120"/>
@@ -3816,7 +4643,7 @@
                 <w:sz w:val="20"/>
                 <w:szCs w:val="20"/>
               </w:rPr>
-              <w:t xml:space="preserve">Teknologi</w:t>
+              <w:t xml:space="preserve">Lokasi GPS</w:t>
             </w:r>
           </w:p>
         </w:tc>
@@ -3837,7 +4664,101 @@
                 <w:sz w:val="20"/>
                 <w:szCs w:val="20"/>
               </w:rPr>
-              <w:t xml:space="preserve">Fotogrametri berbasis NodeODM / WebODM</w:t>
+              <w:t xml:space="preserve">Koordinat lokasi ditampilkan pada peta</w:t>
+            </w:r>
+          </w:p>
+        </w:tc>
+      </w:tr>
+      <w:tr>
+        <w:tc>
+          <w:tcPr>
+            <w:tcW w:type="pct" w:w="35%"/>
+            <w:shd w:color="F7F7F7" w:val="solid"/>
+            <w:tcMar>
+              <w:top w:type="dxa" w:w="80"/>
+              <w:left w:type="dxa" w:w="120"/>
+              <w:bottom w:type="dxa" w:w="80"/>
+              <w:right w:type="dxa" w:w="120"/>
+            </w:tcMar>
+          </w:tcPr>
+          <w:p>
+            <w:r>
+              <w:rPr>
+                <w:rFonts w:ascii="Calibri" w:cs="Calibri" w:eastAsia="Calibri" w:hAnsi="Calibri"/>
+                <w:b/>
+                <w:bCs/>
+                <w:sz w:val="20"/>
+                <w:szCs w:val="20"/>
+              </w:rPr>
+              <w:t xml:space="preserve">Tanggal Proses</w:t>
+            </w:r>
+          </w:p>
+        </w:tc>
+        <w:tc>
+          <w:tcPr>
+            <w:tcW w:type="pct" w:w="65%"/>
+            <w:tcMar>
+              <w:top w:type="dxa" w:w="80"/>
+              <w:left w:type="dxa" w:w="120"/>
+              <w:bottom w:type="dxa" w:w="80"/>
+              <w:right w:type="dxa" w:w="120"/>
+            </w:tcMar>
+          </w:tcPr>
+          <w:p>
+            <w:r>
+              <w:rPr>
+                <w:rFonts w:ascii="Calibri" w:cs="Calibri" w:eastAsia="Calibri" w:hAnsi="Calibri"/>
+                <w:sz w:val="20"/>
+                <w:szCs w:val="20"/>
+              </w:rPr>
+              <w:t xml:space="preserve">Waktu pemrosesan selesai</w:t>
+            </w:r>
+          </w:p>
+        </w:tc>
+      </w:tr>
+      <w:tr>
+        <w:tc>
+          <w:tcPr>
+            <w:tcW w:type="pct" w:w="35%"/>
+            <w:shd w:color="F7F7F7" w:val="solid"/>
+            <w:tcMar>
+              <w:top w:type="dxa" w:w="80"/>
+              <w:left w:type="dxa" w:w="120"/>
+              <w:bottom w:type="dxa" w:w="80"/>
+              <w:right w:type="dxa" w:w="120"/>
+            </w:tcMar>
+          </w:tcPr>
+          <w:p>
+            <w:r>
+              <w:rPr>
+                <w:rFonts w:ascii="Calibri" w:cs="Calibri" w:eastAsia="Calibri" w:hAnsi="Calibri"/>
+                <w:b/>
+                <w:bCs/>
+                <w:sz w:val="20"/>
+                <w:szCs w:val="20"/>
+              </w:rPr>
+              <w:t xml:space="preserve">Durasi Proses</w:t>
+            </w:r>
+          </w:p>
+        </w:tc>
+        <w:tc>
+          <w:tcPr>
+            <w:tcW w:type="pct" w:w="65%"/>
+            <w:tcMar>
+              <w:top w:type="dxa" w:w="80"/>
+              <w:left w:type="dxa" w:w="120"/>
+              <w:bottom w:type="dxa" w:w="80"/>
+              <w:right w:type="dxa" w:w="120"/>
+            </w:tcMar>
+          </w:tcPr>
+          <w:p>
+            <w:r>
+              <w:rPr>
+                <w:rFonts w:ascii="Calibri" w:cs="Calibri" w:eastAsia="Calibri" w:hAnsi="Calibri"/>
+                <w:sz w:val="20"/>
+                <w:szCs w:val="20"/>
+              </w:rPr>
+              <w:t xml:space="preserve">Total waktu yang dibutuhkan</w:t>
             </w:r>
           </w:p>
         </w:tc>
@@ -3850,7 +4771,1151 @@
     </w:p>
     <w:p>
       <w:pPr>
+        <w:pStyle w:val="Heading2"/>
+        <w:spacing w:after="160" w:before="320"/>
+      </w:pPr>
+      <w:r>
+        <w:t xml:space="preserve">6.2 Mengunduh Laporan PDF</w:t>
+      </w:r>
+    </w:p>
+    <w:p>
+      <w:pPr>
+        <w:pStyle w:val="ListParagraph"/>
+        <w:numPr>
+          <w:ilvl w:val="0"/>
+          <w:numId w:val="2"/>
+        </w:numPr>
+        <w:spacing w:after="80" w:before="80"/>
+      </w:pPr>
+      <w:r>
+        <w:rPr>
+          <w:rFonts w:ascii="Calibri" w:cs="Calibri" w:eastAsia="Calibri" w:hAnsi="Calibri"/>
+          <w:sz w:val="22"/>
+          <w:szCs w:val="22"/>
+        </w:rPr>
+        <w:t xml:space="preserve">Buka halaman detail pekerjaan yang sudah selesai.</w:t>
+      </w:r>
+    </w:p>
+    <w:p>
+      <w:pPr>
+        <w:pStyle w:val="ListParagraph"/>
+        <w:numPr>
+          <w:ilvl w:val="0"/>
+          <w:numId w:val="2"/>
+        </w:numPr>
+        <w:spacing w:after="80" w:before="80"/>
+      </w:pPr>
+      <w:r>
+        <w:rPr>
+          <w:rFonts w:ascii="Calibri" w:cs="Calibri" w:eastAsia="Calibri" w:hAnsi="Calibri"/>
+          <w:sz w:val="22"/>
+          <w:szCs w:val="22"/>
+        </w:rPr>
+        <w:t xml:space="preserve">Klik tombol "Download Report" (ikon PDF).</w:t>
+      </w:r>
+    </w:p>
+    <w:p>
+      <w:pPr>
+        <w:pStyle w:val="ListParagraph"/>
+        <w:numPr>
+          <w:ilvl w:val="0"/>
+          <w:numId w:val="2"/>
+        </w:numPr>
+        <w:spacing w:after="80" w:before="80"/>
+      </w:pPr>
+      <w:r>
+        <w:rPr>
+          <w:rFonts w:ascii="Calibri" w:cs="Calibri" w:eastAsia="Calibri" w:hAnsi="Calibri"/>
+          <w:sz w:val="22"/>
+          <w:szCs w:val="22"/>
+        </w:rPr>
+        <w:t xml:space="preserve">Laporan PDF diunduh otomatis — berisi: volume, luas area, peta lokasi, dan info pekerjaan.</w:t>
+      </w:r>
+    </w:p>
+    <w:p>
+      <w:pPr>
         <w:spacing w:after="100" w:before="100"/>
+      </w:pPr>
+    </w:p>
+    <w:p>
+      <w:pPr>
+        <w:pStyle w:val="Heading2"/>
+        <w:spacing w:after="160" w:before="320"/>
+      </w:pPr>
+      <w:r>
+        <w:t xml:space="preserve">6.3 Mengunduh Data Mentah</w:t>
+      </w:r>
+    </w:p>
+    <w:p>
+      <w:pPr>
+        <w:pStyle w:val="ListParagraph"/>
+        <w:numPr>
+          <w:ilvl w:val="0"/>
+          <w:numId w:val="2"/>
+        </w:numPr>
+        <w:spacing w:after="80" w:before="80"/>
+      </w:pPr>
+      <w:r>
+        <w:rPr>
+          <w:rFonts w:ascii="Calibri" w:cs="Calibri" w:eastAsia="Calibri" w:hAnsi="Calibri"/>
+          <w:sz w:val="22"/>
+          <w:szCs w:val="22"/>
+        </w:rPr>
+        <w:t xml:space="preserve">Klik tombol "Download Results" pada halaman detail pekerjaan.</w:t>
+      </w:r>
+    </w:p>
+    <w:p>
+      <w:pPr>
+        <w:pStyle w:val="ListParagraph"/>
+        <w:numPr>
+          <w:ilvl w:val="0"/>
+          <w:numId w:val="2"/>
+        </w:numPr>
+        <w:spacing w:after="80" w:before="80"/>
+      </w:pPr>
+      <w:r>
+        <w:rPr>
+          <w:rFonts w:ascii="Calibri" w:cs="Calibri" w:eastAsia="Calibri" w:hAnsi="Calibri"/>
+          <w:sz w:val="22"/>
+          <w:szCs w:val="22"/>
+        </w:rPr>
+        <w:t xml:space="preserve">File ZIP (berisi point cloud, DSM, ortofoto) akan diunduh ke perangkat Anda.</w:t>
+      </w:r>
+    </w:p>
+    <w:p>
+      <w:pPr>
+        <w:pBdr>
+          <w:left w:val="single" w:color="E85D04" w:sz="12" w:space="8"/>
+        </w:pBdr>
+        <w:spacing w:after="140" w:before="140"/>
+        <w:ind w:left="431"/>
+      </w:pPr>
+      <w:r>
+        <w:rPr>
+          <w:rFonts w:ascii="Calibri" w:cs="Calibri" w:eastAsia="Calibri" w:hAnsi="Calibri"/>
+          <w:b/>
+          <w:bCs/>
+          <w:color w:val="E85D04"/>
+          <w:sz w:val="20"/>
+          <w:szCs w:val="20"/>
+        </w:rPr>
+        <w:t xml:space="preserve">Catatan: </w:t>
+      </w:r>
+      <w:r>
+        <w:rPr>
+          <w:rFonts w:ascii="Calibri" w:cs="Calibri" w:eastAsia="Calibri" w:hAnsi="Calibri"/>
+          <w:i/>
+          <w:iCs/>
+          <w:sz w:val="20"/>
+          <w:szCs w:val="20"/>
+        </w:rPr>
+        <w:t xml:space="preserve">File hasil mentah dapat berukuran besar (puluhan hingga ratusan MB). Pastikan koneksi internet stabil.</w:t>
+      </w:r>
+    </w:p>
+    <w:p>
+      <w:pPr>
+        <w:spacing w:after="100" w:before="100"/>
+      </w:pPr>
+    </w:p>
+    <w:p>
+      <w:pPr>
+        <w:pStyle w:val="Heading2"/>
+        <w:spacing w:after="160" w:before="320"/>
+      </w:pPr>
+      <w:r>
+        <w:t xml:space="preserve">6.4 Menggambar Ulang Poligon</w:t>
+      </w:r>
+    </w:p>
+    <w:p>
+      <w:pPr>
+        <w:spacing w:after="80" w:before="80"/>
+      </w:pPr>
+      <w:r>
+        <w:rPr>
+          <w:rFonts w:ascii="Calibri" w:cs="Calibri" w:eastAsia="Calibri" w:hAnsi="Calibri"/>
+          <w:b w:val="false"/>
+          <w:bCs w:val="false"/>
+          <w:sz w:val="22"/>
+          <w:szCs w:val="22"/>
+        </w:rPr>
+        <w:t xml:space="preserve">Jika area terdeteksi otomatis kurang tepat, gambar ulang batas area secara manual:</w:t>
+      </w:r>
+    </w:p>
+    <w:p>
+      <w:pPr>
+        <w:pStyle w:val="ListParagraph"/>
+        <w:numPr>
+          <w:ilvl w:val="0"/>
+          <w:numId w:val="2"/>
+        </w:numPr>
+        <w:spacing w:after="80" w:before="80"/>
+      </w:pPr>
+      <w:r>
+        <w:rPr>
+          <w:rFonts w:ascii="Calibri" w:cs="Calibri" w:eastAsia="Calibri" w:hAnsi="Calibri"/>
+          <w:sz w:val="22"/>
+          <w:szCs w:val="22"/>
+        </w:rPr>
+        <w:t xml:space="preserve">Klik tombol "Draw Polygon" pada halaman detail pekerjaan.</w:t>
+      </w:r>
+    </w:p>
+    <w:p>
+      <w:pPr>
+        <w:pStyle w:val="ListParagraph"/>
+        <w:numPr>
+          <w:ilvl w:val="0"/>
+          <w:numId w:val="2"/>
+        </w:numPr>
+        <w:spacing w:after="80" w:before="80"/>
+      </w:pPr>
+      <w:r>
+        <w:rPr>
+          <w:rFonts w:ascii="Calibri" w:cs="Calibri" w:eastAsia="Calibri" w:hAnsi="Calibri"/>
+          <w:sz w:val="22"/>
+          <w:szCs w:val="22"/>
+        </w:rPr>
+        <w:t xml:space="preserve">Gambar batas area tumpukan pada peta yang ditampilkan.</w:t>
+      </w:r>
+    </w:p>
+    <w:p>
+      <w:pPr>
+        <w:pStyle w:val="ListParagraph"/>
+        <w:numPr>
+          <w:ilvl w:val="0"/>
+          <w:numId w:val="2"/>
+        </w:numPr>
+        <w:spacing w:after="80" w:before="80"/>
+      </w:pPr>
+      <w:r>
+        <w:rPr>
+          <w:rFonts w:ascii="Calibri" w:cs="Calibri" w:eastAsia="Calibri" w:hAnsi="Calibri"/>
+          <w:sz w:val="22"/>
+          <w:szCs w:val="22"/>
+        </w:rPr>
+        <w:t xml:space="preserve">Sistem menghitung ulang volume berdasarkan poligon baru.</w:t>
+      </w:r>
+    </w:p>
+    <w:p>
+      <w:pPr>
+        <w:spacing w:after="100" w:before="100"/>
+      </w:pPr>
+    </w:p>
+    <w:p>
+      <w:r>
+        <w:br w:type="page"/>
+      </w:r>
+    </w:p>
+    <w:p>
+      <w:pPr>
+        <w:pStyle w:val="Heading1"/>
+        <w:pBdr>
+          <w:bottom w:val="single" w:color="E85D04" w:sz="8" w:space="4"/>
+        </w:pBdr>
+        <w:spacing w:after="200" w:before="480"/>
+      </w:pPr>
+      <w:r>
+        <w:t xml:space="preserve">7. Tips Pengambilan Foto</w:t>
+      </w:r>
+    </w:p>
+    <w:p>
+      <w:pPr>
+        <w:spacing w:after="80" w:before="80"/>
+      </w:pPr>
+      <w:r>
+        <w:rPr>
+          <w:rFonts w:ascii="Calibri" w:cs="Calibri" w:eastAsia="Calibri" w:hAnsi="Calibri"/>
+          <w:b w:val="false"/>
+          <w:bCs w:val="false"/>
+          <w:sz w:val="22"/>
+          <w:szCs w:val="22"/>
+        </w:rPr>
+        <w:t xml:space="preserve">Kualitas dan metode pengambilan foto sangat menentukan akurasi volume.</w:t>
+      </w:r>
+    </w:p>
+    <w:p>
+      <w:pPr>
+        <w:spacing w:after="100" w:before="100"/>
+      </w:pPr>
+    </w:p>
+    <w:p>
+      <w:pPr>
+        <w:pStyle w:val="Heading2"/>
+        <w:spacing w:after="160" w:before="320"/>
+      </w:pPr>
+      <w:r>
+        <w:t xml:space="preserve">7.1 Foto Drone</w:t>
+      </w:r>
+    </w:p>
+    <w:p>
+      <w:pPr>
+        <w:pStyle w:val="ListParagraph"/>
+        <w:numPr>
+          <w:ilvl w:val="0"/>
+          <w:numId w:val="1"/>
+        </w:numPr>
+        <w:spacing w:after="60" w:before="60"/>
+      </w:pPr>
+      <w:r>
+        <w:rPr>
+          <w:rFonts w:ascii="Calibri" w:cs="Calibri" w:eastAsia="Calibri" w:hAnsi="Calibri"/>
+          <w:sz w:val="22"/>
+          <w:szCs w:val="22"/>
+        </w:rPr>
+        <w:t xml:space="preserve">Terbang dengan ketinggian konsisten di atas tumpukan material.</w:t>
+      </w:r>
+    </w:p>
+    <w:p>
+      <w:pPr>
+        <w:pStyle w:val="ListParagraph"/>
+        <w:numPr>
+          <w:ilvl w:val="0"/>
+          <w:numId w:val="1"/>
+        </w:numPr>
+        <w:spacing w:after="60" w:before="60"/>
+      </w:pPr>
+      <w:r>
+        <w:rPr>
+          <w:rFonts w:ascii="Calibri" w:cs="Calibri" w:eastAsia="Calibri" w:hAnsi="Calibri"/>
+          <w:sz w:val="22"/>
+          <w:szCs w:val="22"/>
+        </w:rPr>
+        <w:t xml:space="preserve">Buat jalur penerbangan grid (kisi-kisi) menutupi seluruh area.</w:t>
+      </w:r>
+    </w:p>
+    <w:p>
+      <w:pPr>
+        <w:pStyle w:val="ListParagraph"/>
+        <w:numPr>
+          <w:ilvl w:val="0"/>
+          <w:numId w:val="1"/>
+        </w:numPr>
+        <w:spacing w:after="60" w:before="60"/>
+      </w:pPr>
+      <w:r>
+        <w:rPr>
+          <w:rFonts w:ascii="Calibri" w:cs="Calibri" w:eastAsia="Calibri" w:hAnsi="Calibri"/>
+          <w:sz w:val="22"/>
+          <w:szCs w:val="22"/>
+        </w:rPr>
+        <w:t xml:space="preserve">Overlap antar foto minimal 70% (depan-belakang) dan 60% (kiri-kanan).</w:t>
+      </w:r>
+    </w:p>
+    <w:p>
+      <w:pPr>
+        <w:pStyle w:val="ListParagraph"/>
+        <w:numPr>
+          <w:ilvl w:val="0"/>
+          <w:numId w:val="1"/>
+        </w:numPr>
+        <w:spacing w:after="60" w:before="60"/>
+      </w:pPr>
+      <w:r>
+        <w:rPr>
+          <w:rFonts w:ascii="Calibri" w:cs="Calibri" w:eastAsia="Calibri" w:hAnsi="Calibri"/>
+          <w:sz w:val="22"/>
+          <w:szCs w:val="22"/>
+        </w:rPr>
+        <w:t xml:space="preserve">Tambahkan jalur orbit mengelilingi tumpukan dari sudut 45°.</w:t>
+      </w:r>
+    </w:p>
+    <w:p>
+      <w:pPr>
+        <w:pStyle w:val="ListParagraph"/>
+        <w:numPr>
+          <w:ilvl w:val="0"/>
+          <w:numId w:val="1"/>
+        </w:numPr>
+        <w:spacing w:after="60" w:before="60"/>
+      </w:pPr>
+      <w:r>
+        <w:rPr>
+          <w:rFonts w:ascii="Calibri" w:cs="Calibri" w:eastAsia="Calibri" w:hAnsi="Calibri"/>
+          <w:sz w:val="22"/>
+          <w:szCs w:val="22"/>
+        </w:rPr>
+        <w:t xml:space="preserve">Hindari terbang saat angin kencang atau kondisi cahaya ekstrem.</w:t>
+      </w:r>
+    </w:p>
+    <w:p>
+      <w:pPr>
+        <w:spacing w:after="100" w:before="100"/>
+      </w:pPr>
+    </w:p>
+    <w:p>
+      <w:pPr>
+        <w:pStyle w:val="Heading2"/>
+        <w:spacing w:after="160" w:before="320"/>
+      </w:pPr>
+      <w:r>
+        <w:t xml:space="preserve">7.2 Foto DSLR / Smartphone</w:t>
+      </w:r>
+    </w:p>
+    <w:p>
+      <w:pPr>
+        <w:pStyle w:val="ListParagraph"/>
+        <w:numPr>
+          <w:ilvl w:val="0"/>
+          <w:numId w:val="1"/>
+        </w:numPr>
+        <w:spacing w:after="60" w:before="60"/>
+      </w:pPr>
+      <w:r>
+        <w:rPr>
+          <w:rFonts w:ascii="Calibri" w:cs="Calibri" w:eastAsia="Calibri" w:hAnsi="Calibri"/>
+          <w:sz w:val="22"/>
+          <w:szCs w:val="22"/>
+        </w:rPr>
+        <w:t xml:space="preserve">Kelilingi tumpukan secara merata — tidak boleh ada sisi yang kosong.</w:t>
+      </w:r>
+    </w:p>
+    <w:p>
+      <w:pPr>
+        <w:pStyle w:val="ListParagraph"/>
+        <w:numPr>
+          <w:ilvl w:val="0"/>
+          <w:numId w:val="1"/>
+        </w:numPr>
+        <w:spacing w:after="60" w:before="60"/>
+      </w:pPr>
+      <w:r>
+        <w:rPr>
+          <w:rFonts w:ascii="Calibri" w:cs="Calibri" w:eastAsia="Calibri" w:hAnsi="Calibri"/>
+          <w:sz w:val="22"/>
+          <w:szCs w:val="22"/>
+        </w:rPr>
+        <w:t xml:space="preserve">Ambil foto dari beberapa ketinggian yang berbeda.</w:t>
+      </w:r>
+    </w:p>
+    <w:p>
+      <w:pPr>
+        <w:pStyle w:val="ListParagraph"/>
+        <w:numPr>
+          <w:ilvl w:val="0"/>
+          <w:numId w:val="1"/>
+        </w:numPr>
+        <w:spacing w:after="60" w:before="60"/>
+      </w:pPr>
+      <w:r>
+        <w:rPr>
+          <w:rFonts w:ascii="Calibri" w:cs="Calibri" w:eastAsia="Calibri" w:hAnsi="Calibri"/>
+          <w:sz w:val="22"/>
+          <w:szCs w:val="22"/>
+        </w:rPr>
+        <w:t xml:space="preserve">Pastikan setiap bagian tumpukan muncul di minimal 3 foto.</w:t>
+      </w:r>
+    </w:p>
+    <w:p>
+      <w:pPr>
+        <w:pStyle w:val="ListParagraph"/>
+        <w:numPr>
+          <w:ilvl w:val="0"/>
+          <w:numId w:val="1"/>
+        </w:numPr>
+        <w:spacing w:after="60" w:before="60"/>
+      </w:pPr>
+      <w:r>
+        <w:rPr>
+          <w:rFonts w:ascii="Calibri" w:cs="Calibri" w:eastAsia="Calibri" w:hAnsi="Calibri"/>
+          <w:sz w:val="22"/>
+          <w:szCs w:val="22"/>
+        </w:rPr>
+        <w:t xml:space="preserve">Aktifkan GPS pada kamera/smartphone untuk data lokasi otomatis.</w:t>
+      </w:r>
+    </w:p>
+    <w:p>
+      <w:pPr>
+        <w:spacing w:after="100" w:before="100"/>
+      </w:pPr>
+    </w:p>
+    <w:p>
+      <w:pPr>
+        <w:pStyle w:val="Heading2"/>
+        <w:spacing w:after="160" w:before="320"/>
+      </w:pPr>
+      <w:r>
+        <w:t xml:space="preserve">7.3 Yang Harus Dihindari</w:t>
+      </w:r>
+    </w:p>
+    <w:p>
+      <w:pPr>
+        <w:pStyle w:val="ListParagraph"/>
+        <w:numPr>
+          <w:ilvl w:val="0"/>
+          <w:numId w:val="1"/>
+        </w:numPr>
+        <w:spacing w:after="60" w:before="60"/>
+      </w:pPr>
+      <w:r>
+        <w:rPr>
+          <w:rFonts w:ascii="Calibri" w:cs="Calibri" w:eastAsia="Calibri" w:hAnsi="Calibri"/>
+          <w:sz w:val="22"/>
+          <w:szCs w:val="22"/>
+        </w:rPr>
+        <w:t xml:space="preserve">Foto dari satu sisi saja — wajib melingkari seluruh tumpukan.</w:t>
+      </w:r>
+    </w:p>
+    <w:p>
+      <w:pPr>
+        <w:pStyle w:val="ListParagraph"/>
+        <w:numPr>
+          <w:ilvl w:val="0"/>
+          <w:numId w:val="1"/>
+        </w:numPr>
+        <w:spacing w:after="60" w:before="60"/>
+      </w:pPr>
+      <w:r>
+        <w:rPr>
+          <w:rFonts w:ascii="Calibri" w:cs="Calibri" w:eastAsia="Calibri" w:hAnsi="Calibri"/>
+          <w:sz w:val="22"/>
+          <w:szCs w:val="22"/>
+        </w:rPr>
+        <w:t xml:space="preserve">Foto buram, gelap, atau terlalu terang (over/under exposure).</w:t>
+      </w:r>
+    </w:p>
+    <w:p>
+      <w:pPr>
+        <w:pStyle w:val="ListParagraph"/>
+        <w:numPr>
+          <w:ilvl w:val="0"/>
+          <w:numId w:val="1"/>
+        </w:numPr>
+        <w:spacing w:after="60" w:before="60"/>
+      </w:pPr>
+      <w:r>
+        <w:rPr>
+          <w:rFonts w:ascii="Calibri" w:cs="Calibri" w:eastAsia="Calibri" w:hAnsi="Calibri"/>
+          <w:sz w:val="22"/>
+          <w:szCs w:val="22"/>
+        </w:rPr>
+        <w:t xml:space="preserve">Foto dengan orang atau kendaraan yang bergerak di area tumpukan.</w:t>
+      </w:r>
+    </w:p>
+    <w:p>
+      <w:pPr>
+        <w:pStyle w:val="ListParagraph"/>
+        <w:numPr>
+          <w:ilvl w:val="0"/>
+          <w:numId w:val="1"/>
+        </w:numPr>
+        <w:spacing w:after="60" w:before="60"/>
+      </w:pPr>
+      <w:r>
+        <w:rPr>
+          <w:rFonts w:ascii="Calibri" w:cs="Calibri" w:eastAsia="Calibri" w:hAnsi="Calibri"/>
+          <w:sz w:val="22"/>
+          <w:szCs w:val="22"/>
+        </w:rPr>
+        <w:t xml:space="preserve">Pengambilan foto saat hujan atau berkabut.</w:t>
+      </w:r>
+    </w:p>
+    <w:p>
+      <w:pPr>
+        <w:spacing w:after="100" w:before="100"/>
+      </w:pPr>
+    </w:p>
+    <w:p>
+      <w:r>
+        <w:br w:type="page"/>
+      </w:r>
+    </w:p>
+    <w:p>
+      <w:pPr>
+        <w:pStyle w:val="Heading1"/>
+        <w:pBdr>
+          <w:bottom w:val="single" w:color="E85D04" w:sz="8" w:space="4"/>
+        </w:pBdr>
+        <w:spacing w:after="200" w:before="480"/>
+      </w:pPr>
+      <w:r>
+        <w:t xml:space="preserve">8. Pemecahan Masalah</w:t>
+      </w:r>
+    </w:p>
+    <w:p>
+      <w:pPr>
+        <w:spacing w:after="100" w:before="100"/>
+      </w:pPr>
+    </w:p>
+    <w:tbl>
+      <w:tblPr>
+        <w:tblW w:type="pct" w:w="100%"/>
+        <w:tblBorders>
+          <w:top w:val="single" w:color="auto" w:sz="4"/>
+          <w:left w:val="single" w:color="auto" w:sz="4"/>
+          <w:bottom w:val="single" w:color="auto" w:sz="4"/>
+          <w:right w:val="single" w:color="auto" w:sz="4"/>
+          <w:insideH w:val="single" w:color="auto" w:sz="4"/>
+          <w:insideV w:val="single" w:color="auto" w:sz="4"/>
+        </w:tblBorders>
+      </w:tblPr>
+      <w:tblGrid>
+        <w:gridCol w:w="100"/>
+        <w:gridCol w:w="100"/>
+      </w:tblGrid>
+      <w:tr>
+        <w:tc>
+          <w:tcPr>
+            <w:tcW w:type="pct" w:w="35%"/>
+            <w:shd w:color="F7F7F7" w:val="solid"/>
+            <w:tcMar>
+              <w:top w:type="dxa" w:w="80"/>
+              <w:left w:type="dxa" w:w="120"/>
+              <w:bottom w:type="dxa" w:w="80"/>
+              <w:right w:type="dxa" w:w="120"/>
+            </w:tcMar>
+          </w:tcPr>
+          <w:p>
+            <w:r>
+              <w:rPr>
+                <w:rFonts w:ascii="Calibri" w:cs="Calibri" w:eastAsia="Calibri" w:hAnsi="Calibri"/>
+                <w:b/>
+                <w:bCs/>
+                <w:sz w:val="20"/>
+                <w:szCs w:val="20"/>
+              </w:rPr>
+              <w:t xml:space="preserve">Pekerjaan berstatus "Failed"</w:t>
+            </w:r>
+          </w:p>
+        </w:tc>
+        <w:tc>
+          <w:tcPr>
+            <w:tcW w:type="pct" w:w="65%"/>
+            <w:tcMar>
+              <w:top w:type="dxa" w:w="80"/>
+              <w:left w:type="dxa" w:w="120"/>
+              <w:bottom w:type="dxa" w:w="80"/>
+              <w:right w:type="dxa" w:w="120"/>
+            </w:tcMar>
+          </w:tcPr>
+          <w:p>
+            <w:r>
+              <w:rPr>
+                <w:rFonts w:ascii="Calibri" w:cs="Calibri" w:eastAsia="Calibri" w:hAnsi="Calibri"/>
+                <w:sz w:val="20"/>
+                <w:szCs w:val="20"/>
+              </w:rPr>
+              <w:t xml:space="preserve">Periksa: (1) jumlah foto minimal 20, (2) kualitas foto baik, (3) file GCP benar dan setiap GCP ditandai di ≥2 foto. Coba kirim ulang.</w:t>
+            </w:r>
+          </w:p>
+        </w:tc>
+      </w:tr>
+      <w:tr>
+        <w:tc>
+          <w:tcPr>
+            <w:tcW w:type="pct" w:w="35%"/>
+            <w:shd w:color="F7F7F7" w:val="solid"/>
+            <w:tcMar>
+              <w:top w:type="dxa" w:w="80"/>
+              <w:left w:type="dxa" w:w="120"/>
+              <w:bottom w:type="dxa" w:w="80"/>
+              <w:right w:type="dxa" w:w="120"/>
+            </w:tcMar>
+          </w:tcPr>
+          <w:p>
+            <w:r>
+              <w:rPr>
+                <w:rFonts w:ascii="Calibri" w:cs="Calibri" w:eastAsia="Calibri" w:hAnsi="Calibri"/>
+                <w:b/>
+                <w:bCs/>
+                <w:sz w:val="20"/>
+                <w:szCs w:val="20"/>
+              </w:rPr>
+              <w:t xml:space="preserve">Volume tidak akurat</w:t>
+            </w:r>
+          </w:p>
+        </w:tc>
+        <w:tc>
+          <w:tcPr>
+            <w:tcW w:type="pct" w:w="65%"/>
+            <w:tcMar>
+              <w:top w:type="dxa" w:w="80"/>
+              <w:left w:type="dxa" w:w="120"/>
+              <w:bottom w:type="dxa" w:w="80"/>
+              <w:right w:type="dxa" w:w="120"/>
+            </w:tcMar>
+          </w:tcPr>
+          <w:p>
+            <w:r>
+              <w:rPr>
+                <w:rFonts w:ascii="Calibri" w:cs="Calibri" w:eastAsia="Calibri" w:hAnsi="Calibri"/>
+                <w:sz w:val="20"/>
+                <w:szCs w:val="20"/>
+              </w:rPr>
+              <w:t xml:space="preserve">Pastikan file GCP telah dilampirkan dan koordinat GCP diukur menggunakan alat survei presisi (RTK/Total Station).</w:t>
+            </w:r>
+          </w:p>
+        </w:tc>
+      </w:tr>
+      <w:tr>
+        <w:tc>
+          <w:tcPr>
+            <w:tcW w:type="pct" w:w="35%"/>
+            <w:shd w:color="F7F7F7" w:val="solid"/>
+            <w:tcMar>
+              <w:top w:type="dxa" w:w="80"/>
+              <w:left w:type="dxa" w:w="120"/>
+              <w:bottom w:type="dxa" w:w="80"/>
+              <w:right w:type="dxa" w:w="120"/>
+            </w:tcMar>
+          </w:tcPr>
+          <w:p>
+            <w:r>
+              <w:rPr>
+                <w:rFonts w:ascii="Calibri" w:cs="Calibri" w:eastAsia="Calibri" w:hAnsi="Calibri"/>
+                <w:b/>
+                <w:bCs/>
+                <w:sz w:val="20"/>
+                <w:szCs w:val="20"/>
+              </w:rPr>
+              <w:t xml:space="preserve">Error pada file GCP</w:t>
+            </w:r>
+          </w:p>
+        </w:tc>
+        <w:tc>
+          <w:tcPr>
+            <w:tcW w:type="pct" w:w="65%"/>
+            <w:tcMar>
+              <w:top w:type="dxa" w:w="80"/>
+              <w:left w:type="dxa" w:w="120"/>
+              <w:bottom w:type="dxa" w:w="80"/>
+              <w:right w:type="dxa" w:w="120"/>
+            </w:tcMar>
+          </w:tcPr>
+          <w:p>
+            <w:r>
+              <w:rPr>
+                <w:rFonts w:ascii="Calibri" w:cs="Calibri" w:eastAsia="Calibri" w:hAnsi="Calibri"/>
+                <w:sz w:val="20"/>
+                <w:szCs w:val="20"/>
+              </w:rPr>
+              <w:t xml:space="preserve">Pastikan sistem koordinat sesuai (EPSG:4326 untuk WGS84). Pastikan setiap GCP ditandai di minimal 2 foto berbeda.</w:t>
+            </w:r>
+          </w:p>
+        </w:tc>
+      </w:tr>
+      <w:tr>
+        <w:tc>
+          <w:tcPr>
+            <w:tcW w:type="pct" w:w="35%"/>
+            <w:shd w:color="F7F7F7" w:val="solid"/>
+            <w:tcMar>
+              <w:top w:type="dxa" w:w="80"/>
+              <w:left w:type="dxa" w:w="120"/>
+              <w:bottom w:type="dxa" w:w="80"/>
+              <w:right w:type="dxa" w:w="120"/>
+            </w:tcMar>
+          </w:tcPr>
+          <w:p>
+            <w:r>
+              <w:rPr>
+                <w:rFonts w:ascii="Calibri" w:cs="Calibri" w:eastAsia="Calibri" w:hAnsi="Calibri"/>
+                <w:b/>
+                <w:bCs/>
+                <w:sz w:val="20"/>
+                <w:szCs w:val="20"/>
+              </w:rPr>
+              <w:t xml:space="preserve">Proses terlalu lama</w:t>
+            </w:r>
+          </w:p>
+        </w:tc>
+        <w:tc>
+          <w:tcPr>
+            <w:tcW w:type="pct" w:w="65%"/>
+            <w:tcMar>
+              <w:top w:type="dxa" w:w="80"/>
+              <w:left w:type="dxa" w:w="120"/>
+              <w:bottom w:type="dxa" w:w="80"/>
+              <w:right w:type="dxa" w:w="120"/>
+            </w:tcMar>
+          </w:tcPr>
+          <w:p>
+            <w:r>
+              <w:rPr>
+                <w:rFonts w:ascii="Calibri" w:cs="Calibri" w:eastAsia="Calibri" w:hAnsi="Calibri"/>
+                <w:sz w:val="20"/>
+                <w:szCs w:val="20"/>
+              </w:rPr>
+              <w:t xml:space="preserve">Mode High Precision membutuhkan waktu lebih lama. Gunakan Medium untuk keseimbangan kecepatan dan akurasi.</w:t>
+            </w:r>
+          </w:p>
+        </w:tc>
+      </w:tr>
+      <w:tr>
+        <w:tc>
+          <w:tcPr>
+            <w:tcW w:type="pct" w:w="35%"/>
+            <w:shd w:color="F7F7F7" w:val="solid"/>
+            <w:tcMar>
+              <w:top w:type="dxa" w:w="80"/>
+              <w:left w:type="dxa" w:w="120"/>
+              <w:bottom w:type="dxa" w:w="80"/>
+              <w:right w:type="dxa" w:w="120"/>
+            </w:tcMar>
+          </w:tcPr>
+          <w:p>
+            <w:r>
+              <w:rPr>
+                <w:rFonts w:ascii="Calibri" w:cs="Calibri" w:eastAsia="Calibri" w:hAnsi="Calibri"/>
+                <w:b/>
+                <w:bCs/>
+                <w:sz w:val="20"/>
+                <w:szCs w:val="20"/>
+              </w:rPr>
+              <w:t xml:space="preserve">Tidak bisa masuk</w:t>
+            </w:r>
+          </w:p>
+        </w:tc>
+        <w:tc>
+          <w:tcPr>
+            <w:tcW w:type="pct" w:w="65%"/>
+            <w:tcMar>
+              <w:top w:type="dxa" w:w="80"/>
+              <w:left w:type="dxa" w:w="120"/>
+              <w:bottom w:type="dxa" w:w="80"/>
+              <w:right w:type="dxa" w:w="120"/>
+            </w:tcMar>
+          </w:tcPr>
+          <w:p>
+            <w:r>
+              <w:rPr>
+                <w:rFonts w:ascii="Calibri" w:cs="Calibri" w:eastAsia="Calibri" w:hAnsi="Calibri"/>
+                <w:sz w:val="20"/>
+                <w:szCs w:val="20"/>
+              </w:rPr>
+              <w:t xml:space="preserve">Pastikan akun Google sudah disetujui administrator. Hubungi admin sistem Anda.</w:t>
+            </w:r>
+          </w:p>
+        </w:tc>
+      </w:tr>
+      <w:tr>
+        <w:tc>
+          <w:tcPr>
+            <w:tcW w:type="pct" w:w="35%"/>
+            <w:shd w:color="F7F7F7" w:val="solid"/>
+            <w:tcMar>
+              <w:top w:type="dxa" w:w="80"/>
+              <w:left w:type="dxa" w:w="120"/>
+              <w:bottom w:type="dxa" w:w="80"/>
+              <w:right w:type="dxa" w:w="120"/>
+            </w:tcMar>
+          </w:tcPr>
+          <w:p>
+            <w:r>
+              <w:rPr>
+                <w:rFonts w:ascii="Calibri" w:cs="Calibri" w:eastAsia="Calibri" w:hAnsi="Calibri"/>
+                <w:b/>
+                <w:bCs/>
+                <w:sz w:val="20"/>
+                <w:szCs w:val="20"/>
+              </w:rPr>
+              <w:t xml:space="preserve">Foto tidak ter-upload</w:t>
+            </w:r>
+          </w:p>
+        </w:tc>
+        <w:tc>
+          <w:tcPr>
+            <w:tcW w:type="pct" w:w="65%"/>
+            <w:tcMar>
+              <w:top w:type="dxa" w:w="80"/>
+              <w:left w:type="dxa" w:w="120"/>
+              <w:bottom w:type="dxa" w:w="80"/>
+              <w:right w:type="dxa" w:w="120"/>
+            </w:tcMar>
+          </w:tcPr>
+          <w:p>
+            <w:r>
+              <w:rPr>
+                <w:rFonts w:ascii="Calibri" w:cs="Calibri" w:eastAsia="Calibri" w:hAnsi="Calibri"/>
+                <w:sz w:val="20"/>
+                <w:szCs w:val="20"/>
+              </w:rPr>
+              <w:t xml:space="preserve">Periksa koneksi internet. Format harus JPG/JPEG. Coba upload beberapa foto dulu untuk uji coba.</w:t>
+            </w:r>
+          </w:p>
+        </w:tc>
+      </w:tr>
+    </w:tbl>
+    <w:p>
+      <w:pPr>
+        <w:spacing w:after="100" w:before="100"/>
+      </w:pPr>
+    </w:p>
+    <w:p>
+      <w:r>
+        <w:br w:type="page"/>
+      </w:r>
+    </w:p>
+    <w:p>
+      <w:pPr>
+        <w:pStyle w:val="Heading1"/>
+        <w:pBdr>
+          <w:bottom w:val="single" w:color="E85D04" w:sz="8" w:space="4"/>
+        </w:pBdr>
+        <w:spacing w:after="200" w:before="480"/>
+      </w:pPr>
+      <w:r>
+        <w:t xml:space="preserve">9. Informasi Sistem</w:t>
+      </w:r>
+    </w:p>
+    <w:p>
+      <w:pPr>
+        <w:spacing w:after="100" w:before="100"/>
+      </w:pPr>
+    </w:p>
+    <w:tbl>
+      <w:tblPr>
+        <w:tblW w:type="pct" w:w="100%"/>
+        <w:tblBorders>
+          <w:top w:val="single" w:color="auto" w:sz="4"/>
+          <w:left w:val="single" w:color="auto" w:sz="4"/>
+          <w:bottom w:val="single" w:color="auto" w:sz="4"/>
+          <w:right w:val="single" w:color="auto" w:sz="4"/>
+          <w:insideH w:val="single" w:color="auto" w:sz="4"/>
+          <w:insideV w:val="single" w:color="auto" w:sz="4"/>
+        </w:tblBorders>
+      </w:tblPr>
+      <w:tblGrid>
+        <w:gridCol w:w="100"/>
+        <w:gridCol w:w="100"/>
+      </w:tblGrid>
+      <w:tr>
+        <w:tc>
+          <w:tcPr>
+            <w:tcW w:type="pct" w:w="35%"/>
+            <w:shd w:color="F7F7F7" w:val="solid"/>
+            <w:tcMar>
+              <w:top w:type="dxa" w:w="80"/>
+              <w:left w:type="dxa" w:w="120"/>
+              <w:bottom w:type="dxa" w:w="80"/>
+              <w:right w:type="dxa" w:w="120"/>
+            </w:tcMar>
+          </w:tcPr>
+          <w:p>
+            <w:r>
+              <w:rPr>
+                <w:rFonts w:ascii="Calibri" w:cs="Calibri" w:eastAsia="Calibri" w:hAnsi="Calibri"/>
+                <w:b/>
+                <w:bCs/>
+                <w:sz w:val="20"/>
+                <w:szCs w:val="20"/>
+              </w:rPr>
+              <w:t xml:space="preserve">Sistem</w:t>
+            </w:r>
+          </w:p>
+        </w:tc>
+        <w:tc>
+          <w:tcPr>
+            <w:tcW w:type="pct" w:w="65%"/>
+            <w:tcMar>
+              <w:top w:type="dxa" w:w="80"/>
+              <w:left w:type="dxa" w:w="120"/>
+              <w:bottom w:type="dxa" w:w="80"/>
+              <w:right w:type="dxa" w:w="120"/>
+            </w:tcMar>
+          </w:tcPr>
+          <w:p>
+            <w:r>
+              <w:rPr>
+                <w:rFonts w:ascii="Calibri" w:cs="Calibri" w:eastAsia="Calibri" w:hAnsi="Calibri"/>
+                <w:sz w:val="20"/>
+                <w:szCs w:val="20"/>
+              </w:rPr>
+              <w:t xml:space="preserve">PileMetric v1.1</w:t>
+            </w:r>
+          </w:p>
+        </w:tc>
+      </w:tr>
+      <w:tr>
+        <w:tc>
+          <w:tcPr>
+            <w:tcW w:type="pct" w:w="35%"/>
+            <w:shd w:color="F7F7F7" w:val="solid"/>
+            <w:tcMar>
+              <w:top w:type="dxa" w:w="80"/>
+              <w:left w:type="dxa" w:w="120"/>
+              <w:bottom w:type="dxa" w:w="80"/>
+              <w:right w:type="dxa" w:w="120"/>
+            </w:tcMar>
+          </w:tcPr>
+          <w:p>
+            <w:r>
+              <w:rPr>
+                <w:rFonts w:ascii="Calibri" w:cs="Calibri" w:eastAsia="Calibri" w:hAnsi="Calibri"/>
+                <w:b/>
+                <w:bCs/>
+                <w:sz w:val="20"/>
+                <w:szCs w:val="20"/>
+              </w:rPr>
+              <w:t xml:space="preserve">Platform</w:t>
+            </w:r>
+          </w:p>
+        </w:tc>
+        <w:tc>
+          <w:tcPr>
+            <w:tcW w:type="pct" w:w="65%"/>
+            <w:tcMar>
+              <w:top w:type="dxa" w:w="80"/>
+              <w:left w:type="dxa" w:w="120"/>
+              <w:bottom w:type="dxa" w:w="80"/>
+              <w:right w:type="dxa" w:w="120"/>
+            </w:tcMar>
+          </w:tcPr>
+          <w:p>
+            <w:r>
+              <w:rPr>
+                <w:rFonts w:ascii="Calibri" w:cs="Calibri" w:eastAsia="Calibri" w:hAnsi="Calibri"/>
+                <w:sz w:val="20"/>
+                <w:szCs w:val="20"/>
+              </w:rPr>
+              <w:t xml:space="preserve">Berbasis web — akses melalui browser</w:t>
+            </w:r>
+          </w:p>
+        </w:tc>
+      </w:tr>
+      <w:tr>
+        <w:tc>
+          <w:tcPr>
+            <w:tcW w:type="pct" w:w="35%"/>
+            <w:shd w:color="F7F7F7" w:val="solid"/>
+            <w:tcMar>
+              <w:top w:type="dxa" w:w="80"/>
+              <w:left w:type="dxa" w:w="120"/>
+              <w:bottom w:type="dxa" w:w="80"/>
+              <w:right w:type="dxa" w:w="120"/>
+            </w:tcMar>
+          </w:tcPr>
+          <w:p>
+            <w:r>
+              <w:rPr>
+                <w:rFonts w:ascii="Calibri" w:cs="Calibri" w:eastAsia="Calibri" w:hAnsi="Calibri"/>
+                <w:b/>
+                <w:bCs/>
+                <w:sz w:val="20"/>
+                <w:szCs w:val="20"/>
+              </w:rPr>
+              <w:t xml:space="preserve">Teknologi</w:t>
+            </w:r>
+          </w:p>
+        </w:tc>
+        <w:tc>
+          <w:tcPr>
+            <w:tcW w:type="pct" w:w="65%"/>
+            <w:tcMar>
+              <w:top w:type="dxa" w:w="80"/>
+              <w:left w:type="dxa" w:w="120"/>
+              <w:bottom w:type="dxa" w:w="80"/>
+              <w:right w:type="dxa" w:w="120"/>
+            </w:tcMar>
+          </w:tcPr>
+          <w:p>
+            <w:r>
+              <w:rPr>
+                <w:rFonts w:ascii="Calibri" w:cs="Calibri" w:eastAsia="Calibri" w:hAnsi="Calibri"/>
+                <w:sz w:val="20"/>
+                <w:szCs w:val="20"/>
+              </w:rPr>
+              <w:t xml:space="preserve">Fotogrametri berbasis NodeODM / WebODM</w:t>
+            </w:r>
+          </w:p>
+        </w:tc>
+      </w:tr>
+      <w:tr>
+        <w:tc>
+          <w:tcPr>
+            <w:tcW w:type="pct" w:w="35%"/>
+            <w:shd w:color="F7F7F7" w:val="solid"/>
+            <w:tcMar>
+              <w:top w:type="dxa" w:w="80"/>
+              <w:left w:type="dxa" w:w="120"/>
+              <w:bottom w:type="dxa" w:w="80"/>
+              <w:right w:type="dxa" w:w="120"/>
+            </w:tcMar>
+          </w:tcPr>
+          <w:p>
+            <w:r>
+              <w:rPr>
+                <w:rFonts w:ascii="Calibri" w:cs="Calibri" w:eastAsia="Calibri" w:hAnsi="Calibri"/>
+                <w:b/>
+                <w:bCs/>
+                <w:sz w:val="20"/>
+                <w:szCs w:val="20"/>
+              </w:rPr>
+              <w:t xml:space="preserve">GCP Format</w:t>
+            </w:r>
+          </w:p>
+        </w:tc>
+        <w:tc>
+          <w:tcPr>
+            <w:tcW w:type="pct" w:w="65%"/>
+            <w:tcMar>
+              <w:top w:type="dxa" w:w="80"/>
+              <w:left w:type="dxa" w:w="120"/>
+              <w:bottom w:type="dxa" w:w="80"/>
+              <w:right w:type="dxa" w:w="120"/>
+            </w:tcMar>
+          </w:tcPr>
+          <w:p>
+            <w:r>
+              <w:rPr>
+                <w:rFonts w:ascii="Calibri" w:cs="Calibri" w:eastAsia="Calibri" w:hAnsi="Calibri"/>
+                <w:sz w:val="20"/>
+                <w:szCs w:val="20"/>
+              </w:rPr>
+              <w:t xml:space="preserve">gcp_list.txt (NodeODM compatible)</w:t>
+            </w:r>
+          </w:p>
+        </w:tc>
+      </w:tr>
+      <w:tr>
+        <w:tc>
+          <w:tcPr>
+            <w:tcW w:type="pct" w:w="35%"/>
+            <w:shd w:color="F7F7F7" w:val="solid"/>
+            <w:tcMar>
+              <w:top w:type="dxa" w:w="80"/>
+              <w:left w:type="dxa" w:w="120"/>
+              <w:bottom w:type="dxa" w:w="80"/>
+              <w:right w:type="dxa" w:w="120"/>
+            </w:tcMar>
+          </w:tcPr>
+          <w:p>
+            <w:r>
+              <w:rPr>
+                <w:rFonts w:ascii="Calibri" w:cs="Calibri" w:eastAsia="Calibri" w:hAnsi="Calibri"/>
+                <w:b/>
+                <w:bCs/>
+                <w:sz w:val="20"/>
+                <w:szCs w:val="20"/>
+              </w:rPr>
+              <w:t xml:space="preserve">Sistem Koordinat</w:t>
+            </w:r>
+          </w:p>
+        </w:tc>
+        <w:tc>
+          <w:tcPr>
+            <w:tcW w:type="pct" w:w="65%"/>
+            <w:tcMar>
+              <w:top w:type="dxa" w:w="80"/>
+              <w:left w:type="dxa" w:w="120"/>
+              <w:bottom w:type="dxa" w:w="80"/>
+              <w:right w:type="dxa" w:w="120"/>
+            </w:tcMar>
+          </w:tcPr>
+          <w:p>
+            <w:r>
+              <w:rPr>
+                <w:rFonts w:ascii="Calibri" w:cs="Calibri" w:eastAsia="Calibri" w:hAnsi="Calibri"/>
+                <w:sz w:val="20"/>
+                <w:szCs w:val="20"/>
+              </w:rPr>
+              <w:t xml:space="preserve">WGS84 (EPSG:4326) atau UTM</w:t>
+            </w:r>
+          </w:p>
+        </w:tc>
+      </w:tr>
+    </w:tbl>
+    <w:p>
+      <w:pPr>
+        <w:spacing w:after="200" w:before="200"/>
       </w:pPr>
     </w:p>
     <w:p>
@@ -4009,7 +6074,7 @@
         <w:sz w:val="18"/>
         <w:szCs w:val="18"/>
       </w:rPr>
-      <w:t xml:space="preserve">PileMetric — Panduan Pengguna</w:t>
+      <w:t xml:space="preserve">PileMetric — Panduan Pengguna v1.1</w:t>
     </w:r>
   </w:p>
 </w:hdr>
@@ -4107,12 +6172,6 @@
       <w:start w:val="1"/>
       <w:numFmt w:val="decimal"/>
       <w:lvlText w:val="%1."/>
-      <w:lvlJc w:val="left"/>
-    </w:lvl>
-    <w:lvl w:ilvl="1" w15:tentative="1">
-      <w:start w:val="1"/>
-      <w:numFmt w:val="lowerLetter"/>
-      <w:lvlText w:val="%2."/>
       <w:lvlJc w:val="left"/>
     </w:lvl>
   </w:abstractNum>
@@ -4313,15 +6372,15 @@
     <w:basedOn w:val="Normal"/>
     <w:next w:val="Normal"/>
     <w:pPr>
-      <w:spacing w:after="200" w:before="400"/>
+      <w:spacing w:after="200" w:before="480"/>
     </w:pPr>
     <w:rPr>
       <w:rFonts w:ascii="Calibri" w:cs="Calibri" w:eastAsia="Calibri" w:hAnsi="Calibri"/>
       <w:b/>
       <w:bCs/>
       <w:color w:val="1A1A2E"/>
-      <w:sz w:val="32"/>
-      <w:szCs w:val="32"/>
+      <w:sz w:val="36"/>
+      <w:szCs w:val="36"/>
     </w:rPr>
   </w:style>
   <w:style w:type="paragraph" w:styleId="Heading2">
@@ -4329,15 +6388,15 @@
     <w:basedOn w:val="Normal"/>
     <w:next w:val="Normal"/>
     <w:pPr>
-      <w:spacing w:after="160" w:before="300"/>
+      <w:spacing w:after="160" w:before="320"/>
     </w:pPr>
     <w:rPr>
       <w:rFonts w:ascii="Calibri" w:cs="Calibri" w:eastAsia="Calibri" w:hAnsi="Calibri"/>
       <w:b/>
       <w:bCs/>
       <w:color w:val="E85D04"/>
-      <w:sz w:val="26"/>
-      <w:szCs w:val="26"/>
+      <w:sz w:val="28"/>
+      <w:szCs w:val="28"/>
     </w:rPr>
   </w:style>
   <w:style w:type="paragraph" w:styleId="Heading3">
@@ -4345,7 +6404,7 @@
     <w:basedOn w:val="Normal"/>
     <w:next w:val="Normal"/>
     <w:pPr>
-      <w:spacing w:after="100" w:before="200"/>
+      <w:spacing w:after="100" w:before="240"/>
     </w:pPr>
     <w:rPr>
       <w:rFonts w:ascii="Calibri" w:cs="Calibri" w:eastAsia="Calibri" w:hAnsi="Calibri"/>
